--- a/docs/manual/QRcode-tool-User-Manual-en.docx
+++ b/docs/manual/QRcode-tool-User-Manual-en.docx
@@ -8,7 +8,7 @@
           <w:noProof/>
         </w:rPr>
         <w:drawing>
-          <wp:anchor distT="0" distB="0" distL="0" distR="0" simplePos="0" relativeHeight="251657216" behindDoc="1" locked="0" layoutInCell="1" allowOverlap="1" wp14:anchorId="29270B34" wp14:editId="59E58828">
+          <wp:anchor distT="0" distB="0" distL="0" distR="0" simplePos="0" relativeHeight="251657216" behindDoc="1" locked="0" layoutInCell="1" allowOverlap="1" wp14:anchorId="329B6389" wp14:editId="0E465517">
             <wp:simplePos x="0" y="0"/>
             <wp:positionH relativeFrom="page">
               <wp:posOffset>0</wp:posOffset>
@@ -178,14 +178,15 @@
     </w:p>
     <w:sdt>
       <w:sdtPr>
+        <w:alias w:val="Contents"/>
+        <w:id w:val="729353030"/>
+      </w:sdtPr>
+      <w:sdtEndPr>
         <w:rPr>
           <w:b w:val="0"/>
           <w:bCs w:val="0"/>
         </w:rPr>
-        <w:alias w:val="Contents"/>
-        <w:id w:val="1219161515"/>
-      </w:sdtPr>
-      <w:sdtEndPr/>
+      </w:sdtEndPr>
       <w:sdtContent>
         <w:p>
           <w:pPr>
@@ -214,7 +215,7 @@
           <w:r>
             <w:fldChar w:fldCharType="separate"/>
           </w:r>
-          <w:hyperlink w:anchor="_Toc242998924" w:history="1">
+          <w:hyperlink w:anchor="_Toc243953703" w:history="1">
             <w:r>
               <w:rPr>
                 <w:rStyle w:val="a5"/>
@@ -238,7 +239,7 @@
               <w:rPr>
                 <w:noProof/>
               </w:rPr>
-              <w:instrText xml:space="preserve"> PAGEREF _Toc242998924 \h </w:instrText>
+              <w:instrText xml:space="preserve"> PAGEREF _Toc243953703 \h </w:instrText>
             </w:r>
             <w:r>
               <w:rPr>
@@ -281,7 +282,7 @@
               <w14:ligatures w14:val="standardContextual"/>
             </w:rPr>
           </w:pPr>
-          <w:hyperlink w:anchor="_Toc242998925" w:history="1">
+          <w:hyperlink w:anchor="_Toc243953704" w:history="1">
             <w:r>
               <w:rPr>
                 <w:rStyle w:val="a5"/>
@@ -305,7 +306,7 @@
               <w:rPr>
                 <w:noProof/>
               </w:rPr>
-              <w:instrText xml:space="preserve"> PAGEREF _Toc242998925 \h </w:instrText>
+              <w:instrText xml:space="preserve"> PAGEREF _Toc243953704 \h </w:instrText>
             </w:r>
             <w:r>
               <w:rPr>
@@ -348,7 +349,7 @@
               <w14:ligatures w14:val="standardContextual"/>
             </w:rPr>
           </w:pPr>
-          <w:hyperlink w:anchor="_Toc242998926" w:history="1">
+          <w:hyperlink w:anchor="_Toc243953705" w:history="1">
             <w:r>
               <w:rPr>
                 <w:rStyle w:val="a5"/>
@@ -372,7 +373,7 @@
               <w:rPr>
                 <w:noProof/>
               </w:rPr>
-              <w:instrText xml:space="preserve"> PAGEREF _Toc242998926 \h </w:instrText>
+              <w:instrText xml:space="preserve"> PAGEREF _Toc243953705 \h </w:instrText>
             </w:r>
             <w:r>
               <w:rPr>
@@ -415,7 +416,7 @@
               <w14:ligatures w14:val="standardContextual"/>
             </w:rPr>
           </w:pPr>
-          <w:hyperlink w:anchor="_Toc242998927" w:history="1">
+          <w:hyperlink w:anchor="_Toc243953706" w:history="1">
             <w:r>
               <w:rPr>
                 <w:rStyle w:val="a5"/>
@@ -439,7 +440,7 @@
               <w:rPr>
                 <w:noProof/>
               </w:rPr>
-              <w:instrText xml:space="preserve"> PAGEREF _Toc242998927 \h </w:instrText>
+              <w:instrText xml:space="preserve"> PAGEREF _Toc243953706 \h </w:instrText>
             </w:r>
             <w:r>
               <w:rPr>
@@ -482,7 +483,7 @@
               <w14:ligatures w14:val="standardContextual"/>
             </w:rPr>
           </w:pPr>
-          <w:hyperlink w:anchor="_Toc242998928" w:history="1">
+          <w:hyperlink w:anchor="_Toc243953707" w:history="1">
             <w:r>
               <w:rPr>
                 <w:rStyle w:val="a5"/>
@@ -506,7 +507,7 @@
               <w:rPr>
                 <w:noProof/>
               </w:rPr>
-              <w:instrText xml:space="preserve"> PAGEREF _Toc242998928 \h </w:instrText>
+              <w:instrText xml:space="preserve"> PAGEREF _Toc243953707 \h </w:instrText>
             </w:r>
             <w:r>
               <w:rPr>
@@ -551,7 +552,7 @@
               <w14:ligatures w14:val="standardContextual"/>
             </w:rPr>
           </w:pPr>
-          <w:hyperlink w:anchor="_Toc242998929" w:history="1">
+          <w:hyperlink w:anchor="_Toc243953708" w:history="1">
             <w:r>
               <w:rPr>
                 <w:rStyle w:val="a5"/>
@@ -575,7 +576,7 @@
               <w:rPr>
                 <w:noProof/>
               </w:rPr>
-              <w:instrText xml:space="preserve"> PAGEREF _Toc242998929 \h </w:instrText>
+              <w:instrText xml:space="preserve"> PAGEREF _Toc243953708 \h </w:instrText>
             </w:r>
             <w:r>
               <w:rPr>
@@ -618,7 +619,7 @@
               <w14:ligatures w14:val="standardContextual"/>
             </w:rPr>
           </w:pPr>
-          <w:hyperlink w:anchor="_Toc242998930" w:history="1">
+          <w:hyperlink w:anchor="_Toc243953709" w:history="1">
             <w:r>
               <w:rPr>
                 <w:rStyle w:val="a5"/>
@@ -642,7 +643,7 @@
               <w:rPr>
                 <w:noProof/>
               </w:rPr>
-              <w:instrText xml:space="preserve"> PAGEREF _Toc242998930 \h </w:instrText>
+              <w:instrText xml:space="preserve"> PAGEREF _Toc243953709 \h </w:instrText>
             </w:r>
             <w:r>
               <w:rPr>
@@ -685,7 +686,7 @@
               <w14:ligatures w14:val="standardContextual"/>
             </w:rPr>
           </w:pPr>
-          <w:hyperlink w:anchor="_Toc242998931" w:history="1">
+          <w:hyperlink w:anchor="_Toc243953710" w:history="1">
             <w:r>
               <w:rPr>
                 <w:rStyle w:val="a5"/>
@@ -709,7 +710,7 @@
               <w:rPr>
                 <w:noProof/>
               </w:rPr>
-              <w:instrText xml:space="preserve"> PAGEREF _Toc242998931 \h </w:instrText>
+              <w:instrText xml:space="preserve"> PAGEREF _Toc243953710 \h </w:instrText>
             </w:r>
             <w:r>
               <w:rPr>
@@ -752,7 +753,7 @@
               <w14:ligatures w14:val="standardContextual"/>
             </w:rPr>
           </w:pPr>
-          <w:hyperlink w:anchor="_Toc242998932" w:history="1">
+          <w:hyperlink w:anchor="_Toc243953711" w:history="1">
             <w:r>
               <w:rPr>
                 <w:rStyle w:val="a5"/>
@@ -776,7 +777,7 @@
               <w:rPr>
                 <w:noProof/>
               </w:rPr>
-              <w:instrText xml:space="preserve"> PAGEREF _Toc242998932 \h </w:instrText>
+              <w:instrText xml:space="preserve"> PAGEREF _Toc243953711 \h </w:instrText>
             </w:r>
             <w:r>
               <w:rPr>
@@ -819,7 +820,7 @@
               <w14:ligatures w14:val="standardContextual"/>
             </w:rPr>
           </w:pPr>
-          <w:hyperlink w:anchor="_Toc242998933" w:history="1">
+          <w:hyperlink w:anchor="_Toc243953712" w:history="1">
             <w:r>
               <w:rPr>
                 <w:rStyle w:val="a5"/>
@@ -843,7 +844,7 @@
               <w:rPr>
                 <w:noProof/>
               </w:rPr>
-              <w:instrText xml:space="preserve"> PAGEREF _Toc242998933 \h </w:instrText>
+              <w:instrText xml:space="preserve"> PAGEREF _Toc243953712 \h </w:instrText>
             </w:r>
             <w:r>
               <w:rPr>
@@ -886,7 +887,7 @@
               <w14:ligatures w14:val="standardContextual"/>
             </w:rPr>
           </w:pPr>
-          <w:hyperlink w:anchor="_Toc242998934" w:history="1">
+          <w:hyperlink w:anchor="_Toc243953713" w:history="1">
             <w:r>
               <w:rPr>
                 <w:rStyle w:val="a5"/>
@@ -910,7 +911,7 @@
               <w:rPr>
                 <w:noProof/>
               </w:rPr>
-              <w:instrText xml:space="preserve"> PAGEREF _Toc242998934 \h </w:instrText>
+              <w:instrText xml:space="preserve"> PAGEREF _Toc243953713 \h </w:instrText>
             </w:r>
             <w:r>
               <w:rPr>
@@ -955,7 +956,7 @@
               <w14:ligatures w14:val="standardContextual"/>
             </w:rPr>
           </w:pPr>
-          <w:hyperlink w:anchor="_Toc242998935" w:history="1">
+          <w:hyperlink w:anchor="_Toc243953714" w:history="1">
             <w:r>
               <w:rPr>
                 <w:rStyle w:val="a5"/>
@@ -979,7 +980,7 @@
               <w:rPr>
                 <w:noProof/>
               </w:rPr>
-              <w:instrText xml:space="preserve"> PAGEREF _Toc242998935 \h </w:instrText>
+              <w:instrText xml:space="preserve"> PAGEREF _Toc243953714 \h </w:instrText>
             </w:r>
             <w:r>
               <w:rPr>
@@ -1022,7 +1023,7 @@
               <w14:ligatures w14:val="standardContextual"/>
             </w:rPr>
           </w:pPr>
-          <w:hyperlink w:anchor="_Toc242998936" w:history="1">
+          <w:hyperlink w:anchor="_Toc243953715" w:history="1">
             <w:r>
               <w:rPr>
                 <w:rStyle w:val="a5"/>
@@ -1046,7 +1047,7 @@
               <w:rPr>
                 <w:noProof/>
               </w:rPr>
-              <w:instrText xml:space="preserve"> PAGEREF _Toc242998936 \h </w:instrText>
+              <w:instrText xml:space="preserve"> PAGEREF _Toc243953715 \h </w:instrText>
             </w:r>
             <w:r>
               <w:rPr>
@@ -1089,7 +1090,7 @@
               <w14:ligatures w14:val="standardContextual"/>
             </w:rPr>
           </w:pPr>
-          <w:hyperlink w:anchor="_Toc242998937" w:history="1">
+          <w:hyperlink w:anchor="_Toc243953716" w:history="1">
             <w:r>
               <w:rPr>
                 <w:rStyle w:val="a5"/>
@@ -1113,7 +1114,7 @@
               <w:rPr>
                 <w:noProof/>
               </w:rPr>
-              <w:instrText xml:space="preserve"> PAGEREF _Toc242998937 \h </w:instrText>
+              <w:instrText xml:space="preserve"> PAGEREF _Toc243953716 \h </w:instrText>
             </w:r>
             <w:r>
               <w:rPr>
@@ -1156,7 +1157,7 @@
               <w14:ligatures w14:val="standardContextual"/>
             </w:rPr>
           </w:pPr>
-          <w:hyperlink w:anchor="_Toc242998938" w:history="1">
+          <w:hyperlink w:anchor="_Toc243953717" w:history="1">
             <w:r>
               <w:rPr>
                 <w:rStyle w:val="a5"/>
@@ -1180,7 +1181,7 @@
               <w:rPr>
                 <w:noProof/>
               </w:rPr>
-              <w:instrText xml:space="preserve"> PAGEREF _Toc242998938 \h </w:instrText>
+              <w:instrText xml:space="preserve"> PAGEREF _Toc243953717 \h </w:instrText>
             </w:r>
             <w:r>
               <w:rPr>
@@ -1223,7 +1224,7 @@
               <w14:ligatures w14:val="standardContextual"/>
             </w:rPr>
           </w:pPr>
-          <w:hyperlink w:anchor="_Toc242998939" w:history="1">
+          <w:hyperlink w:anchor="_Toc243953718" w:history="1">
             <w:r>
               <w:rPr>
                 <w:rStyle w:val="a5"/>
@@ -1247,7 +1248,7 @@
               <w:rPr>
                 <w:noProof/>
               </w:rPr>
-              <w:instrText xml:space="preserve"> PAGEREF _Toc242998939 \h </w:instrText>
+              <w:instrText xml:space="preserve"> PAGEREF _Toc243953718 \h </w:instrText>
             </w:r>
             <w:r>
               <w:rPr>
@@ -1290,7 +1291,7 @@
               <w14:ligatures w14:val="standardContextual"/>
             </w:rPr>
           </w:pPr>
-          <w:hyperlink w:anchor="_Toc242998940" w:history="1">
+          <w:hyperlink w:anchor="_Toc243953719" w:history="1">
             <w:r>
               <w:rPr>
                 <w:rStyle w:val="a5"/>
@@ -1314,7 +1315,7 @@
               <w:rPr>
                 <w:noProof/>
               </w:rPr>
-              <w:instrText xml:space="preserve"> PAGEREF _Toc242998940 \h </w:instrText>
+              <w:instrText xml:space="preserve"> PAGEREF _Toc243953719 \h </w:instrText>
             </w:r>
             <w:r>
               <w:rPr>
@@ -1359,7 +1360,7 @@
               <w14:ligatures w14:val="standardContextual"/>
             </w:rPr>
           </w:pPr>
-          <w:hyperlink w:anchor="_Toc242998941" w:history="1">
+          <w:hyperlink w:anchor="_Toc243953720" w:history="1">
             <w:r>
               <w:rPr>
                 <w:rStyle w:val="a5"/>
@@ -1383,7 +1384,7 @@
               <w:rPr>
                 <w:noProof/>
               </w:rPr>
-              <w:instrText xml:space="preserve"> PAGEREF _Toc242998941 \h </w:instrText>
+              <w:instrText xml:space="preserve"> PAGEREF _Toc243953720 \h </w:instrText>
             </w:r>
             <w:r>
               <w:rPr>
@@ -1426,7 +1427,7 @@
               <w14:ligatures w14:val="standardContextual"/>
             </w:rPr>
           </w:pPr>
-          <w:hyperlink w:anchor="_Toc242998942" w:history="1">
+          <w:hyperlink w:anchor="_Toc243953721" w:history="1">
             <w:r>
               <w:rPr>
                 <w:rStyle w:val="a5"/>
@@ -1450,7 +1451,7 @@
               <w:rPr>
                 <w:noProof/>
               </w:rPr>
-              <w:instrText xml:space="preserve"> PAGEREF _Toc242998942 \h </w:instrText>
+              <w:instrText xml:space="preserve"> PAGEREF _Toc243953721 \h </w:instrText>
             </w:r>
             <w:r>
               <w:rPr>
@@ -1493,7 +1494,7 @@
               <w14:ligatures w14:val="standardContextual"/>
             </w:rPr>
           </w:pPr>
-          <w:hyperlink w:anchor="_Toc242998943" w:history="1">
+          <w:hyperlink w:anchor="_Toc243953722" w:history="1">
             <w:r>
               <w:rPr>
                 <w:rStyle w:val="a5"/>
@@ -1517,7 +1518,7 @@
               <w:rPr>
                 <w:noProof/>
               </w:rPr>
-              <w:instrText xml:space="preserve"> PAGEREF _Toc242998943 \h </w:instrText>
+              <w:instrText xml:space="preserve"> PAGEREF _Toc243953722 \h </w:instrText>
             </w:r>
             <w:r>
               <w:rPr>
@@ -1560,7 +1561,7 @@
               <w14:ligatures w14:val="standardContextual"/>
             </w:rPr>
           </w:pPr>
-          <w:hyperlink w:anchor="_Toc242998944" w:history="1">
+          <w:hyperlink w:anchor="_Toc243953723" w:history="1">
             <w:r>
               <w:rPr>
                 <w:rStyle w:val="a5"/>
@@ -1584,7 +1585,7 @@
               <w:rPr>
                 <w:noProof/>
               </w:rPr>
-              <w:instrText xml:space="preserve"> PAGEREF _Toc242998944 \h </w:instrText>
+              <w:instrText xml:space="preserve"> PAGEREF _Toc243953723 \h </w:instrText>
             </w:r>
             <w:r>
               <w:rPr>
@@ -1627,7 +1628,7 @@
               <w14:ligatures w14:val="standardContextual"/>
             </w:rPr>
           </w:pPr>
-          <w:hyperlink w:anchor="_Toc242998945" w:history="1">
+          <w:hyperlink w:anchor="_Toc243953724" w:history="1">
             <w:r>
               <w:rPr>
                 <w:rStyle w:val="a5"/>
@@ -1651,7 +1652,7 @@
               <w:rPr>
                 <w:noProof/>
               </w:rPr>
-              <w:instrText xml:space="preserve"> PAGEREF _Toc242998945 \h </w:instrText>
+              <w:instrText xml:space="preserve"> PAGEREF _Toc243953724 \h </w:instrText>
             </w:r>
             <w:r>
               <w:rPr>
@@ -1694,7 +1695,7 @@
               <w14:ligatures w14:val="standardContextual"/>
             </w:rPr>
           </w:pPr>
-          <w:hyperlink w:anchor="_Toc242998946" w:history="1">
+          <w:hyperlink w:anchor="_Toc243953725" w:history="1">
             <w:r>
               <w:rPr>
                 <w:rStyle w:val="a5"/>
@@ -1718,7 +1719,7 @@
               <w:rPr>
                 <w:noProof/>
               </w:rPr>
-              <w:instrText xml:space="preserve"> PAGEREF _Toc242998946 \h </w:instrText>
+              <w:instrText xml:space="preserve"> PAGEREF _Toc243953725 \h </w:instrText>
             </w:r>
             <w:r>
               <w:rPr>
@@ -1763,7 +1764,7 @@
               <w14:ligatures w14:val="standardContextual"/>
             </w:rPr>
           </w:pPr>
-          <w:hyperlink w:anchor="_Toc242998947" w:history="1">
+          <w:hyperlink w:anchor="_Toc243953726" w:history="1">
             <w:r>
               <w:rPr>
                 <w:rStyle w:val="a5"/>
@@ -1787,7 +1788,7 @@
               <w:rPr>
                 <w:noProof/>
               </w:rPr>
-              <w:instrText xml:space="preserve"> PAGEREF _Toc242998947 \h </w:instrText>
+              <w:instrText xml:space="preserve"> PAGEREF _Toc243953726 \h </w:instrText>
             </w:r>
             <w:r>
               <w:rPr>
@@ -1830,7 +1831,7 @@
               <w14:ligatures w14:val="standardContextual"/>
             </w:rPr>
           </w:pPr>
-          <w:hyperlink w:anchor="_Toc242998948" w:history="1">
+          <w:hyperlink w:anchor="_Toc243953727" w:history="1">
             <w:r>
               <w:rPr>
                 <w:rStyle w:val="a5"/>
@@ -1854,7 +1855,7 @@
               <w:rPr>
                 <w:noProof/>
               </w:rPr>
-              <w:instrText xml:space="preserve"> PAGEREF _Toc242998948 \h </w:instrText>
+              <w:instrText xml:space="preserve"> PAGEREF _Toc243953727 \h </w:instrText>
             </w:r>
             <w:r>
               <w:rPr>
@@ -1897,7 +1898,7 @@
               <w14:ligatures w14:val="standardContextual"/>
             </w:rPr>
           </w:pPr>
-          <w:hyperlink w:anchor="_Toc242998949" w:history="1">
+          <w:hyperlink w:anchor="_Toc243953728" w:history="1">
             <w:r>
               <w:rPr>
                 <w:rStyle w:val="a5"/>
@@ -1921,7 +1922,7 @@
               <w:rPr>
                 <w:noProof/>
               </w:rPr>
-              <w:instrText xml:space="preserve"> PAGEREF _Toc242998949 \h </w:instrText>
+              <w:instrText xml:space="preserve"> PAGEREF _Toc243953728 \h </w:instrText>
             </w:r>
             <w:r>
               <w:rPr>
@@ -1964,7 +1965,7 @@
               <w14:ligatures w14:val="standardContextual"/>
             </w:rPr>
           </w:pPr>
-          <w:hyperlink w:anchor="_Toc242998950" w:history="1">
+          <w:hyperlink w:anchor="_Toc243953729" w:history="1">
             <w:r>
               <w:rPr>
                 <w:rStyle w:val="a5"/>
@@ -1988,7 +1989,7 @@
               <w:rPr>
                 <w:noProof/>
               </w:rPr>
-              <w:instrText xml:space="preserve"> PAGEREF _Toc242998950 \h </w:instrText>
+              <w:instrText xml:space="preserve"> PAGEREF _Toc243953729 \h </w:instrText>
             </w:r>
             <w:r>
               <w:rPr>
@@ -2031,7 +2032,7 @@
               <w14:ligatures w14:val="standardContextual"/>
             </w:rPr>
           </w:pPr>
-          <w:hyperlink w:anchor="_Toc242998951" w:history="1">
+          <w:hyperlink w:anchor="_Toc243953730" w:history="1">
             <w:r>
               <w:rPr>
                 <w:rStyle w:val="a5"/>
@@ -2055,7 +2056,7 @@
               <w:rPr>
                 <w:noProof/>
               </w:rPr>
-              <w:instrText xml:space="preserve"> PAGEREF _Toc242998951 \h </w:instrText>
+              <w:instrText xml:space="preserve"> PAGEREF _Toc243953730 \h </w:instrText>
             </w:r>
             <w:r>
               <w:rPr>
@@ -2098,7 +2099,7 @@
               <w14:ligatures w14:val="standardContextual"/>
             </w:rPr>
           </w:pPr>
-          <w:hyperlink w:anchor="_Toc242998952" w:history="1">
+          <w:hyperlink w:anchor="_Toc243953731" w:history="1">
             <w:r>
               <w:rPr>
                 <w:rStyle w:val="a5"/>
@@ -2122,7 +2123,7 @@
               <w:rPr>
                 <w:noProof/>
               </w:rPr>
-              <w:instrText xml:space="preserve"> PAGEREF _Toc242998952 \h </w:instrText>
+              <w:instrText xml:space="preserve"> PAGEREF _Toc243953731 \h </w:instrText>
             </w:r>
             <w:r>
               <w:rPr>
@@ -2165,7 +2166,7 @@
               <w14:ligatures w14:val="standardContextual"/>
             </w:rPr>
           </w:pPr>
-          <w:hyperlink w:anchor="_Toc242998953" w:history="1">
+          <w:hyperlink w:anchor="_Toc243953732" w:history="1">
             <w:r>
               <w:rPr>
                 <w:rStyle w:val="a5"/>
@@ -2189,7 +2190,7 @@
               <w:rPr>
                 <w:noProof/>
               </w:rPr>
-              <w:instrText xml:space="preserve"> PAGEREF _Toc242998953 \h </w:instrText>
+              <w:instrText xml:space="preserve"> PAGEREF _Toc243953732 \h </w:instrText>
             </w:r>
             <w:r>
               <w:rPr>
@@ -2234,7 +2235,7 @@
               <w14:ligatures w14:val="standardContextual"/>
             </w:rPr>
           </w:pPr>
-          <w:hyperlink w:anchor="_Toc242998954" w:history="1">
+          <w:hyperlink w:anchor="_Toc243953733" w:history="1">
             <w:r>
               <w:rPr>
                 <w:rStyle w:val="a5"/>
@@ -2258,7 +2259,7 @@
               <w:rPr>
                 <w:noProof/>
               </w:rPr>
-              <w:instrText xml:space="preserve"> PAGEREF _Toc242998954 \h </w:instrText>
+              <w:instrText xml:space="preserve"> PAGEREF _Toc243953733 \h </w:instrText>
             </w:r>
             <w:r>
               <w:rPr>
@@ -2301,7 +2302,7 @@
               <w14:ligatures w14:val="standardContextual"/>
             </w:rPr>
           </w:pPr>
-          <w:hyperlink w:anchor="_Toc242998955" w:history="1">
+          <w:hyperlink w:anchor="_Toc243953734" w:history="1">
             <w:r>
               <w:rPr>
                 <w:rStyle w:val="a5"/>
@@ -2325,7 +2326,7 @@
               <w:rPr>
                 <w:noProof/>
               </w:rPr>
-              <w:instrText xml:space="preserve"> PAGEREF _Toc242998955 \h </w:instrText>
+              <w:instrText xml:space="preserve"> PAGEREF _Toc243953734 \h </w:instrText>
             </w:r>
             <w:r>
               <w:rPr>
@@ -2368,7 +2369,7 @@
               <w14:ligatures w14:val="standardContextual"/>
             </w:rPr>
           </w:pPr>
-          <w:hyperlink w:anchor="_Toc242998956" w:history="1">
+          <w:hyperlink w:anchor="_Toc243953735" w:history="1">
             <w:r>
               <w:rPr>
                 <w:rStyle w:val="a5"/>
@@ -2392,7 +2393,7 @@
               <w:rPr>
                 <w:noProof/>
               </w:rPr>
-              <w:instrText xml:space="preserve"> PAGEREF _Toc242998956 \h </w:instrText>
+              <w:instrText xml:space="preserve"> PAGEREF _Toc243953735 \h </w:instrText>
             </w:r>
             <w:r>
               <w:rPr>
@@ -2435,7 +2436,7 @@
               <w14:ligatures w14:val="standardContextual"/>
             </w:rPr>
           </w:pPr>
-          <w:hyperlink w:anchor="_Toc242998957" w:history="1">
+          <w:hyperlink w:anchor="_Toc243953736" w:history="1">
             <w:r>
               <w:rPr>
                 <w:rStyle w:val="a5"/>
@@ -2459,7 +2460,7 @@
               <w:rPr>
                 <w:noProof/>
               </w:rPr>
-              <w:instrText xml:space="preserve"> PAGEREF _Toc242998957 \h </w:instrText>
+              <w:instrText xml:space="preserve"> PAGEREF _Toc243953736 \h </w:instrText>
             </w:r>
             <w:r>
               <w:rPr>
@@ -2502,7 +2503,7 @@
               <w14:ligatures w14:val="standardContextual"/>
             </w:rPr>
           </w:pPr>
-          <w:hyperlink w:anchor="_Toc242998958" w:history="1">
+          <w:hyperlink w:anchor="_Toc243953737" w:history="1">
             <w:r>
               <w:rPr>
                 <w:rStyle w:val="a5"/>
@@ -2526,7 +2527,7 @@
               <w:rPr>
                 <w:noProof/>
               </w:rPr>
-              <w:instrText xml:space="preserve"> PAGEREF _Toc242998958 \h </w:instrText>
+              <w:instrText xml:space="preserve"> PAGEREF _Toc243953737 \h </w:instrText>
             </w:r>
             <w:r>
               <w:rPr>
@@ -2569,7 +2570,7 @@
               <w14:ligatures w14:val="standardContextual"/>
             </w:rPr>
           </w:pPr>
-          <w:hyperlink w:anchor="_Toc242998959" w:history="1">
+          <w:hyperlink w:anchor="_Toc243953738" w:history="1">
             <w:r>
               <w:rPr>
                 <w:rStyle w:val="a5"/>
@@ -2593,7 +2594,7 @@
               <w:rPr>
                 <w:noProof/>
               </w:rPr>
-              <w:instrText xml:space="preserve"> PAGEREF _Toc242998959 \h </w:instrText>
+              <w:instrText xml:space="preserve"> PAGEREF _Toc243953738 \h </w:instrText>
             </w:r>
             <w:r>
               <w:rPr>
@@ -2638,7 +2639,7 @@
               <w14:ligatures w14:val="standardContextual"/>
             </w:rPr>
           </w:pPr>
-          <w:hyperlink w:anchor="_Toc242998960" w:history="1">
+          <w:hyperlink w:anchor="_Toc243953739" w:history="1">
             <w:r>
               <w:rPr>
                 <w:rStyle w:val="a5"/>
@@ -2662,7 +2663,7 @@
               <w:rPr>
                 <w:noProof/>
               </w:rPr>
-              <w:instrText xml:space="preserve"> PAGEREF _Toc242998960 \h </w:instrText>
+              <w:instrText xml:space="preserve"> PAGEREF _Toc243953739 \h </w:instrText>
             </w:r>
             <w:r>
               <w:rPr>
@@ -2705,7 +2706,7 @@
               <w14:ligatures w14:val="standardContextual"/>
             </w:rPr>
           </w:pPr>
-          <w:hyperlink w:anchor="_Toc242998961" w:history="1">
+          <w:hyperlink w:anchor="_Toc243953740" w:history="1">
             <w:r>
               <w:rPr>
                 <w:rStyle w:val="a5"/>
@@ -2729,7 +2730,7 @@
               <w:rPr>
                 <w:noProof/>
               </w:rPr>
-              <w:instrText xml:space="preserve"> PAGEREF _Toc242998961 \h </w:instrText>
+              <w:instrText xml:space="preserve"> PAGEREF _Toc243953740 \h </w:instrText>
             </w:r>
             <w:r>
               <w:rPr>
@@ -2772,7 +2773,7 @@
               <w14:ligatures w14:val="standardContextual"/>
             </w:rPr>
           </w:pPr>
-          <w:hyperlink w:anchor="_Toc242998962" w:history="1">
+          <w:hyperlink w:anchor="_Toc243953741" w:history="1">
             <w:r>
               <w:rPr>
                 <w:rStyle w:val="a5"/>
@@ -2796,7 +2797,7 @@
               <w:rPr>
                 <w:noProof/>
               </w:rPr>
-              <w:instrText xml:space="preserve"> PAGEREF _Toc242998962 \h </w:instrText>
+              <w:instrText xml:space="preserve"> PAGEREF _Toc243953741 \h </w:instrText>
             </w:r>
             <w:r>
               <w:rPr>
@@ -2839,7 +2840,7 @@
               <w14:ligatures w14:val="standardContextual"/>
             </w:rPr>
           </w:pPr>
-          <w:hyperlink w:anchor="_Toc242998963" w:history="1">
+          <w:hyperlink w:anchor="_Toc243953742" w:history="1">
             <w:r>
               <w:rPr>
                 <w:rStyle w:val="a5"/>
@@ -2863,7 +2864,7 @@
               <w:rPr>
                 <w:noProof/>
               </w:rPr>
-              <w:instrText xml:space="preserve"> PAGEREF _Toc242998963 \h </w:instrText>
+              <w:instrText xml:space="preserve"> PAGEREF _Toc243953742 \h </w:instrText>
             </w:r>
             <w:r>
               <w:rPr>
@@ -2906,7 +2907,7 @@
               <w14:ligatures w14:val="standardContextual"/>
             </w:rPr>
           </w:pPr>
-          <w:hyperlink w:anchor="_Toc242998964" w:history="1">
+          <w:hyperlink w:anchor="_Toc243953743" w:history="1">
             <w:r>
               <w:rPr>
                 <w:rStyle w:val="a5"/>
@@ -2930,7 +2931,7 @@
               <w:rPr>
                 <w:noProof/>
               </w:rPr>
-              <w:instrText xml:space="preserve"> PAGEREF _Toc242998964 \h </w:instrText>
+              <w:instrText xml:space="preserve"> PAGEREF _Toc243953743 \h </w:instrText>
             </w:r>
             <w:r>
               <w:rPr>
@@ -2973,7 +2974,7 @@
               <w14:ligatures w14:val="standardContextual"/>
             </w:rPr>
           </w:pPr>
-          <w:hyperlink w:anchor="_Toc242998965" w:history="1">
+          <w:hyperlink w:anchor="_Toc243953744" w:history="1">
             <w:r>
               <w:rPr>
                 <w:rStyle w:val="a5"/>
@@ -2997,7 +2998,7 @@
               <w:rPr>
                 <w:noProof/>
               </w:rPr>
-              <w:instrText xml:space="preserve"> PAGEREF _Toc242998965 \h </w:instrText>
+              <w:instrText xml:space="preserve"> PAGEREF _Toc243953744 \h </w:instrText>
             </w:r>
             <w:r>
               <w:rPr>
@@ -3042,7 +3043,7 @@
               <w14:ligatures w14:val="standardContextual"/>
             </w:rPr>
           </w:pPr>
-          <w:hyperlink w:anchor="_Toc242998966" w:history="1">
+          <w:hyperlink w:anchor="_Toc243953745" w:history="1">
             <w:r>
               <w:rPr>
                 <w:rStyle w:val="a5"/>
@@ -3066,7 +3067,7 @@
               <w:rPr>
                 <w:noProof/>
               </w:rPr>
-              <w:instrText xml:space="preserve"> PAGEREF _Toc242998966 \h </w:instrText>
+              <w:instrText xml:space="preserve"> PAGEREF _Toc243953745 \h </w:instrText>
             </w:r>
             <w:r>
               <w:rPr>
@@ -3109,7 +3110,7 @@
               <w14:ligatures w14:val="standardContextual"/>
             </w:rPr>
           </w:pPr>
-          <w:hyperlink w:anchor="_Toc242998967" w:history="1">
+          <w:hyperlink w:anchor="_Toc243953746" w:history="1">
             <w:r>
               <w:rPr>
                 <w:rStyle w:val="a5"/>
@@ -3133,7 +3134,7 @@
               <w:rPr>
                 <w:noProof/>
               </w:rPr>
-              <w:instrText xml:space="preserve"> PAGEREF _Toc242998967 \h </w:instrText>
+              <w:instrText xml:space="preserve"> PAGEREF _Toc243953746 \h </w:instrText>
             </w:r>
             <w:r>
               <w:rPr>
@@ -3178,7 +3179,7 @@
               <w14:ligatures w14:val="standardContextual"/>
             </w:rPr>
           </w:pPr>
-          <w:hyperlink w:anchor="_Toc242998968" w:history="1">
+          <w:hyperlink w:anchor="_Toc243953747" w:history="1">
             <w:r>
               <w:rPr>
                 <w:rStyle w:val="a5"/>
@@ -3202,7 +3203,7 @@
               <w:rPr>
                 <w:noProof/>
               </w:rPr>
-              <w:instrText xml:space="preserve"> PAGEREF _Toc242998968 \h </w:instrText>
+              <w:instrText xml:space="preserve"> PAGEREF _Toc243953747 \h </w:instrText>
             </w:r>
             <w:r>
               <w:rPr>
@@ -3245,7 +3246,7 @@
               <w14:ligatures w14:val="standardContextual"/>
             </w:rPr>
           </w:pPr>
-          <w:hyperlink w:anchor="_Toc242998969" w:history="1">
+          <w:hyperlink w:anchor="_Toc243953748" w:history="1">
             <w:r>
               <w:rPr>
                 <w:rStyle w:val="a5"/>
@@ -3269,7 +3270,7 @@
               <w:rPr>
                 <w:noProof/>
               </w:rPr>
-              <w:instrText xml:space="preserve"> PAGEREF _Toc242998969 \h </w:instrText>
+              <w:instrText xml:space="preserve"> PAGEREF _Toc243953748 \h </w:instrText>
             </w:r>
             <w:r>
               <w:rPr>
@@ -3312,7 +3313,7 @@
               <w14:ligatures w14:val="standardContextual"/>
             </w:rPr>
           </w:pPr>
-          <w:hyperlink w:anchor="_Toc242998970" w:history="1">
+          <w:hyperlink w:anchor="_Toc243953749" w:history="1">
             <w:r>
               <w:rPr>
                 <w:rStyle w:val="a5"/>
@@ -3336,7 +3337,7 @@
               <w:rPr>
                 <w:noProof/>
               </w:rPr>
-              <w:instrText xml:space="preserve"> PAGEREF _Toc242998970 \h </w:instrText>
+              <w:instrText xml:space="preserve"> PAGEREF _Toc243953749 \h </w:instrText>
             </w:r>
             <w:r>
               <w:rPr>
@@ -3379,7 +3380,7 @@
               <w14:ligatures w14:val="standardContextual"/>
             </w:rPr>
           </w:pPr>
-          <w:hyperlink w:anchor="_Toc242998971" w:history="1">
+          <w:hyperlink w:anchor="_Toc243953750" w:history="1">
             <w:r>
               <w:rPr>
                 <w:rStyle w:val="a5"/>
@@ -3403,7 +3404,7 @@
               <w:rPr>
                 <w:noProof/>
               </w:rPr>
-              <w:instrText xml:space="preserve"> PAGEREF _Toc242998971 \h </w:instrText>
+              <w:instrText xml:space="preserve"> PAGEREF _Toc243953750 \h </w:instrText>
             </w:r>
             <w:r>
               <w:rPr>
@@ -3446,7 +3447,7 @@
               <w14:ligatures w14:val="standardContextual"/>
             </w:rPr>
           </w:pPr>
-          <w:hyperlink w:anchor="_Toc242998972" w:history="1">
+          <w:hyperlink w:anchor="_Toc243953751" w:history="1">
             <w:r>
               <w:rPr>
                 <w:rStyle w:val="a5"/>
@@ -3470,7 +3471,7 @@
               <w:rPr>
                 <w:noProof/>
               </w:rPr>
-              <w:instrText xml:space="preserve"> PAGEREF _Toc242998972 \h </w:instrText>
+              <w:instrText xml:space="preserve"> PAGEREF _Toc243953751 \h </w:instrText>
             </w:r>
             <w:r>
               <w:rPr>
@@ -3513,7 +3514,7 @@
               <w14:ligatures w14:val="standardContextual"/>
             </w:rPr>
           </w:pPr>
-          <w:hyperlink w:anchor="_Toc242998973" w:history="1">
+          <w:hyperlink w:anchor="_Toc243953752" w:history="1">
             <w:r>
               <w:rPr>
                 <w:rStyle w:val="a5"/>
@@ -3537,7 +3538,7 @@
               <w:rPr>
                 <w:noProof/>
               </w:rPr>
-              <w:instrText xml:space="preserve"> PAGEREF _Toc242998973 \h </w:instrText>
+              <w:instrText xml:space="preserve"> PAGEREF _Toc243953752 \h </w:instrText>
             </w:r>
             <w:r>
               <w:rPr>
@@ -3580,7 +3581,7 @@
               <w14:ligatures w14:val="standardContextual"/>
             </w:rPr>
           </w:pPr>
-          <w:hyperlink w:anchor="_Toc242998974" w:history="1">
+          <w:hyperlink w:anchor="_Toc243953753" w:history="1">
             <w:r>
               <w:rPr>
                 <w:rStyle w:val="a5"/>
@@ -3604,7 +3605,7 @@
               <w:rPr>
                 <w:noProof/>
               </w:rPr>
-              <w:instrText xml:space="preserve"> PAGEREF _Toc242998974 \h </w:instrText>
+              <w:instrText xml:space="preserve"> PAGEREF _Toc243953753 \h </w:instrText>
             </w:r>
             <w:r>
               <w:rPr>
@@ -3649,7 +3650,7 @@
               <w14:ligatures w14:val="standardContextual"/>
             </w:rPr>
           </w:pPr>
-          <w:hyperlink w:anchor="_Toc242998975" w:history="1">
+          <w:hyperlink w:anchor="_Toc243953754" w:history="1">
             <w:r>
               <w:rPr>
                 <w:rStyle w:val="a5"/>
@@ -3673,7 +3674,7 @@
               <w:rPr>
                 <w:noProof/>
               </w:rPr>
-              <w:instrText xml:space="preserve"> PAGEREF _Toc242998975 \h </w:instrText>
+              <w:instrText xml:space="preserve"> PAGEREF _Toc243953754 \h </w:instrText>
             </w:r>
             <w:r>
               <w:rPr>
@@ -3716,7 +3717,7 @@
               <w14:ligatures w14:val="standardContextual"/>
             </w:rPr>
           </w:pPr>
-          <w:hyperlink w:anchor="_Toc242998976" w:history="1">
+          <w:hyperlink w:anchor="_Toc243953755" w:history="1">
             <w:r>
               <w:rPr>
                 <w:rStyle w:val="a5"/>
@@ -3740,7 +3741,7 @@
               <w:rPr>
                 <w:noProof/>
               </w:rPr>
-              <w:instrText xml:space="preserve"> PAGEREF _Toc242998976 \h </w:instrText>
+              <w:instrText xml:space="preserve"> PAGEREF _Toc243953755 \h </w:instrText>
             </w:r>
             <w:r>
               <w:rPr>
@@ -3783,7 +3784,7 @@
               <w14:ligatures w14:val="standardContextual"/>
             </w:rPr>
           </w:pPr>
-          <w:hyperlink w:anchor="_Toc242998977" w:history="1">
+          <w:hyperlink w:anchor="_Toc243953756" w:history="1">
             <w:r>
               <w:rPr>
                 <w:rStyle w:val="a5"/>
@@ -3807,7 +3808,7 @@
               <w:rPr>
                 <w:noProof/>
               </w:rPr>
-              <w:instrText xml:space="preserve"> PAGEREF _Toc242998977 \h </w:instrText>
+              <w:instrText xml:space="preserve"> PAGEREF _Toc243953756 \h </w:instrText>
             </w:r>
             <w:r>
               <w:rPr>
@@ -3850,7 +3851,7 @@
               <w14:ligatures w14:val="standardContextual"/>
             </w:rPr>
           </w:pPr>
-          <w:hyperlink w:anchor="_Toc242998978" w:history="1">
+          <w:hyperlink w:anchor="_Toc243953757" w:history="1">
             <w:r>
               <w:rPr>
                 <w:rStyle w:val="a5"/>
@@ -3874,7 +3875,7 @@
               <w:rPr>
                 <w:noProof/>
               </w:rPr>
-              <w:instrText xml:space="preserve"> PAGEREF _Toc242998978 \h </w:instrText>
+              <w:instrText xml:space="preserve"> PAGEREF _Toc243953757 \h </w:instrText>
             </w:r>
             <w:r>
               <w:rPr>
@@ -3917,7 +3918,7 @@
               <w14:ligatures w14:val="standardContextual"/>
             </w:rPr>
           </w:pPr>
-          <w:hyperlink w:anchor="_Toc242998979" w:history="1">
+          <w:hyperlink w:anchor="_Toc243953758" w:history="1">
             <w:r>
               <w:rPr>
                 <w:rStyle w:val="a5"/>
@@ -3941,7 +3942,7 @@
               <w:rPr>
                 <w:noProof/>
               </w:rPr>
-              <w:instrText xml:space="preserve"> PAGEREF _Toc242998979 \h </w:instrText>
+              <w:instrText xml:space="preserve"> PAGEREF _Toc243953758 \h </w:instrText>
             </w:r>
             <w:r>
               <w:rPr>
@@ -3986,7 +3987,7 @@
               <w14:ligatures w14:val="standardContextual"/>
             </w:rPr>
           </w:pPr>
-          <w:hyperlink w:anchor="_Toc242998980" w:history="1">
+          <w:hyperlink w:anchor="_Toc243953759" w:history="1">
             <w:r>
               <w:rPr>
                 <w:rStyle w:val="a5"/>
@@ -4010,7 +4011,7 @@
               <w:rPr>
                 <w:noProof/>
               </w:rPr>
-              <w:instrText xml:space="preserve"> PAGEREF _Toc242998980 \h </w:instrText>
+              <w:instrText xml:space="preserve"> PAGEREF _Toc243953759 \h </w:instrText>
             </w:r>
             <w:r>
               <w:rPr>
@@ -4055,7 +4056,7 @@
               <w14:ligatures w14:val="standardContextual"/>
             </w:rPr>
           </w:pPr>
-          <w:hyperlink w:anchor="_Toc242998981" w:history="1">
+          <w:hyperlink w:anchor="_Toc243953760" w:history="1">
             <w:r>
               <w:rPr>
                 <w:rStyle w:val="a5"/>
@@ -4079,7 +4080,7 @@
               <w:rPr>
                 <w:noProof/>
               </w:rPr>
-              <w:instrText xml:space="preserve"> PAGEREF _Toc242998981 \h </w:instrText>
+              <w:instrText xml:space="preserve"> PAGEREF _Toc243953760 \h </w:instrText>
             </w:r>
             <w:r>
               <w:rPr>
@@ -4124,7 +4125,7 @@
               <w14:ligatures w14:val="standardContextual"/>
             </w:rPr>
           </w:pPr>
-          <w:hyperlink w:anchor="_Toc242998982" w:history="1">
+          <w:hyperlink w:anchor="_Toc243953761" w:history="1">
             <w:r>
               <w:rPr>
                 <w:rStyle w:val="a5"/>
@@ -4148,7 +4149,7 @@
               <w:rPr>
                 <w:noProof/>
               </w:rPr>
-              <w:instrText xml:space="preserve"> PAGEREF _Toc242998982 \h </w:instrText>
+              <w:instrText xml:space="preserve"> PAGEREF _Toc243953761 \h </w:instrText>
             </w:r>
             <w:r>
               <w:rPr>
@@ -4217,7 +4218,7 @@
       <w:pPr>
         <w:pStyle w:val="1"/>
       </w:pPr>
-      <w:bookmarkStart w:id="0" w:name="_Toc242998924"/>
+      <w:bookmarkStart w:id="0" w:name="_Toc243953703"/>
       <w:r>
         <w:t>1 Introducing QRcode tool</w:t>
       </w:r>
@@ -4237,7 +4238,19 @@
           <w:bdr w:val="single" w:sz="4" w:space="0" w:color="C3C9D4"/>
           <w:shd w:val="clear" w:color="auto" w:fill="F1F3F7"/>
         </w:rPr>
-        <w:t> Enter </w:t>
+        <w:t> </w:t>
+      </w:r>
+      <w:r>
+        <w:rPr>
+          <w:b/>
+          <w:bCs/>
+          <w:color w:val="2B3140"/>
+          <w:sz w:val="18"/>
+          <w:szCs w:val="18"/>
+          <w:bdr w:val="single" w:sz="4" w:space="0" w:color="C3C9D4"/>
+          <w:shd w:val="clear" w:color="auto" w:fill="F1F3F7"/>
+        </w:rPr>
+        <w:t>Enter </w:t>
       </w:r>
       <w:r>
         <w:t xml:space="preserve"> or click the label to open the link, join the Wi-Fi network or save the contact.</w:t>
@@ -4252,7 +4265,7 @@
       <w:pPr>
         <w:pStyle w:val="2"/>
       </w:pPr>
-      <w:bookmarkStart w:id="1" w:name="_Toc242998925"/>
+      <w:bookmarkStart w:id="1" w:name="_Toc243953704"/>
       <w:r>
         <w:t>1.1 Main features</w:t>
       </w:r>
@@ -4281,6 +4294,12 @@
         <w:gridCol w:w="6881"/>
       </w:tblGrid>
       <w:tr>
+        <w:tblPrEx>
+          <w:tblCellMar>
+            <w:top w:w="0" w:type="dxa"/>
+            <w:bottom w:w="0" w:type="dxa"/>
+          </w:tblCellMar>
+        </w:tblPrEx>
         <w:trPr>
           <w:cantSplit/>
           <w:tblHeader/>
@@ -4343,6 +4362,12 @@
         </w:tc>
       </w:tr>
       <w:tr>
+        <w:tblPrEx>
+          <w:tblCellMar>
+            <w:top w:w="0" w:type="dxa"/>
+            <w:bottom w:w="0" w:type="dxa"/>
+          </w:tblCellMar>
+        </w:tblPrEx>
         <w:trPr>
           <w:cantSplit/>
         </w:trPr>
@@ -4396,6 +4421,12 @@
         </w:tc>
       </w:tr>
       <w:tr>
+        <w:tblPrEx>
+          <w:tblCellMar>
+            <w:top w:w="0" w:type="dxa"/>
+            <w:bottom w:w="0" w:type="dxa"/>
+          </w:tblCellMar>
+        </w:tblPrEx>
         <w:trPr>
           <w:cantSplit/>
         </w:trPr>
@@ -4449,6 +4480,12 @@
         </w:tc>
       </w:tr>
       <w:tr>
+        <w:tblPrEx>
+          <w:tblCellMar>
+            <w:top w:w="0" w:type="dxa"/>
+            <w:bottom w:w="0" w:type="dxa"/>
+          </w:tblCellMar>
+        </w:tblPrEx>
         <w:trPr>
           <w:cantSplit/>
         </w:trPr>
@@ -4502,6 +4539,12 @@
         </w:tc>
       </w:tr>
       <w:tr>
+        <w:tblPrEx>
+          <w:tblCellMar>
+            <w:top w:w="0" w:type="dxa"/>
+            <w:bottom w:w="0" w:type="dxa"/>
+          </w:tblCellMar>
+        </w:tblPrEx>
         <w:trPr>
           <w:cantSplit/>
         </w:trPr>
@@ -4555,6 +4598,12 @@
         </w:tc>
       </w:tr>
       <w:tr>
+        <w:tblPrEx>
+          <w:tblCellMar>
+            <w:top w:w="0" w:type="dxa"/>
+            <w:bottom w:w="0" w:type="dxa"/>
+          </w:tblCellMar>
+        </w:tblPrEx>
         <w:trPr>
           <w:cantSplit/>
         </w:trPr>
@@ -4608,6 +4657,12 @@
         </w:tc>
       </w:tr>
       <w:tr>
+        <w:tblPrEx>
+          <w:tblCellMar>
+            <w:top w:w="0" w:type="dxa"/>
+            <w:bottom w:w="0" w:type="dxa"/>
+          </w:tblCellMar>
+        </w:tblPrEx>
         <w:trPr>
           <w:cantSplit/>
         </w:trPr>
@@ -4661,6 +4716,12 @@
         </w:tc>
       </w:tr>
       <w:tr>
+        <w:tblPrEx>
+          <w:tblCellMar>
+            <w:top w:w="0" w:type="dxa"/>
+            <w:bottom w:w="0" w:type="dxa"/>
+          </w:tblCellMar>
+        </w:tblPrEx>
         <w:trPr>
           <w:cantSplit/>
         </w:trPr>
@@ -4714,6 +4775,12 @@
         </w:tc>
       </w:tr>
       <w:tr>
+        <w:tblPrEx>
+          <w:tblCellMar>
+            <w:top w:w="0" w:type="dxa"/>
+            <w:bottom w:w="0" w:type="dxa"/>
+          </w:tblCellMar>
+        </w:tblPrEx>
         <w:trPr>
           <w:cantSplit/>
         </w:trPr>
@@ -4767,6 +4834,12 @@
         </w:tc>
       </w:tr>
       <w:tr>
+        <w:tblPrEx>
+          <w:tblCellMar>
+            <w:top w:w="0" w:type="dxa"/>
+            <w:bottom w:w="0" w:type="dxa"/>
+          </w:tblCellMar>
+        </w:tblPrEx>
         <w:trPr>
           <w:cantSplit/>
         </w:trPr>
@@ -4829,7 +4902,7 @@
       <w:pPr>
         <w:pStyle w:val="2"/>
       </w:pPr>
-      <w:bookmarkStart w:id="2" w:name="_Toc242998926"/>
+      <w:bookmarkStart w:id="2" w:name="_Toc243953705"/>
       <w:r>
         <w:lastRenderedPageBreak/>
         <w:t>1.2 System requirements</w:t>
@@ -4859,6 +4932,12 @@
         <w:gridCol w:w="6509"/>
       </w:tblGrid>
       <w:tr>
+        <w:tblPrEx>
+          <w:tblCellMar>
+            <w:top w:w="0" w:type="dxa"/>
+            <w:bottom w:w="0" w:type="dxa"/>
+          </w:tblCellMar>
+        </w:tblPrEx>
         <w:trPr>
           <w:cantSplit/>
           <w:tblHeader/>
@@ -4921,6 +5000,12 @@
         </w:tc>
       </w:tr>
       <w:tr>
+        <w:tblPrEx>
+          <w:tblCellMar>
+            <w:top w:w="0" w:type="dxa"/>
+            <w:bottom w:w="0" w:type="dxa"/>
+          </w:tblCellMar>
+        </w:tblPrEx>
         <w:trPr>
           <w:cantSplit/>
         </w:trPr>
@@ -4974,6 +5059,12 @@
         </w:tc>
       </w:tr>
       <w:tr>
+        <w:tblPrEx>
+          <w:tblCellMar>
+            <w:top w:w="0" w:type="dxa"/>
+            <w:bottom w:w="0" w:type="dxa"/>
+          </w:tblCellMar>
+        </w:tblPrEx>
         <w:trPr>
           <w:cantSplit/>
         </w:trPr>
@@ -5027,6 +5118,12 @@
         </w:tc>
       </w:tr>
       <w:tr>
+        <w:tblPrEx>
+          <w:tblCellMar>
+            <w:top w:w="0" w:type="dxa"/>
+            <w:bottom w:w="0" w:type="dxa"/>
+          </w:tblCellMar>
+        </w:tblPrEx>
         <w:trPr>
           <w:cantSplit/>
         </w:trPr>
@@ -5080,6 +5177,12 @@
         </w:tc>
       </w:tr>
       <w:tr>
+        <w:tblPrEx>
+          <w:tblCellMar>
+            <w:top w:w="0" w:type="dxa"/>
+            <w:bottom w:w="0" w:type="dxa"/>
+          </w:tblCellMar>
+        </w:tblPrEx>
         <w:trPr>
           <w:cantSplit/>
         </w:trPr>
@@ -5142,7 +5245,7 @@
       <w:pPr>
         <w:pStyle w:val="2"/>
       </w:pPr>
-      <w:bookmarkStart w:id="3" w:name="_Toc242998927"/>
+      <w:bookmarkStart w:id="3" w:name="_Toc243953706"/>
       <w:r>
         <w:t>1.3 Privacy and safety principles</w:t>
       </w:r>
@@ -5243,7 +5346,7 @@
       <w:pPr>
         <w:pStyle w:val="2"/>
       </w:pPr>
-      <w:bookmarkStart w:id="4" w:name="_Toc242998928"/>
+      <w:bookmarkStart w:id="4" w:name="_Toc243953707"/>
       <w:r>
         <w:t>1.4 Conventions used in this manual</w:t>
       </w:r>
@@ -5314,10 +5417,7 @@
           <w:bdr w:val="single" w:sz="4" w:space="0" w:color="C3C9D4"/>
           <w:shd w:val="clear" w:color="auto" w:fill="F1F3F7"/>
         </w:rPr>
-        <w:t> Enter </w:t>
-      </w:r>
-      <w:r>
-        <w:t xml:space="preserve"> or </w:t>
+        <w:t> </w:t>
       </w:r>
       <w:r>
         <w:rPr>
@@ -5329,7 +5429,34 @@
           <w:bdr w:val="single" w:sz="4" w:space="0" w:color="C3C9D4"/>
           <w:shd w:val="clear" w:color="auto" w:fill="F1F3F7"/>
         </w:rPr>
-        <w:t> Ctrl+Alt+Q </w:t>
+        <w:t>Enter </w:t>
+      </w:r>
+      <w:r>
+        <w:t xml:space="preserve"> or </w:t>
+      </w:r>
+      <w:r>
+        <w:rPr>
+          <w:b/>
+          <w:bCs/>
+          <w:color w:val="2B3140"/>
+          <w:sz w:val="18"/>
+          <w:szCs w:val="18"/>
+          <w:bdr w:val="single" w:sz="4" w:space="0" w:color="C3C9D4"/>
+          <w:shd w:val="clear" w:color="auto" w:fill="F1F3F7"/>
+        </w:rPr>
+        <w:t> </w:t>
+      </w:r>
+      <w:r>
+        <w:rPr>
+          <w:b/>
+          <w:bCs/>
+          <w:color w:val="2B3140"/>
+          <w:sz w:val="18"/>
+          <w:szCs w:val="18"/>
+          <w:bdr w:val="single" w:sz="4" w:space="0" w:color="C3C9D4"/>
+          <w:shd w:val="clear" w:color="auto" w:fill="F1F3F7"/>
+        </w:rPr>
+        <w:t>Ctrl+Alt+Q </w:t>
       </w:r>
       <w:r>
         <w:t>.</w:t>
@@ -5410,7 +5537,7 @@
       <w:pPr>
         <w:pStyle w:val="1"/>
       </w:pPr>
-      <w:bookmarkStart w:id="5" w:name="_Toc242998929"/>
+      <w:bookmarkStart w:id="5" w:name="_Toc243953708"/>
       <w:r>
         <w:t>2 Installation and first start</w:t>
       </w:r>
@@ -5420,7 +5547,7 @@
       <w:pPr>
         <w:pStyle w:val="2"/>
       </w:pPr>
-      <w:bookmarkStart w:id="6" w:name="_Toc242998930"/>
+      <w:bookmarkStart w:id="6" w:name="_Toc243953709"/>
       <w:r>
         <w:t>2.1 Download and install (Windows)</w:t>
       </w:r>
@@ -5530,6 +5657,12 @@
         <w:gridCol w:w="9298"/>
       </w:tblGrid>
       <w:tr>
+        <w:tblPrEx>
+          <w:tblCellMar>
+            <w:top w:w="0" w:type="dxa"/>
+            <w:bottom w:w="0" w:type="dxa"/>
+          </w:tblCellMar>
+        </w:tblPrEx>
         <w:trPr>
           <w:cantSplit/>
         </w:trPr>
@@ -5585,7 +5718,7 @@
       <w:pPr>
         <w:pStyle w:val="2"/>
       </w:pPr>
-      <w:bookmarkStart w:id="7" w:name="_Toc242998931"/>
+      <w:bookmarkStart w:id="7" w:name="_Toc243953710"/>
       <w:r>
         <w:t>2.2 If Windows shows “Windows protected your PC”</w:t>
       </w:r>
@@ -5686,6 +5819,12 @@
         <w:gridCol w:w="9298"/>
       </w:tblGrid>
       <w:tr>
+        <w:tblPrEx>
+          <w:tblCellMar>
+            <w:top w:w="0" w:type="dxa"/>
+            <w:bottom w:w="0" w:type="dxa"/>
+          </w:tblCellMar>
+        </w:tblPrEx>
         <w:tc>
           <w:tcPr>
             <w:tcW w:w="0" w:type="auto"/>
@@ -5723,7 +5862,7 @@
       <w:pPr>
         <w:pStyle w:val="2"/>
       </w:pPr>
-      <w:bookmarkStart w:id="8" w:name="_Toc242998932"/>
+      <w:bookmarkStart w:id="8" w:name="_Toc243953711"/>
       <w:r>
         <w:t>2.3 macOS and Linux</w:t>
       </w:r>
@@ -5817,7 +5956,7 @@
       <w:pPr>
         <w:pStyle w:val="2"/>
       </w:pPr>
-      <w:bookmarkStart w:id="9" w:name="_Toc242998933"/>
+      <w:bookmarkStart w:id="9" w:name="_Toc243953712"/>
       <w:r>
         <w:t>2.4 The welcome screen</w:t>
       </w:r>
@@ -5839,10 +5978,10 @@
           <w:noProof/>
         </w:rPr>
         <w:drawing>
-          <wp:inline distT="0" distB="0" distL="0" distR="0" wp14:anchorId="55A53E32" wp14:editId="3F4FF1EF">
+          <wp:inline distT="0" distB="0" distL="0" distR="0" wp14:anchorId="3B3B106C" wp14:editId="63F1DA7F">
             <wp:extent cx="3962400" cy="4352925"/>
             <wp:effectExtent l="0" t="0" r="0" b="0"/>
-            <wp:docPr id="1158473086" name="welcome" descr="welcome" title="welcome"/>
+            <wp:docPr id="1239257401" name="welcome" descr="welcome" title="welcome"/>
             <wp:cNvGraphicFramePr>
               <a:graphicFrameLocks xmlns:a="http://schemas.openxmlformats.org/drawingml/2006/main" noChangeAspect="1"/>
             </wp:cNvGraphicFramePr>
@@ -6022,7 +6161,7 @@
       <w:pPr>
         <w:pStyle w:val="2"/>
       </w:pPr>
-      <w:bookmarkStart w:id="10" w:name="_Toc242998934"/>
+      <w:bookmarkStart w:id="10" w:name="_Toc243953713"/>
       <w:r>
         <w:t>2.5 The tray icon</w:t>
       </w:r>
@@ -6108,10 +6247,10 @@
           <w:noProof/>
         </w:rPr>
         <w:drawing>
-          <wp:inline distT="0" distB="0" distL="0" distR="0" wp14:anchorId="79013BA2" wp14:editId="3F599F93">
+          <wp:inline distT="0" distB="0" distL="0" distR="0" wp14:anchorId="50581D1E" wp14:editId="5F61DFB6">
             <wp:extent cx="3962400" cy="3581400"/>
             <wp:effectExtent l="0" t="0" r="0" b="0"/>
-            <wp:docPr id="185245908" name="tray-menu" descr="tray-menu" title="tray-menu"/>
+            <wp:docPr id="2073052067" name="tray-menu" descr="tray-menu" title="tray-menu"/>
             <wp:cNvGraphicFramePr>
               <a:graphicFrameLocks xmlns:a="http://schemas.openxmlformats.org/drawingml/2006/main" noChangeAspect="1"/>
             </wp:cNvGraphicFramePr>
@@ -6193,6 +6332,12 @@
         <w:gridCol w:w="9298"/>
       </w:tblGrid>
       <w:tr>
+        <w:tblPrEx>
+          <w:tblCellMar>
+            <w:top w:w="0" w:type="dxa"/>
+            <w:bottom w:w="0" w:type="dxa"/>
+          </w:tblCellMar>
+        </w:tblPrEx>
         <w:trPr>
           <w:cantSplit/>
         </w:trPr>
@@ -6253,7 +6398,7 @@
       <w:pPr>
         <w:pStyle w:val="1"/>
       </w:pPr>
-      <w:bookmarkStart w:id="11" w:name="_Toc242998935"/>
+      <w:bookmarkStart w:id="11" w:name="_Toc243953714"/>
       <w:r>
         <w:t>3 Scanning the screen</w:t>
       </w:r>
@@ -6263,7 +6408,7 @@
       <w:pPr>
         <w:pStyle w:val="2"/>
       </w:pPr>
-      <w:bookmarkStart w:id="12" w:name="_Toc242998936"/>
+      <w:bookmarkStart w:id="12" w:name="_Toc243953715"/>
       <w:r>
         <w:t>3.1 Scan the whole screen</w:t>
       </w:r>
@@ -6304,46 +6449,7 @@
           <w:bdr w:val="single" w:sz="4" w:space="0" w:color="C3C9D4"/>
           <w:shd w:val="clear" w:color="auto" w:fill="F1F3F7"/>
         </w:rPr>
-        <w:t> Ctrl+Alt+Q </w:t>
-      </w:r>
-      <w:r>
-        <w:t xml:space="preserve">, click the tray icon, or click </w:t>
-      </w:r>
-      <w:r>
-        <w:rPr>
-          <w:b/>
-          <w:bCs/>
-        </w:rPr>
-        <w:t>Scan whole screen</w:t>
-      </w:r>
-      <w:r>
-        <w:t xml:space="preserve"> on the floating toolbar.</w:t>
-      </w:r>
-    </w:p>
-    <w:p>
-      <w:pPr>
-        <w:pStyle w:val="a4"/>
-        <w:numPr>
-          <w:ilvl w:val="0"/>
-          <w:numId w:val="5"/>
-        </w:numPr>
-        <w:spacing w:after="80"/>
-      </w:pPr>
-      <w:r>
-        <w:t>The screen freezes and darkens. After a short scan sweep, every code found gets a result label.</w:t>
-      </w:r>
-    </w:p>
-    <w:p>
-      <w:pPr>
-        <w:pStyle w:val="a4"/>
-        <w:numPr>
-          <w:ilvl w:val="0"/>
-          <w:numId w:val="5"/>
-        </w:numPr>
-        <w:spacing w:after="80"/>
-      </w:pPr>
-      <w:r>
-        <w:t xml:space="preserve">Press </w:t>
+        <w:t> </w:t>
       </w:r>
       <w:r>
         <w:rPr>
@@ -6355,10 +6461,33 @@
           <w:bdr w:val="single" w:sz="4" w:space="0" w:color="C3C9D4"/>
           <w:shd w:val="clear" w:color="auto" w:fill="F1F3F7"/>
         </w:rPr>
-        <w:t> Enter </w:t>
-      </w:r>
-      <w:r>
-        <w:t xml:space="preserve"> to open the selected code, or click the label you want.</w:t>
+        <w:t>Ctrl+Alt+Q </w:t>
+      </w:r>
+      <w:r>
+        <w:t xml:space="preserve">, click the tray icon, or click </w:t>
+      </w:r>
+      <w:r>
+        <w:rPr>
+          <w:b/>
+          <w:bCs/>
+        </w:rPr>
+        <w:t>Scan whole screen</w:t>
+      </w:r>
+      <w:r>
+        <w:t xml:space="preserve"> on the floating toolbar.</w:t>
+      </w:r>
+    </w:p>
+    <w:p>
+      <w:pPr>
+        <w:pStyle w:val="a4"/>
+        <w:numPr>
+          <w:ilvl w:val="0"/>
+          <w:numId w:val="5"/>
+        </w:numPr>
+        <w:spacing w:after="80"/>
+      </w:pPr>
+      <w:r>
+        <w:t>The screen freezes and darkens. After a short scan sweep, every code found gets a result label.</w:t>
       </w:r>
     </w:p>
     <w:p>
@@ -6383,7 +6512,59 @@
           <w:bdr w:val="single" w:sz="4" w:space="0" w:color="C3C9D4"/>
           <w:shd w:val="clear" w:color="auto" w:fill="F1F3F7"/>
         </w:rPr>
-        <w:t> Esc </w:t>
+        <w:t> </w:t>
+      </w:r>
+      <w:r>
+        <w:rPr>
+          <w:b/>
+          <w:bCs/>
+          <w:color w:val="2B3140"/>
+          <w:sz w:val="18"/>
+          <w:szCs w:val="18"/>
+          <w:bdr w:val="single" w:sz="4" w:space="0" w:color="C3C9D4"/>
+          <w:shd w:val="clear" w:color="auto" w:fill="F1F3F7"/>
+        </w:rPr>
+        <w:t>Enter </w:t>
+      </w:r>
+      <w:r>
+        <w:t xml:space="preserve"> to open the selected code, or click the label you want.</w:t>
+      </w:r>
+    </w:p>
+    <w:p>
+      <w:pPr>
+        <w:pStyle w:val="a4"/>
+        <w:numPr>
+          <w:ilvl w:val="0"/>
+          <w:numId w:val="5"/>
+        </w:numPr>
+        <w:spacing w:after="80"/>
+      </w:pPr>
+      <w:r>
+        <w:t xml:space="preserve">Press </w:t>
+      </w:r>
+      <w:r>
+        <w:rPr>
+          <w:b/>
+          <w:bCs/>
+          <w:color w:val="2B3140"/>
+          <w:sz w:val="18"/>
+          <w:szCs w:val="18"/>
+          <w:bdr w:val="single" w:sz="4" w:space="0" w:color="C3C9D4"/>
+          <w:shd w:val="clear" w:color="auto" w:fill="F1F3F7"/>
+        </w:rPr>
+        <w:t> </w:t>
+      </w:r>
+      <w:r>
+        <w:rPr>
+          <w:b/>
+          <w:bCs/>
+          <w:color w:val="2B3140"/>
+          <w:sz w:val="18"/>
+          <w:szCs w:val="18"/>
+          <w:bdr w:val="single" w:sz="4" w:space="0" w:color="C3C9D4"/>
+          <w:shd w:val="clear" w:color="auto" w:fill="F1F3F7"/>
+        </w:rPr>
+        <w:t>Esc </w:t>
       </w:r>
       <w:r>
         <w:t xml:space="preserve"> or right-click to leave the scan screen.</w:t>
@@ -6405,10 +6586,10 @@
           <w:noProof/>
         </w:rPr>
         <w:drawing>
-          <wp:inline distT="0" distB="0" distL="0" distR="0" wp14:anchorId="6C4BAFA1" wp14:editId="2E9D9C8A">
+          <wp:inline distT="0" distB="0" distL="0" distR="0" wp14:anchorId="48D044D3" wp14:editId="78ED2838">
             <wp:extent cx="5905500" cy="3409950"/>
             <wp:effectExtent l="0" t="0" r="0" b="0"/>
-            <wp:docPr id="126230407" name="scan-screen" descr="scan-screen" title="scan-screen"/>
+            <wp:docPr id="348078595" name="scan-screen" descr="scan-screen" title="scan-screen"/>
             <wp:cNvGraphicFramePr>
               <a:graphicFrameLocks xmlns:a="http://schemas.openxmlformats.org/drawingml/2006/main" noChangeAspect="1"/>
             </wp:cNvGraphicFramePr>
@@ -6497,6 +6678,12 @@
         <w:gridCol w:w="7252"/>
       </w:tblGrid>
       <w:tr>
+        <w:tblPrEx>
+          <w:tblCellMar>
+            <w:top w:w="0" w:type="dxa"/>
+            <w:bottom w:w="0" w:type="dxa"/>
+          </w:tblCellMar>
+        </w:tblPrEx>
         <w:trPr>
           <w:cantSplit/>
           <w:tblHeader/>
@@ -6559,6 +6746,12 @@
         </w:tc>
       </w:tr>
       <w:tr>
+        <w:tblPrEx>
+          <w:tblCellMar>
+            <w:top w:w="0" w:type="dxa"/>
+            <w:bottom w:w="0" w:type="dxa"/>
+          </w:tblCellMar>
+        </w:tblPrEx>
         <w:trPr>
           <w:cantSplit/>
         </w:trPr>
@@ -6612,6 +6805,12 @@
         </w:tc>
       </w:tr>
       <w:tr>
+        <w:tblPrEx>
+          <w:tblCellMar>
+            <w:top w:w="0" w:type="dxa"/>
+            <w:bottom w:w="0" w:type="dxa"/>
+          </w:tblCellMar>
+        </w:tblPrEx>
         <w:trPr>
           <w:cantSplit/>
         </w:trPr>
@@ -6671,7 +6870,19 @@
                 <w:bdr w:val="single" w:sz="4" w:space="0" w:color="C3C9D4"/>
                 <w:shd w:val="clear" w:color="auto" w:fill="F1F3F7"/>
               </w:rPr>
-              <w:t> Enter </w:t>
+              <w:t> </w:t>
+            </w:r>
+            <w:r>
+              <w:rPr>
+                <w:b/>
+                <w:bCs/>
+                <w:color w:val="2B3140"/>
+                <w:sz w:val="16"/>
+                <w:szCs w:val="16"/>
+                <w:bdr w:val="single" w:sz="4" w:space="0" w:color="C3C9D4"/>
+                <w:shd w:val="clear" w:color="auto" w:fill="F1F3F7"/>
+              </w:rPr>
+              <w:t>Enter </w:t>
             </w:r>
             <w:r>
               <w:rPr>
@@ -6684,6 +6895,12 @@
         </w:tc>
       </w:tr>
       <w:tr>
+        <w:tblPrEx>
+          <w:tblCellMar>
+            <w:top w:w="0" w:type="dxa"/>
+            <w:bottom w:w="0" w:type="dxa"/>
+          </w:tblCellMar>
+        </w:tblPrEx>
         <w:trPr>
           <w:cantSplit/>
         </w:trPr>
@@ -6738,6 +6955,12 @@
         </w:tc>
       </w:tr>
       <w:tr>
+        <w:tblPrEx>
+          <w:tblCellMar>
+            <w:top w:w="0" w:type="dxa"/>
+            <w:bottom w:w="0" w:type="dxa"/>
+          </w:tblCellMar>
+        </w:tblPrEx>
         <w:trPr>
           <w:cantSplit/>
         </w:trPr>
@@ -6805,7 +7028,7 @@
       <w:pPr>
         <w:pStyle w:val="2"/>
       </w:pPr>
-      <w:bookmarkStart w:id="13" w:name="_Toc242998937"/>
+      <w:bookmarkStart w:id="13" w:name="_Toc243953716"/>
       <w:r>
         <w:t>3.2 Select an area</w:t>
       </w:r>
@@ -6838,7 +7061,19 @@
           <w:bdr w:val="single" w:sz="4" w:space="0" w:color="C3C9D4"/>
           <w:shd w:val="clear" w:color="auto" w:fill="F1F3F7"/>
         </w:rPr>
-        <w:t> Ctrl+Alt+A </w:t>
+        <w:t> </w:t>
+      </w:r>
+      <w:r>
+        <w:rPr>
+          <w:b/>
+          <w:bCs/>
+          <w:color w:val="2B3140"/>
+          <w:sz w:val="18"/>
+          <w:szCs w:val="18"/>
+          <w:bdr w:val="single" w:sz="4" w:space="0" w:color="C3C9D4"/>
+          <w:shd w:val="clear" w:color="auto" w:fill="F1F3F7"/>
+        </w:rPr>
+        <w:t>Ctrl+Alt+A </w:t>
       </w:r>
       <w:r>
         <w:t xml:space="preserve">, or choose </w:t>
@@ -6896,10 +7131,10 @@
           <w:noProof/>
         </w:rPr>
         <w:drawing>
-          <wp:inline distT="0" distB="0" distL="0" distR="0" wp14:anchorId="6F8B2715" wp14:editId="48673F5F">
+          <wp:inline distT="0" distB="0" distL="0" distR="0" wp14:anchorId="3D2CD6D1" wp14:editId="7C39EE1B">
             <wp:extent cx="5905500" cy="3409950"/>
             <wp:effectExtent l="0" t="0" r="0" b="0"/>
-            <wp:docPr id="405704516" name="scan-region" descr="scan-region" title="scan-region"/>
+            <wp:docPr id="1960680514" name="scan-region" descr="scan-region" title="scan-region"/>
             <wp:cNvGraphicFramePr>
               <a:graphicFrameLocks xmlns:a="http://schemas.openxmlformats.org/drawingml/2006/main" noChangeAspect="1"/>
             </wp:cNvGraphicFramePr>
@@ -6981,6 +7216,12 @@
         <w:gridCol w:w="9298"/>
       </w:tblGrid>
       <w:tr>
+        <w:tblPrEx>
+          <w:tblCellMar>
+            <w:top w:w="0" w:type="dxa"/>
+            <w:bottom w:w="0" w:type="dxa"/>
+          </w:tblCellMar>
+        </w:tblPrEx>
         <w:trPr>
           <w:cantSplit/>
         </w:trPr>
@@ -7024,7 +7265,7 @@
       <w:pPr>
         <w:pStyle w:val="2"/>
       </w:pPr>
-      <w:bookmarkStart w:id="14" w:name="_Toc242998938"/>
+      <w:bookmarkStart w:id="14" w:name="_Toc243953717"/>
       <w:r>
         <w:t>3.3 The toolbar on the scan screen</w:t>
       </w:r>
@@ -7129,7 +7370,7 @@
       <w:pPr>
         <w:pStyle w:val="2"/>
       </w:pPr>
-      <w:bookmarkStart w:id="15" w:name="_Toc242998939"/>
+      <w:bookmarkStart w:id="15" w:name="_Toc243953718"/>
       <w:r>
         <w:t>3.4 Keyboard</w:t>
       </w:r>
@@ -7163,6 +7404,12 @@
         <w:gridCol w:w="6509"/>
       </w:tblGrid>
       <w:tr>
+        <w:tblPrEx>
+          <w:tblCellMar>
+            <w:top w:w="0" w:type="dxa"/>
+            <w:bottom w:w="0" w:type="dxa"/>
+          </w:tblCellMar>
+        </w:tblPrEx>
         <w:trPr>
           <w:cantSplit/>
           <w:tblHeader/>
@@ -7225,6 +7472,12 @@
         </w:tc>
       </w:tr>
       <w:tr>
+        <w:tblPrEx>
+          <w:tblCellMar>
+            <w:top w:w="0" w:type="dxa"/>
+            <w:bottom w:w="0" w:type="dxa"/>
+          </w:tblCellMar>
+        </w:tblPrEx>
         <w:trPr>
           <w:cantSplit/>
         </w:trPr>
@@ -7253,54 +7506,8 @@
                 <w:bdr w:val="single" w:sz="4" w:space="0" w:color="C3C9D4"/>
                 <w:shd w:val="clear" w:color="auto" w:fill="F1F3F7"/>
               </w:rPr>
-              <w:t> Enter </w:t>
-            </w:r>
-          </w:p>
-        </w:tc>
-        <w:tc>
-          <w:tcPr>
-            <w:tcW w:w="6509" w:type="dxa"/>
-            <w:tcMar>
-              <w:top w:w="90" w:type="dxa"/>
-              <w:left w:w="140" w:type="dxa"/>
-              <w:bottom w:w="90" w:type="dxa"/>
-              <w:right w:w="140" w:type="dxa"/>
-            </w:tcMar>
-            <w:vAlign w:val="center"/>
-          </w:tcPr>
-          <w:p>
-            <w:pPr>
-              <w:spacing w:after="0" w:line="300" w:lineRule="auto"/>
-            </w:pPr>
-            <w:r>
-              <w:rPr>
-                <w:sz w:val="19"/>
-                <w:szCs w:val="19"/>
-              </w:rPr>
-              <w:t>Open the selected code.</w:t>
-            </w:r>
-          </w:p>
-        </w:tc>
-      </w:tr>
-      <w:tr>
-        <w:trPr>
-          <w:cantSplit/>
-        </w:trPr>
-        <w:tc>
-          <w:tcPr>
-            <w:tcW w:w="2789" w:type="dxa"/>
-            <w:tcMar>
-              <w:top w:w="90" w:type="dxa"/>
-              <w:left w:w="140" w:type="dxa"/>
-              <w:bottom w:w="90" w:type="dxa"/>
-              <w:right w:w="140" w:type="dxa"/>
-            </w:tcMar>
-            <w:vAlign w:val="center"/>
-          </w:tcPr>
-          <w:p>
-            <w:pPr>
-              <w:spacing w:after="0" w:line="300" w:lineRule="auto"/>
-            </w:pPr>
+              <w:t> </w:t>
+            </w:r>
             <w:r>
               <w:rPr>
                 <w:b/>
@@ -7311,15 +7518,60 @@
                 <w:bdr w:val="single" w:sz="4" w:space="0" w:color="C3C9D4"/>
                 <w:shd w:val="clear" w:color="auto" w:fill="F1F3F7"/>
               </w:rPr>
-              <w:t> Tab </w:t>
-            </w:r>
-            <w:r>
-              <w:rPr>
-                <w:sz w:val="19"/>
-                <w:szCs w:val="19"/>
-              </w:rPr>
-              <w:t xml:space="preserve">, </w:t>
-            </w:r>
+              <w:t>Enter </w:t>
+            </w:r>
+          </w:p>
+        </w:tc>
+        <w:tc>
+          <w:tcPr>
+            <w:tcW w:w="6509" w:type="dxa"/>
+            <w:tcMar>
+              <w:top w:w="90" w:type="dxa"/>
+              <w:left w:w="140" w:type="dxa"/>
+              <w:bottom w:w="90" w:type="dxa"/>
+              <w:right w:w="140" w:type="dxa"/>
+            </w:tcMar>
+            <w:vAlign w:val="center"/>
+          </w:tcPr>
+          <w:p>
+            <w:pPr>
+              <w:spacing w:after="0" w:line="300" w:lineRule="auto"/>
+            </w:pPr>
+            <w:r>
+              <w:rPr>
+                <w:sz w:val="19"/>
+                <w:szCs w:val="19"/>
+              </w:rPr>
+              <w:t>Open the selected code.</w:t>
+            </w:r>
+          </w:p>
+        </w:tc>
+      </w:tr>
+      <w:tr>
+        <w:tblPrEx>
+          <w:tblCellMar>
+            <w:top w:w="0" w:type="dxa"/>
+            <w:bottom w:w="0" w:type="dxa"/>
+          </w:tblCellMar>
+        </w:tblPrEx>
+        <w:trPr>
+          <w:cantSplit/>
+        </w:trPr>
+        <w:tc>
+          <w:tcPr>
+            <w:tcW w:w="2789" w:type="dxa"/>
+            <w:tcMar>
+              <w:top w:w="90" w:type="dxa"/>
+              <w:left w:w="140" w:type="dxa"/>
+              <w:bottom w:w="90" w:type="dxa"/>
+              <w:right w:w="140" w:type="dxa"/>
+            </w:tcMar>
+            <w:vAlign w:val="center"/>
+          </w:tcPr>
+          <w:p>
+            <w:pPr>
+              <w:spacing w:after="0" w:line="300" w:lineRule="auto"/>
+            </w:pPr>
             <w:r>
               <w:rPr>
                 <w:b/>
@@ -7330,14 +7582,7 @@
                 <w:bdr w:val="single" w:sz="4" w:space="0" w:color="C3C9D4"/>
                 <w:shd w:val="clear" w:color="auto" w:fill="F1F3F7"/>
               </w:rPr>
-              <w:t> → </w:t>
-            </w:r>
-            <w:r>
-              <w:rPr>
-                <w:sz w:val="19"/>
-                <w:szCs w:val="19"/>
-              </w:rPr>
-              <w:t xml:space="preserve">, </w:t>
+              <w:t> </w:t>
             </w:r>
             <w:r>
               <w:rPr>
@@ -7349,54 +7594,15 @@
                 <w:bdr w:val="single" w:sz="4" w:space="0" w:color="C3C9D4"/>
                 <w:shd w:val="clear" w:color="auto" w:fill="F1F3F7"/>
               </w:rPr>
-              <w:t> ↓ </w:t>
-            </w:r>
-          </w:p>
-        </w:tc>
-        <w:tc>
-          <w:tcPr>
-            <w:tcW w:w="6509" w:type="dxa"/>
-            <w:tcMar>
-              <w:top w:w="90" w:type="dxa"/>
-              <w:left w:w="140" w:type="dxa"/>
-              <w:bottom w:w="90" w:type="dxa"/>
-              <w:right w:w="140" w:type="dxa"/>
-            </w:tcMar>
-            <w:vAlign w:val="center"/>
-          </w:tcPr>
-          <w:p>
-            <w:pPr>
-              <w:spacing w:after="0" w:line="300" w:lineRule="auto"/>
-            </w:pPr>
-            <w:r>
-              <w:rPr>
-                <w:sz w:val="19"/>
-                <w:szCs w:val="19"/>
-              </w:rPr>
-              <w:t>Select the next code.</w:t>
-            </w:r>
-          </w:p>
-        </w:tc>
-      </w:tr>
-      <w:tr>
-        <w:trPr>
-          <w:cantSplit/>
-        </w:trPr>
-        <w:tc>
-          <w:tcPr>
-            <w:tcW w:w="2789" w:type="dxa"/>
-            <w:tcMar>
-              <w:top w:w="90" w:type="dxa"/>
-              <w:left w:w="140" w:type="dxa"/>
-              <w:bottom w:w="90" w:type="dxa"/>
-              <w:right w:w="140" w:type="dxa"/>
-            </w:tcMar>
-            <w:vAlign w:val="center"/>
-          </w:tcPr>
-          <w:p>
-            <w:pPr>
-              <w:spacing w:after="0" w:line="300" w:lineRule="auto"/>
-            </w:pPr>
+              <w:t>Tab </w:t>
+            </w:r>
+            <w:r>
+              <w:rPr>
+                <w:sz w:val="19"/>
+                <w:szCs w:val="19"/>
+              </w:rPr>
+              <w:t xml:space="preserve">, </w:t>
+            </w:r>
             <w:r>
               <w:rPr>
                 <w:b/>
@@ -7407,7 +7613,7 @@
                 <w:bdr w:val="single" w:sz="4" w:space="0" w:color="C3C9D4"/>
                 <w:shd w:val="clear" w:color="auto" w:fill="F1F3F7"/>
               </w:rPr>
-              <w:t> Shift+Tab </w:t>
+              <w:t> → </w:t>
             </w:r>
             <w:r>
               <w:rPr>
@@ -7426,15 +7632,60 @@
                 <w:bdr w:val="single" w:sz="4" w:space="0" w:color="C3C9D4"/>
                 <w:shd w:val="clear" w:color="auto" w:fill="F1F3F7"/>
               </w:rPr>
-              <w:t> ← </w:t>
-            </w:r>
-            <w:r>
-              <w:rPr>
-                <w:sz w:val="19"/>
-                <w:szCs w:val="19"/>
-              </w:rPr>
-              <w:t xml:space="preserve">, </w:t>
-            </w:r>
+              <w:t> ↓ </w:t>
+            </w:r>
+          </w:p>
+        </w:tc>
+        <w:tc>
+          <w:tcPr>
+            <w:tcW w:w="6509" w:type="dxa"/>
+            <w:tcMar>
+              <w:top w:w="90" w:type="dxa"/>
+              <w:left w:w="140" w:type="dxa"/>
+              <w:bottom w:w="90" w:type="dxa"/>
+              <w:right w:w="140" w:type="dxa"/>
+            </w:tcMar>
+            <w:vAlign w:val="center"/>
+          </w:tcPr>
+          <w:p>
+            <w:pPr>
+              <w:spacing w:after="0" w:line="300" w:lineRule="auto"/>
+            </w:pPr>
+            <w:r>
+              <w:rPr>
+                <w:sz w:val="19"/>
+                <w:szCs w:val="19"/>
+              </w:rPr>
+              <w:t>Select the next code.</w:t>
+            </w:r>
+          </w:p>
+        </w:tc>
+      </w:tr>
+      <w:tr>
+        <w:tblPrEx>
+          <w:tblCellMar>
+            <w:top w:w="0" w:type="dxa"/>
+            <w:bottom w:w="0" w:type="dxa"/>
+          </w:tblCellMar>
+        </w:tblPrEx>
+        <w:trPr>
+          <w:cantSplit/>
+        </w:trPr>
+        <w:tc>
+          <w:tcPr>
+            <w:tcW w:w="2789" w:type="dxa"/>
+            <w:tcMar>
+              <w:top w:w="90" w:type="dxa"/>
+              <w:left w:w="140" w:type="dxa"/>
+              <w:bottom w:w="90" w:type="dxa"/>
+              <w:right w:w="140" w:type="dxa"/>
+            </w:tcMar>
+            <w:vAlign w:val="center"/>
+          </w:tcPr>
+          <w:p>
+            <w:pPr>
+              <w:spacing w:after="0" w:line="300" w:lineRule="auto"/>
+            </w:pPr>
             <w:r>
               <w:rPr>
                 <w:b/>
@@ -7445,54 +7696,8 @@
                 <w:bdr w:val="single" w:sz="4" w:space="0" w:color="C3C9D4"/>
                 <w:shd w:val="clear" w:color="auto" w:fill="F1F3F7"/>
               </w:rPr>
-              <w:t> ↑ </w:t>
-            </w:r>
-          </w:p>
-        </w:tc>
-        <w:tc>
-          <w:tcPr>
-            <w:tcW w:w="6509" w:type="dxa"/>
-            <w:tcMar>
-              <w:top w:w="90" w:type="dxa"/>
-              <w:left w:w="140" w:type="dxa"/>
-              <w:bottom w:w="90" w:type="dxa"/>
-              <w:right w:w="140" w:type="dxa"/>
-            </w:tcMar>
-            <w:vAlign w:val="center"/>
-          </w:tcPr>
-          <w:p>
-            <w:pPr>
-              <w:spacing w:after="0" w:line="300" w:lineRule="auto"/>
-            </w:pPr>
-            <w:r>
-              <w:rPr>
-                <w:sz w:val="19"/>
-                <w:szCs w:val="19"/>
-              </w:rPr>
-              <w:t>Select the previous code.</w:t>
-            </w:r>
-          </w:p>
-        </w:tc>
-      </w:tr>
-      <w:tr>
-        <w:trPr>
-          <w:cantSplit/>
-        </w:trPr>
-        <w:tc>
-          <w:tcPr>
-            <w:tcW w:w="2789" w:type="dxa"/>
-            <w:tcMar>
-              <w:top w:w="90" w:type="dxa"/>
-              <w:left w:w="140" w:type="dxa"/>
-              <w:bottom w:w="90" w:type="dxa"/>
-              <w:right w:w="140" w:type="dxa"/>
-            </w:tcMar>
-            <w:vAlign w:val="center"/>
-          </w:tcPr>
-          <w:p>
-            <w:pPr>
-              <w:spacing w:after="0" w:line="300" w:lineRule="auto"/>
-            </w:pPr>
+              <w:t> </w:t>
+            </w:r>
             <w:r>
               <w:rPr>
                 <w:b/>
@@ -7503,54 +7708,15 @@
                 <w:bdr w:val="single" w:sz="4" w:space="0" w:color="C3C9D4"/>
                 <w:shd w:val="clear" w:color="auto" w:fill="F1F3F7"/>
               </w:rPr>
-              <w:t> C </w:t>
-            </w:r>
-          </w:p>
-        </w:tc>
-        <w:tc>
-          <w:tcPr>
-            <w:tcW w:w="6509" w:type="dxa"/>
-            <w:tcMar>
-              <w:top w:w="90" w:type="dxa"/>
-              <w:left w:w="140" w:type="dxa"/>
-              <w:bottom w:w="90" w:type="dxa"/>
-              <w:right w:w="140" w:type="dxa"/>
-            </w:tcMar>
-            <w:vAlign w:val="center"/>
-          </w:tcPr>
-          <w:p>
-            <w:pPr>
-              <w:spacing w:after="0" w:line="300" w:lineRule="auto"/>
-            </w:pPr>
-            <w:r>
-              <w:rPr>
-                <w:sz w:val="19"/>
-                <w:szCs w:val="19"/>
-              </w:rPr>
-              <w:t>Copy the selected code.</w:t>
-            </w:r>
-          </w:p>
-        </w:tc>
-      </w:tr>
-      <w:tr>
-        <w:trPr>
-          <w:cantSplit/>
-        </w:trPr>
-        <w:tc>
-          <w:tcPr>
-            <w:tcW w:w="2789" w:type="dxa"/>
-            <w:tcMar>
-              <w:top w:w="90" w:type="dxa"/>
-              <w:left w:w="140" w:type="dxa"/>
-              <w:bottom w:w="90" w:type="dxa"/>
-              <w:right w:w="140" w:type="dxa"/>
-            </w:tcMar>
-            <w:vAlign w:val="center"/>
-          </w:tcPr>
-          <w:p>
-            <w:pPr>
-              <w:spacing w:after="0" w:line="300" w:lineRule="auto"/>
-            </w:pPr>
+              <w:t>Shift+Tab </w:t>
+            </w:r>
+            <w:r>
+              <w:rPr>
+                <w:sz w:val="19"/>
+                <w:szCs w:val="19"/>
+              </w:rPr>
+              <w:t xml:space="preserve">, </w:t>
+            </w:r>
             <w:r>
               <w:rPr>
                 <w:b/>
@@ -7561,14 +7727,14 @@
                 <w:bdr w:val="single" w:sz="4" w:space="0" w:color="C3C9D4"/>
                 <w:shd w:val="clear" w:color="auto" w:fill="F1F3F7"/>
               </w:rPr>
-              <w:t> F </w:t>
-            </w:r>
-            <w:r>
-              <w:rPr>
-                <w:sz w:val="19"/>
-                <w:szCs w:val="19"/>
-              </w:rPr>
-              <w:t xml:space="preserve"> or </w:t>
+              <w:t> ← </w:t>
+            </w:r>
+            <w:r>
+              <w:rPr>
+                <w:sz w:val="19"/>
+                <w:szCs w:val="19"/>
+              </w:rPr>
+              <w:t xml:space="preserve">, </w:t>
             </w:r>
             <w:r>
               <w:rPr>
@@ -7580,7 +7746,7 @@
                 <w:bdr w:val="single" w:sz="4" w:space="0" w:color="C3C9D4"/>
                 <w:shd w:val="clear" w:color="auto" w:fill="F1F3F7"/>
               </w:rPr>
-              <w:t> F5 </w:t>
+              <w:t> ↑ </w:t>
             </w:r>
           </w:p>
         </w:tc>
@@ -7604,12 +7770,18 @@
                 <w:sz w:val="19"/>
                 <w:szCs w:val="19"/>
               </w:rPr>
-              <w:t>Search the whole screen again.</w:t>
+              <w:t>Select the previous code.</w:t>
             </w:r>
           </w:p>
         </w:tc>
       </w:tr>
       <w:tr>
+        <w:tblPrEx>
+          <w:tblCellMar>
+            <w:top w:w="0" w:type="dxa"/>
+            <w:bottom w:w="0" w:type="dxa"/>
+          </w:tblCellMar>
+        </w:tblPrEx>
         <w:trPr>
           <w:cantSplit/>
         </w:trPr>
@@ -7638,7 +7810,202 @@
                 <w:bdr w:val="single" w:sz="4" w:space="0" w:color="C3C9D4"/>
                 <w:shd w:val="clear" w:color="auto" w:fill="F1F3F7"/>
               </w:rPr>
-              <w:t> Esc </w:t>
+              <w:t> </w:t>
+            </w:r>
+            <w:r>
+              <w:rPr>
+                <w:b/>
+                <w:bCs/>
+                <w:color w:val="2B3140"/>
+                <w:sz w:val="16"/>
+                <w:szCs w:val="16"/>
+                <w:bdr w:val="single" w:sz="4" w:space="0" w:color="C3C9D4"/>
+                <w:shd w:val="clear" w:color="auto" w:fill="F1F3F7"/>
+              </w:rPr>
+              <w:t>C </w:t>
+            </w:r>
+          </w:p>
+        </w:tc>
+        <w:tc>
+          <w:tcPr>
+            <w:tcW w:w="6509" w:type="dxa"/>
+            <w:tcMar>
+              <w:top w:w="90" w:type="dxa"/>
+              <w:left w:w="140" w:type="dxa"/>
+              <w:bottom w:w="90" w:type="dxa"/>
+              <w:right w:w="140" w:type="dxa"/>
+            </w:tcMar>
+            <w:vAlign w:val="center"/>
+          </w:tcPr>
+          <w:p>
+            <w:pPr>
+              <w:spacing w:after="0" w:line="300" w:lineRule="auto"/>
+            </w:pPr>
+            <w:r>
+              <w:rPr>
+                <w:sz w:val="19"/>
+                <w:szCs w:val="19"/>
+              </w:rPr>
+              <w:t>Copy the selected code.</w:t>
+            </w:r>
+          </w:p>
+        </w:tc>
+      </w:tr>
+      <w:tr>
+        <w:tblPrEx>
+          <w:tblCellMar>
+            <w:top w:w="0" w:type="dxa"/>
+            <w:bottom w:w="0" w:type="dxa"/>
+          </w:tblCellMar>
+        </w:tblPrEx>
+        <w:trPr>
+          <w:cantSplit/>
+        </w:trPr>
+        <w:tc>
+          <w:tcPr>
+            <w:tcW w:w="2789" w:type="dxa"/>
+            <w:tcMar>
+              <w:top w:w="90" w:type="dxa"/>
+              <w:left w:w="140" w:type="dxa"/>
+              <w:bottom w:w="90" w:type="dxa"/>
+              <w:right w:w="140" w:type="dxa"/>
+            </w:tcMar>
+            <w:vAlign w:val="center"/>
+          </w:tcPr>
+          <w:p>
+            <w:pPr>
+              <w:spacing w:after="0" w:line="300" w:lineRule="auto"/>
+            </w:pPr>
+            <w:r>
+              <w:rPr>
+                <w:b/>
+                <w:bCs/>
+                <w:color w:val="2B3140"/>
+                <w:sz w:val="16"/>
+                <w:szCs w:val="16"/>
+                <w:bdr w:val="single" w:sz="4" w:space="0" w:color="C3C9D4"/>
+                <w:shd w:val="clear" w:color="auto" w:fill="F1F3F7"/>
+              </w:rPr>
+              <w:t> </w:t>
+            </w:r>
+            <w:r>
+              <w:rPr>
+                <w:b/>
+                <w:bCs/>
+                <w:color w:val="2B3140"/>
+                <w:sz w:val="16"/>
+                <w:szCs w:val="16"/>
+                <w:bdr w:val="single" w:sz="4" w:space="0" w:color="C3C9D4"/>
+                <w:shd w:val="clear" w:color="auto" w:fill="F1F3F7"/>
+              </w:rPr>
+              <w:t>F </w:t>
+            </w:r>
+            <w:r>
+              <w:rPr>
+                <w:sz w:val="19"/>
+                <w:szCs w:val="19"/>
+              </w:rPr>
+              <w:t xml:space="preserve"> or </w:t>
+            </w:r>
+            <w:r>
+              <w:rPr>
+                <w:b/>
+                <w:bCs/>
+                <w:color w:val="2B3140"/>
+                <w:sz w:val="16"/>
+                <w:szCs w:val="16"/>
+                <w:bdr w:val="single" w:sz="4" w:space="0" w:color="C3C9D4"/>
+                <w:shd w:val="clear" w:color="auto" w:fill="F1F3F7"/>
+              </w:rPr>
+              <w:t> </w:t>
+            </w:r>
+            <w:r>
+              <w:rPr>
+                <w:b/>
+                <w:bCs/>
+                <w:color w:val="2B3140"/>
+                <w:sz w:val="16"/>
+                <w:szCs w:val="16"/>
+                <w:bdr w:val="single" w:sz="4" w:space="0" w:color="C3C9D4"/>
+                <w:shd w:val="clear" w:color="auto" w:fill="F1F3F7"/>
+              </w:rPr>
+              <w:t>F5 </w:t>
+            </w:r>
+          </w:p>
+        </w:tc>
+        <w:tc>
+          <w:tcPr>
+            <w:tcW w:w="6509" w:type="dxa"/>
+            <w:tcMar>
+              <w:top w:w="90" w:type="dxa"/>
+              <w:left w:w="140" w:type="dxa"/>
+              <w:bottom w:w="90" w:type="dxa"/>
+              <w:right w:w="140" w:type="dxa"/>
+            </w:tcMar>
+            <w:vAlign w:val="center"/>
+          </w:tcPr>
+          <w:p>
+            <w:pPr>
+              <w:spacing w:after="0" w:line="300" w:lineRule="auto"/>
+            </w:pPr>
+            <w:r>
+              <w:rPr>
+                <w:sz w:val="19"/>
+                <w:szCs w:val="19"/>
+              </w:rPr>
+              <w:t>Search the whole screen again.</w:t>
+            </w:r>
+          </w:p>
+        </w:tc>
+      </w:tr>
+      <w:tr>
+        <w:tblPrEx>
+          <w:tblCellMar>
+            <w:top w:w="0" w:type="dxa"/>
+            <w:bottom w:w="0" w:type="dxa"/>
+          </w:tblCellMar>
+        </w:tblPrEx>
+        <w:trPr>
+          <w:cantSplit/>
+        </w:trPr>
+        <w:tc>
+          <w:tcPr>
+            <w:tcW w:w="2789" w:type="dxa"/>
+            <w:tcMar>
+              <w:top w:w="90" w:type="dxa"/>
+              <w:left w:w="140" w:type="dxa"/>
+              <w:bottom w:w="90" w:type="dxa"/>
+              <w:right w:w="140" w:type="dxa"/>
+            </w:tcMar>
+            <w:vAlign w:val="center"/>
+          </w:tcPr>
+          <w:p>
+            <w:pPr>
+              <w:spacing w:after="0" w:line="300" w:lineRule="auto"/>
+            </w:pPr>
+            <w:r>
+              <w:rPr>
+                <w:b/>
+                <w:bCs/>
+                <w:color w:val="2B3140"/>
+                <w:sz w:val="16"/>
+                <w:szCs w:val="16"/>
+                <w:bdr w:val="single" w:sz="4" w:space="0" w:color="C3C9D4"/>
+                <w:shd w:val="clear" w:color="auto" w:fill="F1F3F7"/>
+              </w:rPr>
+              <w:t> </w:t>
+            </w:r>
+            <w:r>
+              <w:rPr>
+                <w:b/>
+                <w:bCs/>
+                <w:color w:val="2B3140"/>
+                <w:sz w:val="16"/>
+                <w:szCs w:val="16"/>
+                <w:bdr w:val="single" w:sz="4" w:space="0" w:color="C3C9D4"/>
+                <w:shd w:val="clear" w:color="auto" w:fill="F1F3F7"/>
+              </w:rPr>
+              <w:t>Esc </w:t>
             </w:r>
           </w:p>
         </w:tc>
@@ -7677,7 +8044,7 @@
       <w:pPr>
         <w:pStyle w:val="2"/>
       </w:pPr>
-      <w:bookmarkStart w:id="16" w:name="_Toc242998940"/>
+      <w:bookmarkStart w:id="16" w:name="_Toc243953719"/>
       <w:r>
         <w:t>3.5 When no code is found</w:t>
       </w:r>
@@ -7790,7 +8157,7 @@
       <w:pPr>
         <w:pStyle w:val="1"/>
       </w:pPr>
-      <w:bookmarkStart w:id="17" w:name="_Toc242998941"/>
+      <w:bookmarkStart w:id="17" w:name="_Toc243953720"/>
       <w:r>
         <w:t>4 Other ways to scan</w:t>
       </w:r>
@@ -7800,7 +8167,7 @@
       <w:pPr>
         <w:pStyle w:val="2"/>
       </w:pPr>
-      <w:bookmarkStart w:id="18" w:name="_Toc242998942"/>
+      <w:bookmarkStart w:id="18" w:name="_Toc243953721"/>
       <w:r>
         <w:t>4.1 Webcam</w:t>
       </w:r>
@@ -7833,59 +8200,7 @@
           <w:bdr w:val="single" w:sz="4" w:space="0" w:color="C3C9D4"/>
           <w:shd w:val="clear" w:color="auto" w:fill="F1F3F7"/>
         </w:rPr>
-        <w:t> Ctrl+Alt+W </w:t>
-      </w:r>
-      <w:r>
-        <w:t xml:space="preserve">, or choose </w:t>
-      </w:r>
-      <w:r>
-        <w:rPr>
-          <w:b/>
-          <w:bCs/>
-        </w:rPr>
-        <w:t>Scan with camera</w:t>
-      </w:r>
-      <w:r>
-        <w:t>.</w:t>
-      </w:r>
-    </w:p>
-    <w:p>
-      <w:pPr>
-        <w:pStyle w:val="a4"/>
-        <w:numPr>
-          <w:ilvl w:val="0"/>
-          <w:numId w:val="7"/>
-        </w:numPr>
-        <w:spacing w:after="80"/>
-      </w:pPr>
-      <w:r>
-        <w:t>Hold the code up to the camera at a distance of about 15 to 30 cm.</w:t>
-      </w:r>
-    </w:p>
-    <w:p>
-      <w:pPr>
-        <w:pStyle w:val="a4"/>
-        <w:numPr>
-          <w:ilvl w:val="0"/>
-          <w:numId w:val="7"/>
-        </w:numPr>
-        <w:spacing w:after="80"/>
-      </w:pPr>
-      <w:r>
-        <w:t>When a code is recognised, brackets appear around it and its result label is placed in a steady list at the bottom of the picture.</w:t>
-      </w:r>
-    </w:p>
-    <w:p>
-      <w:pPr>
-        <w:pStyle w:val="a4"/>
-        <w:numPr>
-          <w:ilvl w:val="0"/>
-          <w:numId w:val="7"/>
-        </w:numPr>
-        <w:spacing w:after="80"/>
-      </w:pPr>
-      <w:r>
-        <w:t xml:space="preserve">Click the label, or select it with </w:t>
+        <w:t> </w:t>
       </w:r>
       <w:r>
         <w:rPr>
@@ -7897,10 +8212,59 @@
           <w:bdr w:val="single" w:sz="4" w:space="0" w:color="C3C9D4"/>
           <w:shd w:val="clear" w:color="auto" w:fill="F1F3F7"/>
         </w:rPr>
-        <w:t> Tab </w:t>
-      </w:r>
-      <w:r>
-        <w:t xml:space="preserve"> and press </w:t>
+        <w:t>Ctrl+Alt+W </w:t>
+      </w:r>
+      <w:r>
+        <w:t xml:space="preserve">, or choose </w:t>
+      </w:r>
+      <w:r>
+        <w:rPr>
+          <w:b/>
+          <w:bCs/>
+        </w:rPr>
+        <w:t>Scan with camera</w:t>
+      </w:r>
+      <w:r>
+        <w:t>.</w:t>
+      </w:r>
+    </w:p>
+    <w:p>
+      <w:pPr>
+        <w:pStyle w:val="a4"/>
+        <w:numPr>
+          <w:ilvl w:val="0"/>
+          <w:numId w:val="7"/>
+        </w:numPr>
+        <w:spacing w:after="80"/>
+      </w:pPr>
+      <w:r>
+        <w:t>Hold the code up to the camera at a distance of about 15 to 30 cm.</w:t>
+      </w:r>
+    </w:p>
+    <w:p>
+      <w:pPr>
+        <w:pStyle w:val="a4"/>
+        <w:numPr>
+          <w:ilvl w:val="0"/>
+          <w:numId w:val="7"/>
+        </w:numPr>
+        <w:spacing w:after="80"/>
+      </w:pPr>
+      <w:r>
+        <w:t>When a code is recognised, brackets appear around it and its result label is placed in a steady list at the bottom of the picture.</w:t>
+      </w:r>
+    </w:p>
+    <w:p>
+      <w:pPr>
+        <w:pStyle w:val="a4"/>
+        <w:numPr>
+          <w:ilvl w:val="0"/>
+          <w:numId w:val="7"/>
+        </w:numPr>
+        <w:spacing w:after="80"/>
+      </w:pPr>
+      <w:r>
+        <w:t xml:space="preserve">Click the label, or select it with </w:t>
       </w:r>
       <w:r>
         <w:rPr>
@@ -7912,7 +8276,46 @@
           <w:bdr w:val="single" w:sz="4" w:space="0" w:color="C3C9D4"/>
           <w:shd w:val="clear" w:color="auto" w:fill="F1F3F7"/>
         </w:rPr>
-        <w:t> Enter </w:t>
+        <w:t> </w:t>
+      </w:r>
+      <w:r>
+        <w:rPr>
+          <w:b/>
+          <w:bCs/>
+          <w:color w:val="2B3140"/>
+          <w:sz w:val="18"/>
+          <w:szCs w:val="18"/>
+          <w:bdr w:val="single" w:sz="4" w:space="0" w:color="C3C9D4"/>
+          <w:shd w:val="clear" w:color="auto" w:fill="F1F3F7"/>
+        </w:rPr>
+        <w:t>Tab </w:t>
+      </w:r>
+      <w:r>
+        <w:t xml:space="preserve"> and press </w:t>
+      </w:r>
+      <w:r>
+        <w:rPr>
+          <w:b/>
+          <w:bCs/>
+          <w:color w:val="2B3140"/>
+          <w:sz w:val="18"/>
+          <w:szCs w:val="18"/>
+          <w:bdr w:val="single" w:sz="4" w:space="0" w:color="C3C9D4"/>
+          <w:shd w:val="clear" w:color="auto" w:fill="F1F3F7"/>
+        </w:rPr>
+        <w:t> </w:t>
+      </w:r>
+      <w:r>
+        <w:rPr>
+          <w:b/>
+          <w:bCs/>
+          <w:color w:val="2B3140"/>
+          <w:sz w:val="18"/>
+          <w:szCs w:val="18"/>
+          <w:bdr w:val="single" w:sz="4" w:space="0" w:color="C3C9D4"/>
+          <w:shd w:val="clear" w:color="auto" w:fill="F1F3F7"/>
+        </w:rPr>
+        <w:t>Enter </w:t>
       </w:r>
       <w:r>
         <w:t>.</w:t>
@@ -7934,10 +8337,10 @@
           <w:noProof/>
         </w:rPr>
         <w:drawing>
-          <wp:inline distT="0" distB="0" distL="0" distR="0" wp14:anchorId="3BF70B56" wp14:editId="0F7AA455">
+          <wp:inline distT="0" distB="0" distL="0" distR="0" wp14:anchorId="55708E60" wp14:editId="5A12C96C">
             <wp:extent cx="4676775" cy="3895725"/>
             <wp:effectExtent l="0" t="0" r="0" b="0"/>
-            <wp:docPr id="459752739" name="camera" descr="camera" title="camera"/>
+            <wp:docPr id="867130045" name="camera" descr="camera" title="camera"/>
             <wp:cNvGraphicFramePr>
               <a:graphicFrameLocks xmlns:a="http://schemas.openxmlformats.org/drawingml/2006/main" noChangeAspect="1"/>
             </wp:cNvGraphicFramePr>
@@ -8115,6 +8518,12 @@
         <w:gridCol w:w="9298"/>
       </w:tblGrid>
       <w:tr>
+        <w:tblPrEx>
+          <w:tblCellMar>
+            <w:top w:w="0" w:type="dxa"/>
+            <w:bottom w:w="0" w:type="dxa"/>
+          </w:tblCellMar>
+        </w:tblPrEx>
         <w:trPr>
           <w:cantSplit/>
         </w:trPr>
@@ -8157,7 +8566,7 @@
       <w:pPr>
         <w:pStyle w:val="2"/>
       </w:pPr>
-      <w:bookmarkStart w:id="19" w:name="_Toc242998943"/>
+      <w:bookmarkStart w:id="19" w:name="_Toc243953722"/>
       <w:r>
         <w:t>4.2 Image on the clipboard</w:t>
       </w:r>
@@ -8185,7 +8594,19 @@
           <w:bdr w:val="single" w:sz="4" w:space="0" w:color="C3C9D4"/>
           <w:shd w:val="clear" w:color="auto" w:fill="F1F3F7"/>
         </w:rPr>
-        <w:t> Win+Shift+S </w:t>
+        <w:t> </w:t>
+      </w:r>
+      <w:r>
+        <w:rPr>
+          <w:b/>
+          <w:bCs/>
+          <w:color w:val="2B3140"/>
+          <w:sz w:val="18"/>
+          <w:szCs w:val="18"/>
+          <w:bdr w:val="single" w:sz="4" w:space="0" w:color="C3C9D4"/>
+          <w:shd w:val="clear" w:color="auto" w:fill="F1F3F7"/>
+        </w:rPr>
+        <w:t>Win+Shift+S </w:t>
       </w:r>
       <w:r>
         <w:t xml:space="preserve"> or another screenshot tool, or copy a picture from a web page.</w:t>
@@ -8241,7 +8662,7 @@
       <w:pPr>
         <w:pStyle w:val="2"/>
       </w:pPr>
-      <w:bookmarkStart w:id="20" w:name="_Toc242998944"/>
+      <w:bookmarkStart w:id="20" w:name="_Toc243953723"/>
       <w:r>
         <w:t>4.3 Image files</w:t>
       </w:r>
@@ -8313,10 +8734,10 @@
         </w:rPr>
         <w:lastRenderedPageBreak/>
         <w:drawing>
-          <wp:inline distT="0" distB="0" distL="0" distR="0" wp14:anchorId="6EFF0C4B" wp14:editId="49879B06">
+          <wp:inline distT="0" distB="0" distL="0" distR="0" wp14:anchorId="1DC61831" wp14:editId="539ACF1D">
             <wp:extent cx="4676775" cy="3667125"/>
             <wp:effectExtent l="0" t="0" r="0" b="0"/>
-            <wp:docPr id="1230042256" name="image-preview" descr="image-preview" title="image-preview"/>
+            <wp:docPr id="75320361" name="image-preview" descr="image-preview" title="image-preview"/>
             <wp:cNvGraphicFramePr>
               <a:graphicFrameLocks xmlns:a="http://schemas.openxmlformats.org/drawingml/2006/main" noChangeAspect="1"/>
             </wp:cNvGraphicFramePr>
@@ -8381,7 +8802,7 @@
       <w:pPr>
         <w:pStyle w:val="2"/>
       </w:pPr>
-      <w:bookmarkStart w:id="21" w:name="_Toc242998945"/>
+      <w:bookmarkStart w:id="21" w:name="_Toc243953724"/>
       <w:r>
         <w:t>4.4 Windows right-click menu</w:t>
       </w:r>
@@ -8414,6 +8835,12 @@
         <w:gridCol w:w="4649"/>
       </w:tblGrid>
       <w:tr>
+        <w:tblPrEx>
+          <w:tblCellMar>
+            <w:top w:w="0" w:type="dxa"/>
+            <w:bottom w:w="0" w:type="dxa"/>
+          </w:tblCellMar>
+        </w:tblPrEx>
         <w:trPr>
           <w:cantSplit/>
         </w:trPr>
@@ -8437,10 +8864,10 @@
                 <w:noProof/>
               </w:rPr>
               <w:drawing>
-                <wp:inline distT="0" distB="0" distL="0" distR="0" wp14:anchorId="7252FFBB" wp14:editId="75299EDE">
+                <wp:inline distT="0" distB="0" distL="0" distR="0" wp14:anchorId="75087807" wp14:editId="60F1A558">
                   <wp:extent cx="2809875" cy="2543175"/>
                   <wp:effectExtent l="0" t="0" r="0" b="0"/>
-                  <wp:docPr id="1564155971" name="shell-desktop" descr="shell-desktop" title="shell-desktop"/>
+                  <wp:docPr id="435919516" name="shell-desktop" descr="shell-desktop" title="shell-desktop"/>
                   <wp:cNvGraphicFramePr>
                     <a:graphicFrameLocks xmlns:a="http://schemas.openxmlformats.org/drawingml/2006/main" noChangeAspect="1"/>
                   </wp:cNvGraphicFramePr>
@@ -8511,10 +8938,10 @@
                 <w:noProof/>
               </w:rPr>
               <w:drawing>
-                <wp:inline distT="0" distB="0" distL="0" distR="0" wp14:anchorId="58C0A741" wp14:editId="71DD4526">
+                <wp:inline distT="0" distB="0" distL="0" distR="0" wp14:anchorId="3161041A" wp14:editId="71E718D5">
                   <wp:extent cx="2809875" cy="2743200"/>
                   <wp:effectExtent l="0" t="0" r="0" b="0"/>
-                  <wp:docPr id="434556121" name="shell-image" descr="shell-image" title="shell-image"/>
+                  <wp:docPr id="528151635" name="shell-image" descr="shell-image" title="shell-image"/>
                   <wp:cNvGraphicFramePr>
                     <a:graphicFrameLocks xmlns:a="http://schemas.openxmlformats.org/drawingml/2006/main" noChangeAspect="1"/>
                   </wp:cNvGraphicFramePr>
@@ -8742,10 +9169,7 @@
           <w:bdr w:val="single" w:sz="4" w:space="0" w:color="C3C9D4"/>
           <w:shd w:val="clear" w:color="auto" w:fill="F1F3F7"/>
         </w:rPr>
-        <w:t> Shift </w:t>
-      </w:r>
-      <w:r>
-        <w:t xml:space="preserve"> while you right-click, or press </w:t>
+        <w:t> </w:t>
       </w:r>
       <w:r>
         <w:rPr>
@@ -8757,7 +9181,34 @@
           <w:bdr w:val="single" w:sz="4" w:space="0" w:color="C3C9D4"/>
           <w:shd w:val="clear" w:color="auto" w:fill="F1F3F7"/>
         </w:rPr>
-        <w:t> Shift+F10 </w:t>
+        <w:t>Shift </w:t>
+      </w:r>
+      <w:r>
+        <w:t xml:space="preserve"> while you right-click, or press </w:t>
+      </w:r>
+      <w:r>
+        <w:rPr>
+          <w:b/>
+          <w:bCs/>
+          <w:color w:val="2B3140"/>
+          <w:sz w:val="18"/>
+          <w:szCs w:val="18"/>
+          <w:bdr w:val="single" w:sz="4" w:space="0" w:color="C3C9D4"/>
+          <w:shd w:val="clear" w:color="auto" w:fill="F1F3F7"/>
+        </w:rPr>
+        <w:t> </w:t>
+      </w:r>
+      <w:r>
+        <w:rPr>
+          <w:b/>
+          <w:bCs/>
+          <w:color w:val="2B3140"/>
+          <w:sz w:val="18"/>
+          <w:szCs w:val="18"/>
+          <w:bdr w:val="single" w:sz="4" w:space="0" w:color="C3C9D4"/>
+          <w:shd w:val="clear" w:color="auto" w:fill="F1F3F7"/>
+        </w:rPr>
+        <w:t>Shift+F10 </w:t>
       </w:r>
       <w:r>
         <w:t>.</w:t>
@@ -8807,6 +9258,12 @@
         <w:gridCol w:w="3905"/>
       </w:tblGrid>
       <w:tr>
+        <w:tblPrEx>
+          <w:tblCellMar>
+            <w:top w:w="0" w:type="dxa"/>
+            <w:bottom w:w="0" w:type="dxa"/>
+          </w:tblCellMar>
+        </w:tblPrEx>
         <w:trPr>
           <w:cantSplit/>
           <w:tblHeader/>
@@ -8897,6 +9354,12 @@
         </w:tc>
       </w:tr>
       <w:tr>
+        <w:tblPrEx>
+          <w:tblCellMar>
+            <w:top w:w="0" w:type="dxa"/>
+            <w:bottom w:w="0" w:type="dxa"/>
+          </w:tblCellMar>
+        </w:tblPrEx>
         <w:trPr>
           <w:cantSplit/>
         </w:trPr>
@@ -8980,91 +9443,7 @@
                 <w:bdr w:val="single" w:sz="4" w:space="0" w:color="C3C9D4"/>
                 <w:shd w:val="clear" w:color="auto" w:fill="F1F3F7"/>
               </w:rPr>
-              <w:t> Ctrl+Alt+Q </w:t>
-            </w:r>
-            <w:r>
-              <w:rPr>
-                <w:sz w:val="19"/>
-                <w:szCs w:val="19"/>
-              </w:rPr>
-              <w:t>).</w:t>
-            </w:r>
-          </w:p>
-        </w:tc>
-      </w:tr>
-      <w:tr>
-        <w:trPr>
-          <w:cantSplit/>
-        </w:trPr>
-        <w:tc>
-          <w:tcPr>
-            <w:tcW w:w="3347" w:type="dxa"/>
-            <w:tcMar>
-              <w:top w:w="90" w:type="dxa"/>
-              <w:left w:w="140" w:type="dxa"/>
-              <w:bottom w:w="90" w:type="dxa"/>
-              <w:right w:w="140" w:type="dxa"/>
-            </w:tcMar>
-            <w:vAlign w:val="center"/>
-          </w:tcPr>
-          <w:p>
-            <w:pPr>
-              <w:spacing w:after="0" w:line="300" w:lineRule="auto"/>
-            </w:pPr>
-            <w:r>
-              <w:rPr>
-                <w:sz w:val="19"/>
-                <w:szCs w:val="19"/>
-              </w:rPr>
-              <w:t>QRcode tool Scan selection</w:t>
-            </w:r>
-          </w:p>
-        </w:tc>
-        <w:tc>
-          <w:tcPr>
-            <w:tcW w:w="2046" w:type="dxa"/>
-            <w:tcMar>
-              <w:top w:w="90" w:type="dxa"/>
-              <w:left w:w="140" w:type="dxa"/>
-              <w:bottom w:w="90" w:type="dxa"/>
-              <w:right w:w="140" w:type="dxa"/>
-            </w:tcMar>
-            <w:vAlign w:val="center"/>
-          </w:tcPr>
-          <w:p>
-            <w:pPr>
-              <w:spacing w:after="0" w:line="300" w:lineRule="auto"/>
-            </w:pPr>
-            <w:r>
-              <w:rPr>
-                <w:sz w:val="19"/>
-                <w:szCs w:val="19"/>
-              </w:rPr>
-              <w:t>Desktop background</w:t>
-            </w:r>
-          </w:p>
-        </w:tc>
-        <w:tc>
-          <w:tcPr>
-            <w:tcW w:w="3905" w:type="dxa"/>
-            <w:tcMar>
-              <w:top w:w="90" w:type="dxa"/>
-              <w:left w:w="140" w:type="dxa"/>
-              <w:bottom w:w="90" w:type="dxa"/>
-              <w:right w:w="140" w:type="dxa"/>
-            </w:tcMar>
-            <w:vAlign w:val="center"/>
-          </w:tcPr>
-          <w:p>
-            <w:pPr>
-              <w:spacing w:after="0" w:line="300" w:lineRule="auto"/>
-            </w:pPr>
-            <w:r>
-              <w:rPr>
-                <w:sz w:val="19"/>
-                <w:szCs w:val="19"/>
-              </w:rPr>
-              <w:t xml:space="preserve">Freezes the screen so you can select an area (like </w:t>
+              <w:t> </w:t>
             </w:r>
             <w:r>
               <w:rPr>
@@ -9076,7 +9455,7 @@
                 <w:bdr w:val="single" w:sz="4" w:space="0" w:color="C3C9D4"/>
                 <w:shd w:val="clear" w:color="auto" w:fill="F1F3F7"/>
               </w:rPr>
-              <w:t> Ctrl+Alt+A </w:t>
+              <w:t>Ctrl+Alt+Q </w:t>
             </w:r>
             <w:r>
               <w:rPr>
@@ -9089,6 +9468,12 @@
         </w:tc>
       </w:tr>
       <w:tr>
+        <w:tblPrEx>
+          <w:tblCellMar>
+            <w:top w:w="0" w:type="dxa"/>
+            <w:bottom w:w="0" w:type="dxa"/>
+          </w:tblCellMar>
+        </w:tblPrEx>
         <w:trPr>
           <w:cantSplit/>
         </w:trPr>
@@ -9112,7 +9497,7 @@
                 <w:sz w:val="19"/>
                 <w:szCs w:val="19"/>
               </w:rPr>
-              <w:t>QRcode tool Scan with camera</w:t>
+              <w:t>QRcode tool Scan selection</w:t>
             </w:r>
           </w:p>
         </w:tc>
@@ -9160,7 +9545,7 @@
                 <w:sz w:val="19"/>
                 <w:szCs w:val="19"/>
               </w:rPr>
-              <w:t xml:space="preserve">Opens the webcam (like </w:t>
+              <w:t xml:space="preserve">Freezes the screen so you can select an area (like </w:t>
             </w:r>
             <w:r>
               <w:rPr>
@@ -9172,7 +9557,19 @@
                 <w:bdr w:val="single" w:sz="4" w:space="0" w:color="C3C9D4"/>
                 <w:shd w:val="clear" w:color="auto" w:fill="F1F3F7"/>
               </w:rPr>
-              <w:t> Ctrl+Alt+W </w:t>
+              <w:t> </w:t>
+            </w:r>
+            <w:r>
+              <w:rPr>
+                <w:b/>
+                <w:bCs/>
+                <w:color w:val="2B3140"/>
+                <w:sz w:val="16"/>
+                <w:szCs w:val="16"/>
+                <w:bdr w:val="single" w:sz="4" w:space="0" w:color="C3C9D4"/>
+                <w:shd w:val="clear" w:color="auto" w:fill="F1F3F7"/>
+              </w:rPr>
+              <w:t>Ctrl+Alt+A </w:t>
             </w:r>
             <w:r>
               <w:rPr>
@@ -9185,6 +9582,12 @@
         </w:tc>
       </w:tr>
       <w:tr>
+        <w:tblPrEx>
+          <w:tblCellMar>
+            <w:top w:w="0" w:type="dxa"/>
+            <w:bottom w:w="0" w:type="dxa"/>
+          </w:tblCellMar>
+        </w:tblPrEx>
         <w:trPr>
           <w:cantSplit/>
         </w:trPr>
@@ -9208,7 +9611,7 @@
                 <w:sz w:val="19"/>
                 <w:szCs w:val="19"/>
               </w:rPr>
-              <w:t>QRcode tool Toolbar</w:t>
+              <w:t>QRcode tool Scan with camera</w:t>
             </w:r>
           </w:p>
         </w:tc>
@@ -9256,12 +9659,132 @@
                 <w:sz w:val="19"/>
                 <w:szCs w:val="19"/>
               </w:rPr>
-              <w:t>Shows the floating toolbar.</w:t>
+              <w:t xml:space="preserve">Opens the webcam (like </w:t>
+            </w:r>
+            <w:r>
+              <w:rPr>
+                <w:b/>
+                <w:bCs/>
+                <w:color w:val="2B3140"/>
+                <w:sz w:val="16"/>
+                <w:szCs w:val="16"/>
+                <w:bdr w:val="single" w:sz="4" w:space="0" w:color="C3C9D4"/>
+                <w:shd w:val="clear" w:color="auto" w:fill="F1F3F7"/>
+              </w:rPr>
+              <w:t> </w:t>
+            </w:r>
+            <w:r>
+              <w:rPr>
+                <w:b/>
+                <w:bCs/>
+                <w:color w:val="2B3140"/>
+                <w:sz w:val="16"/>
+                <w:szCs w:val="16"/>
+                <w:bdr w:val="single" w:sz="4" w:space="0" w:color="C3C9D4"/>
+                <w:shd w:val="clear" w:color="auto" w:fill="F1F3F7"/>
+              </w:rPr>
+              <w:t>Ctrl+Alt+W </w:t>
+            </w:r>
+            <w:r>
+              <w:rPr>
+                <w:sz w:val="19"/>
+                <w:szCs w:val="19"/>
+              </w:rPr>
+              <w:t>).</w:t>
             </w:r>
           </w:p>
         </w:tc>
       </w:tr>
       <w:tr>
+        <w:tblPrEx>
+          <w:tblCellMar>
+            <w:top w:w="0" w:type="dxa"/>
+            <w:bottom w:w="0" w:type="dxa"/>
+          </w:tblCellMar>
+        </w:tblPrEx>
+        <w:trPr>
+          <w:cantSplit/>
+        </w:trPr>
+        <w:tc>
+          <w:tcPr>
+            <w:tcW w:w="3347" w:type="dxa"/>
+            <w:tcMar>
+              <w:top w:w="90" w:type="dxa"/>
+              <w:left w:w="140" w:type="dxa"/>
+              <w:bottom w:w="90" w:type="dxa"/>
+              <w:right w:w="140" w:type="dxa"/>
+            </w:tcMar>
+            <w:vAlign w:val="center"/>
+          </w:tcPr>
+          <w:p>
+            <w:pPr>
+              <w:spacing w:after="0" w:line="300" w:lineRule="auto"/>
+            </w:pPr>
+            <w:r>
+              <w:rPr>
+                <w:sz w:val="19"/>
+                <w:szCs w:val="19"/>
+              </w:rPr>
+              <w:t>QRcode tool Toolbar</w:t>
+            </w:r>
+          </w:p>
+        </w:tc>
+        <w:tc>
+          <w:tcPr>
+            <w:tcW w:w="2046" w:type="dxa"/>
+            <w:tcMar>
+              <w:top w:w="90" w:type="dxa"/>
+              <w:left w:w="140" w:type="dxa"/>
+              <w:bottom w:w="90" w:type="dxa"/>
+              <w:right w:w="140" w:type="dxa"/>
+            </w:tcMar>
+            <w:vAlign w:val="center"/>
+          </w:tcPr>
+          <w:p>
+            <w:pPr>
+              <w:spacing w:after="0" w:line="300" w:lineRule="auto"/>
+            </w:pPr>
+            <w:r>
+              <w:rPr>
+                <w:sz w:val="19"/>
+                <w:szCs w:val="19"/>
+              </w:rPr>
+              <w:t>Desktop background</w:t>
+            </w:r>
+          </w:p>
+        </w:tc>
+        <w:tc>
+          <w:tcPr>
+            <w:tcW w:w="3905" w:type="dxa"/>
+            <w:tcMar>
+              <w:top w:w="90" w:type="dxa"/>
+              <w:left w:w="140" w:type="dxa"/>
+              <w:bottom w:w="90" w:type="dxa"/>
+              <w:right w:w="140" w:type="dxa"/>
+            </w:tcMar>
+            <w:vAlign w:val="center"/>
+          </w:tcPr>
+          <w:p>
+            <w:pPr>
+              <w:spacing w:after="0" w:line="300" w:lineRule="auto"/>
+            </w:pPr>
+            <w:r>
+              <w:rPr>
+                <w:sz w:val="19"/>
+                <w:szCs w:val="19"/>
+              </w:rPr>
+              <w:t>Shows the floating toolbar.</w:t>
+            </w:r>
+          </w:p>
+        </w:tc>
+      </w:tr>
+      <w:tr>
+        <w:tblPrEx>
+          <w:tblCellMar>
+            <w:top w:w="0" w:type="dxa"/>
+            <w:bottom w:w="0" w:type="dxa"/>
+          </w:tblCellMar>
+        </w:tblPrEx>
         <w:trPr>
           <w:cantSplit/>
         </w:trPr>
@@ -9471,6 +9994,12 @@
         <w:gridCol w:w="9298"/>
       </w:tblGrid>
       <w:tr>
+        <w:tblPrEx>
+          <w:tblCellMar>
+            <w:top w:w="0" w:type="dxa"/>
+            <w:bottom w:w="0" w:type="dxa"/>
+          </w:tblCellMar>
+        </w:tblPrEx>
         <w:trPr>
           <w:cantSplit/>
         </w:trPr>
@@ -9533,7 +10062,7 @@
       <w:pPr>
         <w:pStyle w:val="2"/>
       </w:pPr>
-      <w:bookmarkStart w:id="22" w:name="_Toc242998946"/>
+      <w:bookmarkStart w:id="22" w:name="_Toc243953725"/>
       <w:r>
         <w:t>4.5 Command line</w:t>
       </w:r>
@@ -9567,6 +10096,12 @@
         <w:gridCol w:w="5393"/>
       </w:tblGrid>
       <w:tr>
+        <w:tblPrEx>
+          <w:tblCellMar>
+            <w:top w:w="0" w:type="dxa"/>
+            <w:bottom w:w="0" w:type="dxa"/>
+          </w:tblCellMar>
+        </w:tblPrEx>
         <w:trPr>
           <w:cantSplit/>
           <w:tblHeader/>
@@ -9629,6 +10164,12 @@
         </w:tc>
       </w:tr>
       <w:tr>
+        <w:tblPrEx>
+          <w:tblCellMar>
+            <w:top w:w="0" w:type="dxa"/>
+            <w:bottom w:w="0" w:type="dxa"/>
+          </w:tblCellMar>
+        </w:tblPrEx>
         <w:trPr>
           <w:cantSplit/>
         </w:trPr>
@@ -9685,6 +10226,12 @@
         </w:tc>
       </w:tr>
       <w:tr>
+        <w:tblPrEx>
+          <w:tblCellMar>
+            <w:top w:w="0" w:type="dxa"/>
+            <w:bottom w:w="0" w:type="dxa"/>
+          </w:tblCellMar>
+        </w:tblPrEx>
         <w:trPr>
           <w:cantSplit/>
         </w:trPr>
@@ -9741,6 +10288,12 @@
         </w:tc>
       </w:tr>
       <w:tr>
+        <w:tblPrEx>
+          <w:tblCellMar>
+            <w:top w:w="0" w:type="dxa"/>
+            <w:bottom w:w="0" w:type="dxa"/>
+          </w:tblCellMar>
+        </w:tblPrEx>
         <w:trPr>
           <w:cantSplit/>
         </w:trPr>
@@ -9797,6 +10350,12 @@
         </w:tc>
       </w:tr>
       <w:tr>
+        <w:tblPrEx>
+          <w:tblCellMar>
+            <w:top w:w="0" w:type="dxa"/>
+            <w:bottom w:w="0" w:type="dxa"/>
+          </w:tblCellMar>
+        </w:tblPrEx>
         <w:trPr>
           <w:cantSplit/>
         </w:trPr>
@@ -9853,6 +10412,12 @@
         </w:tc>
       </w:tr>
       <w:tr>
+        <w:tblPrEx>
+          <w:tblCellMar>
+            <w:top w:w="0" w:type="dxa"/>
+            <w:bottom w:w="0" w:type="dxa"/>
+          </w:tblCellMar>
+        </w:tblPrEx>
         <w:trPr>
           <w:cantSplit/>
         </w:trPr>
@@ -9909,6 +10474,12 @@
         </w:tc>
       </w:tr>
       <w:tr>
+        <w:tblPrEx>
+          <w:tblCellMar>
+            <w:top w:w="0" w:type="dxa"/>
+            <w:bottom w:w="0" w:type="dxa"/>
+          </w:tblCellMar>
+        </w:tblPrEx>
         <w:trPr>
           <w:cantSplit/>
         </w:trPr>
@@ -9965,6 +10536,12 @@
         </w:tc>
       </w:tr>
       <w:tr>
+        <w:tblPrEx>
+          <w:tblCellMar>
+            <w:top w:w="0" w:type="dxa"/>
+            <w:bottom w:w="0" w:type="dxa"/>
+          </w:tblCellMar>
+        </w:tblPrEx>
         <w:trPr>
           <w:cantSplit/>
         </w:trPr>
@@ -10021,6 +10598,12 @@
         </w:tc>
       </w:tr>
       <w:tr>
+        <w:tblPrEx>
+          <w:tblCellMar>
+            <w:top w:w="0" w:type="dxa"/>
+            <w:bottom w:w="0" w:type="dxa"/>
+          </w:tblCellMar>
+        </w:tblPrEx>
         <w:trPr>
           <w:cantSplit/>
         </w:trPr>
@@ -10077,6 +10660,12 @@
         </w:tc>
       </w:tr>
       <w:tr>
+        <w:tblPrEx>
+          <w:tblCellMar>
+            <w:top w:w="0" w:type="dxa"/>
+            <w:bottom w:w="0" w:type="dxa"/>
+          </w:tblCellMar>
+        </w:tblPrEx>
         <w:trPr>
           <w:cantSplit/>
         </w:trPr>
@@ -10133,6 +10722,12 @@
         </w:tc>
       </w:tr>
       <w:tr>
+        <w:tblPrEx>
+          <w:tblCellMar>
+            <w:top w:w="0" w:type="dxa"/>
+            <w:bottom w:w="0" w:type="dxa"/>
+          </w:tblCellMar>
+        </w:tblPrEx>
         <w:trPr>
           <w:cantSplit/>
         </w:trPr>
@@ -10189,6 +10784,12 @@
         </w:tc>
       </w:tr>
       <w:tr>
+        <w:tblPrEx>
+          <w:tblCellMar>
+            <w:top w:w="0" w:type="dxa"/>
+            <w:bottom w:w="0" w:type="dxa"/>
+          </w:tblCellMar>
+        </w:tblPrEx>
         <w:trPr>
           <w:cantSplit/>
         </w:trPr>
@@ -10245,6 +10846,12 @@
         </w:tc>
       </w:tr>
       <w:tr>
+        <w:tblPrEx>
+          <w:tblCellMar>
+            <w:top w:w="0" w:type="dxa"/>
+            <w:bottom w:w="0" w:type="dxa"/>
+          </w:tblCellMar>
+        </w:tblPrEx>
         <w:trPr>
           <w:cantSplit/>
         </w:trPr>
@@ -10328,7 +10935,7 @@
       <w:pPr>
         <w:pStyle w:val="1"/>
       </w:pPr>
-      <w:bookmarkStart w:id="23" w:name="_Toc242998947"/>
+      <w:bookmarkStart w:id="23" w:name="_Toc243953726"/>
       <w:r>
         <w:t>5 Results and details</w:t>
       </w:r>
@@ -10338,7 +10945,7 @@
       <w:pPr>
         <w:pStyle w:val="2"/>
       </w:pPr>
-      <w:bookmarkStart w:id="24" w:name="_Toc242998948"/>
+      <w:bookmarkStart w:id="24" w:name="_Toc243953727"/>
       <w:r>
         <w:t>5.1 Result labels</w:t>
       </w:r>
@@ -10433,7 +11040,7 @@
       <w:pPr>
         <w:pStyle w:val="2"/>
       </w:pPr>
-      <w:bookmarkStart w:id="25" w:name="_Toc242998949"/>
+      <w:bookmarkStart w:id="25" w:name="_Toc243953728"/>
       <w:r>
         <w:t>5.2 What Enter or a click does</w:t>
       </w:r>
@@ -10462,6 +11069,12 @@
         <w:gridCol w:w="5951"/>
       </w:tblGrid>
       <w:tr>
+        <w:tblPrEx>
+          <w:tblCellMar>
+            <w:top w:w="0" w:type="dxa"/>
+            <w:bottom w:w="0" w:type="dxa"/>
+          </w:tblCellMar>
+        </w:tblPrEx>
         <w:trPr>
           <w:cantSplit/>
           <w:tblHeader/>
@@ -10524,6 +11137,12 @@
         </w:tc>
       </w:tr>
       <w:tr>
+        <w:tblPrEx>
+          <w:tblCellMar>
+            <w:top w:w="0" w:type="dxa"/>
+            <w:bottom w:w="0" w:type="dxa"/>
+          </w:tblCellMar>
+        </w:tblPrEx>
         <w:trPr>
           <w:cantSplit/>
         </w:trPr>
@@ -10577,6 +11196,12 @@
         </w:tc>
       </w:tr>
       <w:tr>
+        <w:tblPrEx>
+          <w:tblCellMar>
+            <w:top w:w="0" w:type="dxa"/>
+            <w:bottom w:w="0" w:type="dxa"/>
+          </w:tblCellMar>
+        </w:tblPrEx>
         <w:trPr>
           <w:cantSplit/>
         </w:trPr>
@@ -10630,6 +11255,12 @@
         </w:tc>
       </w:tr>
       <w:tr>
+        <w:tblPrEx>
+          <w:tblCellMar>
+            <w:top w:w="0" w:type="dxa"/>
+            <w:bottom w:w="0" w:type="dxa"/>
+          </w:tblCellMar>
+        </w:tblPrEx>
         <w:trPr>
           <w:cantSplit/>
         </w:trPr>
@@ -10692,7 +11323,7 @@
       <w:pPr>
         <w:pStyle w:val="2"/>
       </w:pPr>
-      <w:bookmarkStart w:id="26" w:name="_Toc242998950"/>
+      <w:bookmarkStart w:id="26" w:name="_Toc243953729"/>
       <w:r>
         <w:t>5.3 The detail card</w:t>
       </w:r>
@@ -10725,10 +11356,10 @@
         </w:rPr>
         <w:lastRenderedPageBreak/>
         <w:drawing>
-          <wp:inline distT="0" distB="0" distL="0" distR="0" wp14:anchorId="50B2A928" wp14:editId="7110422A">
+          <wp:inline distT="0" distB="0" distL="0" distR="0" wp14:anchorId="49B096D8" wp14:editId="1697B2DD">
             <wp:extent cx="4324350" cy="2600325"/>
             <wp:effectExtent l="0" t="0" r="0" b="0"/>
-            <wp:docPr id="1037261670" name="detail-wifi" descr="detail-wifi" title="detail-wifi"/>
+            <wp:docPr id="1569433642" name="detail-wifi" descr="detail-wifi" title="detail-wifi"/>
             <wp:cNvGraphicFramePr>
               <a:graphicFrameLocks xmlns:a="http://schemas.openxmlformats.org/drawingml/2006/main" noChangeAspect="1"/>
             </wp:cNvGraphicFramePr>
@@ -10793,7 +11424,7 @@
       <w:pPr>
         <w:pStyle w:val="2"/>
       </w:pPr>
-      <w:bookmarkStart w:id="27" w:name="_Toc242998951"/>
+      <w:bookmarkStart w:id="27" w:name="_Toc243953730"/>
       <w:r>
         <w:t>5.4 Buttons for each kind of content</w:t>
       </w:r>
@@ -10822,6 +11453,12 @@
         <w:gridCol w:w="6509"/>
       </w:tblGrid>
       <w:tr>
+        <w:tblPrEx>
+          <w:tblCellMar>
+            <w:top w:w="0" w:type="dxa"/>
+            <w:bottom w:w="0" w:type="dxa"/>
+          </w:tblCellMar>
+        </w:tblPrEx>
         <w:trPr>
           <w:cantSplit/>
           <w:tblHeader/>
@@ -10884,6 +11521,12 @@
         </w:tc>
       </w:tr>
       <w:tr>
+        <w:tblPrEx>
+          <w:tblCellMar>
+            <w:top w:w="0" w:type="dxa"/>
+            <w:bottom w:w="0" w:type="dxa"/>
+          </w:tblCellMar>
+        </w:tblPrEx>
         <w:trPr>
           <w:cantSplit/>
         </w:trPr>
@@ -10978,6 +11621,12 @@
         </w:tc>
       </w:tr>
       <w:tr>
+        <w:tblPrEx>
+          <w:tblCellMar>
+            <w:top w:w="0" w:type="dxa"/>
+            <w:bottom w:w="0" w:type="dxa"/>
+          </w:tblCellMar>
+        </w:tblPrEx>
         <w:trPr>
           <w:cantSplit/>
         </w:trPr>
@@ -11056,6 +11705,12 @@
         </w:tc>
       </w:tr>
       <w:tr>
+        <w:tblPrEx>
+          <w:tblCellMar>
+            <w:top w:w="0" w:type="dxa"/>
+            <w:bottom w:w="0" w:type="dxa"/>
+          </w:tblCellMar>
+        </w:tblPrEx>
         <w:trPr>
           <w:cantSplit/>
         </w:trPr>
@@ -11134,6 +11789,12 @@
         </w:tc>
       </w:tr>
       <w:tr>
+        <w:tblPrEx>
+          <w:tblCellMar>
+            <w:top w:w="0" w:type="dxa"/>
+            <w:bottom w:w="0" w:type="dxa"/>
+          </w:tblCellMar>
+        </w:tblPrEx>
         <w:trPr>
           <w:cantSplit/>
         </w:trPr>
@@ -11212,6 +11873,12 @@
         </w:tc>
       </w:tr>
       <w:tr>
+        <w:tblPrEx>
+          <w:tblCellMar>
+            <w:top w:w="0" w:type="dxa"/>
+            <w:bottom w:w="0" w:type="dxa"/>
+          </w:tblCellMar>
+        </w:tblPrEx>
         <w:trPr>
           <w:cantSplit/>
         </w:trPr>
@@ -11290,6 +11957,12 @@
         </w:tc>
       </w:tr>
       <w:tr>
+        <w:tblPrEx>
+          <w:tblCellMar>
+            <w:top w:w="0" w:type="dxa"/>
+            <w:bottom w:w="0" w:type="dxa"/>
+          </w:tblCellMar>
+        </w:tblPrEx>
         <w:trPr>
           <w:cantSplit/>
         </w:trPr>
@@ -11368,6 +12041,12 @@
         </w:tc>
       </w:tr>
       <w:tr>
+        <w:tblPrEx>
+          <w:tblCellMar>
+            <w:top w:w="0" w:type="dxa"/>
+            <w:bottom w:w="0" w:type="dxa"/>
+          </w:tblCellMar>
+        </w:tblPrEx>
         <w:trPr>
           <w:cantSplit/>
         </w:trPr>
@@ -11446,6 +12125,12 @@
         </w:tc>
       </w:tr>
       <w:tr>
+        <w:tblPrEx>
+          <w:tblCellMar>
+            <w:top w:w="0" w:type="dxa"/>
+            <w:bottom w:w="0" w:type="dxa"/>
+          </w:tblCellMar>
+        </w:tblPrEx>
         <w:trPr>
           <w:cantSplit/>
         </w:trPr>
@@ -11515,6 +12200,12 @@
         </w:tc>
       </w:tr>
       <w:tr>
+        <w:tblPrEx>
+          <w:tblCellMar>
+            <w:top w:w="0" w:type="dxa"/>
+            <w:bottom w:w="0" w:type="dxa"/>
+          </w:tblCellMar>
+        </w:tblPrEx>
         <w:trPr>
           <w:cantSplit/>
         </w:trPr>
@@ -11577,6 +12268,12 @@
         </w:tc>
       </w:tr>
       <w:tr>
+        <w:tblPrEx>
+          <w:tblCellMar>
+            <w:top w:w="0" w:type="dxa"/>
+            <w:bottom w:w="0" w:type="dxa"/>
+          </w:tblCellMar>
+        </w:tblPrEx>
         <w:trPr>
           <w:cantSplit/>
         </w:trPr>
@@ -11655,6 +12352,12 @@
         </w:tc>
       </w:tr>
       <w:tr>
+        <w:tblPrEx>
+          <w:tblCellMar>
+            <w:top w:w="0" w:type="dxa"/>
+            <w:bottom w:w="0" w:type="dxa"/>
+          </w:tblCellMar>
+        </w:tblPrEx>
         <w:trPr>
           <w:cantSplit/>
         </w:trPr>
@@ -11776,6 +12479,12 @@
         </w:tc>
       </w:tr>
       <w:tr>
+        <w:tblPrEx>
+          <w:tblCellMar>
+            <w:top w:w="0" w:type="dxa"/>
+            <w:bottom w:w="0" w:type="dxa"/>
+          </w:tblCellMar>
+        </w:tblPrEx>
         <w:trPr>
           <w:cantSplit/>
         </w:trPr>
@@ -11847,7 +12556,7 @@
       <w:pPr>
         <w:pStyle w:val="2"/>
       </w:pPr>
-      <w:bookmarkStart w:id="28" w:name="_Toc242998952"/>
+      <w:bookmarkStart w:id="28" w:name="_Toc243953731"/>
       <w:r>
         <w:lastRenderedPageBreak/>
         <w:t>5.5 Taiwan e-invoices</w:t>
@@ -11883,7 +12592,7 @@
       <w:pPr>
         <w:pStyle w:val="2"/>
       </w:pPr>
-      <w:bookmarkStart w:id="29" w:name="_Toc242998953"/>
+      <w:bookmarkStart w:id="29" w:name="_Toc243953732"/>
       <w:r>
         <w:t>5.6 Sensitive data</w:t>
       </w:r>
@@ -11926,7 +12635,7 @@
       <w:pPr>
         <w:pStyle w:val="1"/>
       </w:pPr>
-      <w:bookmarkStart w:id="30" w:name="_Toc242998954"/>
+      <w:bookmarkStart w:id="30" w:name="_Toc243953733"/>
       <w:r>
         <w:t>6 Link safety</w:t>
       </w:r>
@@ -11941,7 +12650,7 @@
       <w:pPr>
         <w:pStyle w:val="2"/>
       </w:pPr>
-      <w:bookmarkStart w:id="31" w:name="_Toc242998955"/>
+      <w:bookmarkStart w:id="31" w:name="_Toc243953734"/>
       <w:r>
         <w:t>6.1 Check the site name before opening</w:t>
       </w:r>
@@ -11963,10 +12672,10 @@
           <w:noProof/>
         </w:rPr>
         <w:drawing>
-          <wp:inline distT="0" distB="0" distL="0" distR="0" wp14:anchorId="17C72EE9" wp14:editId="4F5F589E">
+          <wp:inline distT="0" distB="0" distL="0" distR="0" wp14:anchorId="54B58C52" wp14:editId="53D4FCEE">
             <wp:extent cx="4324350" cy="2781300"/>
             <wp:effectExtent l="0" t="0" r="0" b="0"/>
-            <wp:docPr id="563921653" name="detail-warning" descr="detail-warning" title="detail-warning"/>
+            <wp:docPr id="2047924398" name="detail-warning" descr="detail-warning" title="detail-warning"/>
             <wp:cNvGraphicFramePr>
               <a:graphicFrameLocks xmlns:a="http://schemas.openxmlformats.org/drawingml/2006/main" noChangeAspect="1"/>
             </wp:cNvGraphicFramePr>
@@ -12031,7 +12740,7 @@
       <w:pPr>
         <w:pStyle w:val="2"/>
       </w:pPr>
-      <w:bookmarkStart w:id="32" w:name="_Toc242998956"/>
+      <w:bookmarkStart w:id="32" w:name="_Toc243953735"/>
       <w:r>
         <w:t>6.2 Warning levels</w:t>
       </w:r>
@@ -12060,6 +12769,12 @@
         <w:gridCol w:w="7624"/>
       </w:tblGrid>
       <w:tr>
+        <w:tblPrEx>
+          <w:tblCellMar>
+            <w:top w:w="0" w:type="dxa"/>
+            <w:bottom w:w="0" w:type="dxa"/>
+          </w:tblCellMar>
+        </w:tblPrEx>
         <w:trPr>
           <w:cantSplit/>
           <w:tblHeader/>
@@ -12122,6 +12837,12 @@
         </w:tc>
       </w:tr>
       <w:tr>
+        <w:tblPrEx>
+          <w:tblCellMar>
+            <w:top w:w="0" w:type="dxa"/>
+            <w:bottom w:w="0" w:type="dxa"/>
+          </w:tblCellMar>
+        </w:tblPrEx>
         <w:trPr>
           <w:cantSplit/>
         </w:trPr>
@@ -12181,67 +12902,7 @@
                 <w:bdr w:val="single" w:sz="4" w:space="0" w:color="C3C9D4"/>
                 <w:shd w:val="clear" w:color="auto" w:fill="F1F3F7"/>
               </w:rPr>
-              <w:t> Enter </w:t>
-            </w:r>
-            <w:r>
-              <w:rPr>
-                <w:sz w:val="19"/>
-                <w:szCs w:val="19"/>
-              </w:rPr>
-              <w:t xml:space="preserve"> opens the link directly.</w:t>
-            </w:r>
-          </w:p>
-        </w:tc>
-      </w:tr>
-      <w:tr>
-        <w:trPr>
-          <w:cantSplit/>
-        </w:trPr>
-        <w:tc>
-          <w:tcPr>
-            <w:tcW w:w="1674" w:type="dxa"/>
-            <w:tcMar>
-              <w:top w:w="90" w:type="dxa"/>
-              <w:left w:w="140" w:type="dxa"/>
-              <w:bottom w:w="90" w:type="dxa"/>
-              <w:right w:w="140" w:type="dxa"/>
-            </w:tcMar>
-            <w:vAlign w:val="center"/>
-          </w:tcPr>
-          <w:p>
-            <w:pPr>
-              <w:spacing w:after="0" w:line="300" w:lineRule="auto"/>
-            </w:pPr>
-            <w:r>
-              <w:rPr>
-                <w:sz w:val="19"/>
-                <w:szCs w:val="19"/>
-              </w:rPr>
-              <w:t>Warning</w:t>
-            </w:r>
-          </w:p>
-        </w:tc>
-        <w:tc>
-          <w:tcPr>
-            <w:tcW w:w="7624" w:type="dxa"/>
-            <w:tcMar>
-              <w:top w:w="90" w:type="dxa"/>
-              <w:left w:w="140" w:type="dxa"/>
-              <w:bottom w:w="90" w:type="dxa"/>
-              <w:right w:w="140" w:type="dxa"/>
-            </w:tcMar>
-            <w:vAlign w:val="center"/>
-          </w:tcPr>
-          <w:p>
-            <w:pPr>
-              <w:spacing w:after="0" w:line="300" w:lineRule="auto"/>
-            </w:pPr>
-            <w:r>
-              <w:rPr>
-                <w:sz w:val="19"/>
-                <w:szCs w:val="19"/>
-              </w:rPr>
-              <w:t xml:space="preserve">Yellow brackets and icon. </w:t>
+              <w:t> </w:t>
             </w:r>
             <w:r>
               <w:rPr>
@@ -12253,35 +12914,25 @@
                 <w:bdr w:val="single" w:sz="4" w:space="0" w:color="C3C9D4"/>
                 <w:shd w:val="clear" w:color="auto" w:fill="F1F3F7"/>
               </w:rPr>
-              <w:t> Enter </w:t>
-            </w:r>
-            <w:r>
-              <w:rPr>
-                <w:sz w:val="19"/>
-                <w:szCs w:val="19"/>
-              </w:rPr>
-              <w:t xml:space="preserve"> or a click shows the detail card first; you then click </w:t>
-            </w:r>
-            <w:r>
-              <w:rPr>
-                <w:b/>
-                <w:bCs/>
-                <w:sz w:val="19"/>
-                <w:szCs w:val="19"/>
-              </w:rPr>
-              <w:t>Open</w:t>
-            </w:r>
-            <w:r>
-              <w:rPr>
-                <w:sz w:val="19"/>
-                <w:szCs w:val="19"/>
-              </w:rPr>
-              <w:t>.</w:t>
+              <w:t>Enter </w:t>
+            </w:r>
+            <w:r>
+              <w:rPr>
+                <w:sz w:val="19"/>
+                <w:szCs w:val="19"/>
+              </w:rPr>
+              <w:t xml:space="preserve"> opens the link directly.</w:t>
             </w:r>
           </w:p>
         </w:tc>
       </w:tr>
       <w:tr>
+        <w:tblPrEx>
+          <w:tblCellMar>
+            <w:top w:w="0" w:type="dxa"/>
+            <w:bottom w:w="0" w:type="dxa"/>
+          </w:tblCellMar>
+        </w:tblPrEx>
         <w:trPr>
           <w:cantSplit/>
         </w:trPr>
@@ -12305,7 +12956,7 @@
                 <w:sz w:val="19"/>
                 <w:szCs w:val="19"/>
               </w:rPr>
-              <w:t>Danger</w:t>
+              <w:t>Warning</w:t>
             </w:r>
           </w:p>
         </w:tc>
@@ -12329,28 +12980,134 @@
                 <w:sz w:val="19"/>
                 <w:szCs w:val="19"/>
               </w:rPr>
-              <w:t xml:space="preserve">Red brackets and icon. </w:t>
+              <w:t xml:space="preserve">Yellow brackets and icon. </w:t>
             </w:r>
             <w:r>
               <w:rPr>
                 <w:b/>
                 <w:bCs/>
-                <w:sz w:val="19"/>
-                <w:szCs w:val="19"/>
-              </w:rPr>
-              <w:t>Open</w:t>
-            </w:r>
-            <w:r>
-              <w:rPr>
-                <w:sz w:val="19"/>
-                <w:szCs w:val="19"/>
-              </w:rPr>
-              <w:t xml:space="preserve"> is no longer the default button, and after clicking it you must confirm with </w:t>
+                <w:color w:val="2B3140"/>
+                <w:sz w:val="16"/>
+                <w:szCs w:val="16"/>
+                <w:bdr w:val="single" w:sz="4" w:space="0" w:color="C3C9D4"/>
+                <w:shd w:val="clear" w:color="auto" w:fill="F1F3F7"/>
+              </w:rPr>
+              <w:t> </w:t>
             </w:r>
             <w:r>
               <w:rPr>
                 <w:b/>
                 <w:bCs/>
+                <w:color w:val="2B3140"/>
+                <w:sz w:val="16"/>
+                <w:szCs w:val="16"/>
+                <w:bdr w:val="single" w:sz="4" w:space="0" w:color="C3C9D4"/>
+                <w:shd w:val="clear" w:color="auto" w:fill="F1F3F7"/>
+              </w:rPr>
+              <w:t>Enter </w:t>
+            </w:r>
+            <w:r>
+              <w:rPr>
+                <w:sz w:val="19"/>
+                <w:szCs w:val="19"/>
+              </w:rPr>
+              <w:t xml:space="preserve"> or a click shows the detail card first; you then click </w:t>
+            </w:r>
+            <w:r>
+              <w:rPr>
+                <w:b/>
+                <w:bCs/>
+                <w:sz w:val="19"/>
+                <w:szCs w:val="19"/>
+              </w:rPr>
+              <w:t>Open</w:t>
+            </w:r>
+            <w:r>
+              <w:rPr>
+                <w:sz w:val="19"/>
+                <w:szCs w:val="19"/>
+              </w:rPr>
+              <w:t>.</w:t>
+            </w:r>
+          </w:p>
+        </w:tc>
+      </w:tr>
+      <w:tr>
+        <w:tblPrEx>
+          <w:tblCellMar>
+            <w:top w:w="0" w:type="dxa"/>
+            <w:bottom w:w="0" w:type="dxa"/>
+          </w:tblCellMar>
+        </w:tblPrEx>
+        <w:trPr>
+          <w:cantSplit/>
+        </w:trPr>
+        <w:tc>
+          <w:tcPr>
+            <w:tcW w:w="1674" w:type="dxa"/>
+            <w:tcMar>
+              <w:top w:w="90" w:type="dxa"/>
+              <w:left w:w="140" w:type="dxa"/>
+              <w:bottom w:w="90" w:type="dxa"/>
+              <w:right w:w="140" w:type="dxa"/>
+            </w:tcMar>
+            <w:vAlign w:val="center"/>
+          </w:tcPr>
+          <w:p>
+            <w:pPr>
+              <w:spacing w:after="0" w:line="300" w:lineRule="auto"/>
+            </w:pPr>
+            <w:r>
+              <w:rPr>
+                <w:sz w:val="19"/>
+                <w:szCs w:val="19"/>
+              </w:rPr>
+              <w:t>Danger</w:t>
+            </w:r>
+          </w:p>
+        </w:tc>
+        <w:tc>
+          <w:tcPr>
+            <w:tcW w:w="7624" w:type="dxa"/>
+            <w:tcMar>
+              <w:top w:w="90" w:type="dxa"/>
+              <w:left w:w="140" w:type="dxa"/>
+              <w:bottom w:w="90" w:type="dxa"/>
+              <w:right w:w="140" w:type="dxa"/>
+            </w:tcMar>
+            <w:vAlign w:val="center"/>
+          </w:tcPr>
+          <w:p>
+            <w:pPr>
+              <w:spacing w:after="0" w:line="300" w:lineRule="auto"/>
+            </w:pPr>
+            <w:r>
+              <w:rPr>
+                <w:sz w:val="19"/>
+                <w:szCs w:val="19"/>
+              </w:rPr>
+              <w:t xml:space="preserve">Red brackets and icon. </w:t>
+            </w:r>
+            <w:r>
+              <w:rPr>
+                <w:b/>
+                <w:bCs/>
+                <w:sz w:val="19"/>
+                <w:szCs w:val="19"/>
+              </w:rPr>
+              <w:t>Open</w:t>
+            </w:r>
+            <w:r>
+              <w:rPr>
+                <w:sz w:val="19"/>
+                <w:szCs w:val="19"/>
+              </w:rPr>
+              <w:t xml:space="preserve"> is no longer the default button, and after clicking it you must confirm with </w:t>
+            </w:r>
+            <w:r>
+              <w:rPr>
+                <w:b/>
+                <w:bCs/>
                 <w:sz w:val="19"/>
                 <w:szCs w:val="19"/>
               </w:rPr>
@@ -12376,7 +13133,7 @@
       <w:pPr>
         <w:pStyle w:val="2"/>
       </w:pPr>
-      <w:bookmarkStart w:id="33" w:name="_Toc242998957"/>
+      <w:bookmarkStart w:id="33" w:name="_Toc243953736"/>
       <w:r>
         <w:t>6.3 What is checked</w:t>
       </w:r>
@@ -12406,6 +13163,12 @@
         <w:gridCol w:w="5393"/>
       </w:tblGrid>
       <w:tr>
+        <w:tblPrEx>
+          <w:tblCellMar>
+            <w:top w:w="0" w:type="dxa"/>
+            <w:bottom w:w="0" w:type="dxa"/>
+          </w:tblCellMar>
+        </w:tblPrEx>
         <w:trPr>
           <w:cantSplit/>
           <w:tblHeader/>
@@ -12496,6 +13259,12 @@
         </w:tc>
       </w:tr>
       <w:tr>
+        <w:tblPrEx>
+          <w:tblCellMar>
+            <w:top w:w="0" w:type="dxa"/>
+            <w:bottom w:w="0" w:type="dxa"/>
+          </w:tblCellMar>
+        </w:tblPrEx>
         <w:trPr>
           <w:cantSplit/>
         </w:trPr>
@@ -12573,6 +13342,12 @@
         </w:tc>
       </w:tr>
       <w:tr>
+        <w:tblPrEx>
+          <w:tblCellMar>
+            <w:top w:w="0" w:type="dxa"/>
+            <w:bottom w:w="0" w:type="dxa"/>
+          </w:tblCellMar>
+        </w:tblPrEx>
         <w:trPr>
           <w:cantSplit/>
         </w:trPr>
@@ -12667,6 +13442,12 @@
         </w:tc>
       </w:tr>
       <w:tr>
+        <w:tblPrEx>
+          <w:tblCellMar>
+            <w:top w:w="0" w:type="dxa"/>
+            <w:bottom w:w="0" w:type="dxa"/>
+          </w:tblCellMar>
+        </w:tblPrEx>
         <w:trPr>
           <w:cantSplit/>
         </w:trPr>
@@ -12761,6 +13542,12 @@
         </w:tc>
       </w:tr>
       <w:tr>
+        <w:tblPrEx>
+          <w:tblCellMar>
+            <w:top w:w="0" w:type="dxa"/>
+            <w:bottom w:w="0" w:type="dxa"/>
+          </w:tblCellMar>
+        </w:tblPrEx>
         <w:trPr>
           <w:cantSplit/>
         </w:trPr>
@@ -12838,6 +13625,12 @@
         </w:tc>
       </w:tr>
       <w:tr>
+        <w:tblPrEx>
+          <w:tblCellMar>
+            <w:top w:w="0" w:type="dxa"/>
+            <w:bottom w:w="0" w:type="dxa"/>
+          </w:tblCellMar>
+        </w:tblPrEx>
         <w:trPr>
           <w:cantSplit/>
         </w:trPr>
@@ -12915,6 +13708,12 @@
         </w:tc>
       </w:tr>
       <w:tr>
+        <w:tblPrEx>
+          <w:tblCellMar>
+            <w:top w:w="0" w:type="dxa"/>
+            <w:bottom w:w="0" w:type="dxa"/>
+          </w:tblCellMar>
+        </w:tblPrEx>
         <w:trPr>
           <w:cantSplit/>
         </w:trPr>
@@ -12992,6 +13791,12 @@
         </w:tc>
       </w:tr>
       <w:tr>
+        <w:tblPrEx>
+          <w:tblCellMar>
+            <w:top w:w="0" w:type="dxa"/>
+            <w:bottom w:w="0" w:type="dxa"/>
+          </w:tblCellMar>
+        </w:tblPrEx>
         <w:trPr>
           <w:cantSplit/>
         </w:trPr>
@@ -13069,6 +13874,12 @@
         </w:tc>
       </w:tr>
       <w:tr>
+        <w:tblPrEx>
+          <w:tblCellMar>
+            <w:top w:w="0" w:type="dxa"/>
+            <w:bottom w:w="0" w:type="dxa"/>
+          </w:tblCellMar>
+        </w:tblPrEx>
         <w:trPr>
           <w:cantSplit/>
         </w:trPr>
@@ -13146,6 +13957,12 @@
         </w:tc>
       </w:tr>
       <w:tr>
+        <w:tblPrEx>
+          <w:tblCellMar>
+            <w:top w:w="0" w:type="dxa"/>
+            <w:bottom w:w="0" w:type="dxa"/>
+          </w:tblCellMar>
+        </w:tblPrEx>
         <w:trPr>
           <w:cantSplit/>
         </w:trPr>
@@ -13223,6 +14040,12 @@
         </w:tc>
       </w:tr>
       <w:tr>
+        <w:tblPrEx>
+          <w:tblCellMar>
+            <w:top w:w="0" w:type="dxa"/>
+            <w:bottom w:w="0" w:type="dxa"/>
+          </w:tblCellMar>
+        </w:tblPrEx>
         <w:trPr>
           <w:cantSplit/>
         </w:trPr>
@@ -13326,7 +14149,7 @@
       <w:pPr>
         <w:pStyle w:val="2"/>
       </w:pPr>
-      <w:bookmarkStart w:id="34" w:name="_Toc242998958"/>
+      <w:bookmarkStart w:id="34" w:name="_Toc243953737"/>
       <w:r>
         <w:t>6.4 Deceptive links</w:t>
       </w:r>
@@ -13359,10 +14182,10 @@
         </w:rPr>
         <w:lastRenderedPageBreak/>
         <w:drawing>
-          <wp:inline distT="0" distB="0" distL="0" distR="0" wp14:anchorId="17D7732D" wp14:editId="3F6A4DA7">
+          <wp:inline distT="0" distB="0" distL="0" distR="0" wp14:anchorId="2CF819D1" wp14:editId="45033B38">
             <wp:extent cx="4324350" cy="2600325"/>
             <wp:effectExtent l="0" t="0" r="0" b="0"/>
-            <wp:docPr id="591522559" name="detail-danger" descr="detail-danger" title="detail-danger"/>
+            <wp:docPr id="489333647" name="detail-danger" descr="detail-danger" title="detail-danger"/>
             <wp:cNvGraphicFramePr>
               <a:graphicFrameLocks xmlns:a="http://schemas.openxmlformats.org/drawingml/2006/main" noChangeAspect="1"/>
             </wp:cNvGraphicFramePr>
@@ -13452,7 +14275,7 @@
       <w:pPr>
         <w:pStyle w:val="2"/>
       </w:pPr>
-      <w:bookmarkStart w:id="35" w:name="_Toc242998959"/>
+      <w:bookmarkStart w:id="35" w:name="_Toc243953738"/>
       <w:r>
         <w:t>6.5 Trusted sites and automatic opening</w:t>
       </w:r>
@@ -13472,7 +14295,19 @@
           <w:bdr w:val="single" w:sz="4" w:space="0" w:color="C3C9D4"/>
           <w:shd w:val="clear" w:color="auto" w:fill="F1F3F7"/>
         </w:rPr>
-        <w:t> Enter </w:t>
+        <w:t> </w:t>
+      </w:r>
+      <w:r>
+        <w:rPr>
+          <w:b/>
+          <w:bCs/>
+          <w:color w:val="2B3140"/>
+          <w:sz w:val="18"/>
+          <w:szCs w:val="18"/>
+          <w:bdr w:val="single" w:sz="4" w:space="0" w:color="C3C9D4"/>
+          <w:shd w:val="clear" w:color="auto" w:fill="F1F3F7"/>
+        </w:rPr>
+        <w:t>Enter </w:t>
       </w:r>
       <w:r>
         <w:t>, when all of these are true:</w:t>
@@ -13574,10 +14409,10 @@
         </w:rPr>
         <w:lastRenderedPageBreak/>
         <w:drawing>
-          <wp:inline distT="0" distB="0" distL="0" distR="0" wp14:anchorId="6C31E45F" wp14:editId="5112EF25">
+          <wp:inline distT="0" distB="0" distL="0" distR="0" wp14:anchorId="2803BA72" wp14:editId="32147EDB">
             <wp:extent cx="4324350" cy="2600325"/>
             <wp:effectExtent l="0" t="0" r="0" b="0"/>
-            <wp:docPr id="1889062667" name="detail-link" descr="detail-link" title="detail-link"/>
+            <wp:docPr id="1306674844" name="detail-link" descr="detail-link" title="detail-link"/>
             <wp:cNvGraphicFramePr>
               <a:graphicFrameLocks xmlns:a="http://schemas.openxmlformats.org/drawingml/2006/main" noChangeAspect="1"/>
             </wp:cNvGraphicFramePr>
@@ -13660,7 +14495,7 @@
       <w:pPr>
         <w:pStyle w:val="1"/>
       </w:pPr>
-      <w:bookmarkStart w:id="36" w:name="_Toc242998960"/>
+      <w:bookmarkStart w:id="36" w:name="_Toc243953739"/>
       <w:r>
         <w:t>7 Floating toolbar and bubble</w:t>
       </w:r>
@@ -13690,7 +14525,19 @@
           <w:bdr w:val="single" w:sz="4" w:space="0" w:color="C3C9D4"/>
           <w:shd w:val="clear" w:color="auto" w:fill="F1F3F7"/>
         </w:rPr>
-        <w:t> Ctrl+Alt+E </w:t>
+        <w:t> </w:t>
+      </w:r>
+      <w:r>
+        <w:rPr>
+          <w:b/>
+          <w:bCs/>
+          <w:color w:val="2B3140"/>
+          <w:sz w:val="18"/>
+          <w:szCs w:val="18"/>
+          <w:bdr w:val="single" w:sz="4" w:space="0" w:color="C3C9D4"/>
+          <w:shd w:val="clear" w:color="auto" w:fill="F1F3F7"/>
+        </w:rPr>
+        <w:t>Ctrl+Alt+E </w:t>
       </w:r>
       <w:r>
         <w:t xml:space="preserve"> or the command </w:t>
@@ -13713,7 +14560,7 @@
       <w:pPr>
         <w:pStyle w:val="2"/>
       </w:pPr>
-      <w:bookmarkStart w:id="37" w:name="_Toc242998961"/>
+      <w:bookmarkStart w:id="37" w:name="_Toc243953740"/>
       <w:r>
         <w:t>7.1 Toolbar buttons</w:t>
       </w:r>
@@ -13730,10 +14577,10 @@
           <w:noProof/>
         </w:rPr>
         <w:drawing>
-          <wp:inline distT="0" distB="0" distL="0" distR="0" wp14:anchorId="5E6D482A" wp14:editId="2176586A">
+          <wp:inline distT="0" distB="0" distL="0" distR="0" wp14:anchorId="5753706C" wp14:editId="370CC969">
             <wp:extent cx="3962400" cy="1428750"/>
             <wp:effectExtent l="0" t="0" r="0" b="0"/>
-            <wp:docPr id="1403872785" name="toolbar-row" descr="toolbar-row" title="toolbar-row"/>
+            <wp:docPr id="914531598" name="toolbar-row" descr="toolbar-row" title="toolbar-row"/>
             <wp:cNvGraphicFramePr>
               <a:graphicFrameLocks xmlns:a="http://schemas.openxmlformats.org/drawingml/2006/main" noChangeAspect="1"/>
             </wp:cNvGraphicFramePr>
@@ -13817,6 +14664,12 @@
         <w:gridCol w:w="6137"/>
       </w:tblGrid>
       <w:tr>
+        <w:tblPrEx>
+          <w:tblCellMar>
+            <w:top w:w="0" w:type="dxa"/>
+            <w:bottom w:w="0" w:type="dxa"/>
+          </w:tblCellMar>
+        </w:tblPrEx>
         <w:trPr>
           <w:cantSplit/>
           <w:tblHeader/>
@@ -13879,6 +14732,12 @@
         </w:tc>
       </w:tr>
       <w:tr>
+        <w:tblPrEx>
+          <w:tblCellMar>
+            <w:top w:w="0" w:type="dxa"/>
+            <w:bottom w:w="0" w:type="dxa"/>
+          </w:tblCellMar>
+        </w:tblPrEx>
         <w:trPr>
           <w:cantSplit/>
         </w:trPr>
@@ -13932,6 +14791,12 @@
         </w:tc>
       </w:tr>
       <w:tr>
+        <w:tblPrEx>
+          <w:tblCellMar>
+            <w:top w:w="0" w:type="dxa"/>
+            <w:bottom w:w="0" w:type="dxa"/>
+          </w:tblCellMar>
+        </w:tblPrEx>
         <w:trPr>
           <w:cantSplit/>
         </w:trPr>
@@ -13991,67 +14856,7 @@
                 <w:bdr w:val="single" w:sz="4" w:space="0" w:color="C3C9D4"/>
                 <w:shd w:val="clear" w:color="auto" w:fill="F1F3F7"/>
               </w:rPr>
-              <w:t> Ctrl+Alt+Q </w:t>
-            </w:r>
-            <w:r>
-              <w:rPr>
-                <w:sz w:val="19"/>
-                <w:szCs w:val="19"/>
-              </w:rPr>
-              <w:t>.</w:t>
-            </w:r>
-          </w:p>
-        </w:tc>
-      </w:tr>
-      <w:tr>
-        <w:trPr>
-          <w:cantSplit/>
-        </w:trPr>
-        <w:tc>
-          <w:tcPr>
-            <w:tcW w:w="3161" w:type="dxa"/>
-            <w:tcMar>
-              <w:top w:w="90" w:type="dxa"/>
-              <w:left w:w="140" w:type="dxa"/>
-              <w:bottom w:w="90" w:type="dxa"/>
-              <w:right w:w="140" w:type="dxa"/>
-            </w:tcMar>
-            <w:vAlign w:val="center"/>
-          </w:tcPr>
-          <w:p>
-            <w:pPr>
-              <w:spacing w:after="0" w:line="300" w:lineRule="auto"/>
-            </w:pPr>
-            <w:r>
-              <w:rPr>
-                <w:sz w:val="19"/>
-                <w:szCs w:val="19"/>
-              </w:rPr>
-              <w:t>Select area</w:t>
-            </w:r>
-          </w:p>
-        </w:tc>
-        <w:tc>
-          <w:tcPr>
-            <w:tcW w:w="6137" w:type="dxa"/>
-            <w:tcMar>
-              <w:top w:w="90" w:type="dxa"/>
-              <w:left w:w="140" w:type="dxa"/>
-              <w:bottom w:w="90" w:type="dxa"/>
-              <w:right w:w="140" w:type="dxa"/>
-            </w:tcMar>
-            <w:vAlign w:val="center"/>
-          </w:tcPr>
-          <w:p>
-            <w:pPr>
-              <w:spacing w:after="0" w:line="300" w:lineRule="auto"/>
-            </w:pPr>
-            <w:r>
-              <w:rPr>
-                <w:sz w:val="19"/>
-                <w:szCs w:val="19"/>
-              </w:rPr>
-              <w:t xml:space="preserve">Same as </w:t>
+              <w:t> </w:t>
             </w:r>
             <w:r>
               <w:rPr>
@@ -14063,7 +14868,7 @@
                 <w:bdr w:val="single" w:sz="4" w:space="0" w:color="C3C9D4"/>
                 <w:shd w:val="clear" w:color="auto" w:fill="F1F3F7"/>
               </w:rPr>
-              <w:t> Ctrl+Alt+A </w:t>
+              <w:t>Ctrl+Alt+Q </w:t>
             </w:r>
             <w:r>
               <w:rPr>
@@ -14076,6 +14881,12 @@
         </w:tc>
       </w:tr>
       <w:tr>
+        <w:tblPrEx>
+          <w:tblCellMar>
+            <w:top w:w="0" w:type="dxa"/>
+            <w:bottom w:w="0" w:type="dxa"/>
+          </w:tblCellMar>
+        </w:tblPrEx>
         <w:trPr>
           <w:cantSplit/>
         </w:trPr>
@@ -14099,7 +14910,7 @@
                 <w:sz w:val="19"/>
                 <w:szCs w:val="19"/>
               </w:rPr>
-              <w:t>Scan with camera</w:t>
+              <w:t>Select area</w:t>
             </w:r>
           </w:p>
         </w:tc>
@@ -14135,19 +14946,37 @@
                 <w:bdr w:val="single" w:sz="4" w:space="0" w:color="C3C9D4"/>
                 <w:shd w:val="clear" w:color="auto" w:fill="F1F3F7"/>
               </w:rPr>
-              <w:t> Ctrl+Alt+W </w:t>
-            </w:r>
-            <w:r>
-              <w:rPr>
-                <w:sz w:val="19"/>
-                <w:szCs w:val="19"/>
-              </w:rPr>
-              <w:t>. Greyed out when no camera is found.</w:t>
+              <w:t> </w:t>
+            </w:r>
+            <w:r>
+              <w:rPr>
+                <w:b/>
+                <w:bCs/>
+                <w:color w:val="2B3140"/>
+                <w:sz w:val="16"/>
+                <w:szCs w:val="16"/>
+                <w:bdr w:val="single" w:sz="4" w:space="0" w:color="C3C9D4"/>
+                <w:shd w:val="clear" w:color="auto" w:fill="F1F3F7"/>
+              </w:rPr>
+              <w:t>Ctrl+Alt+A </w:t>
+            </w:r>
+            <w:r>
+              <w:rPr>
+                <w:sz w:val="19"/>
+                <w:szCs w:val="19"/>
+              </w:rPr>
+              <w:t>.</w:t>
             </w:r>
           </w:p>
         </w:tc>
       </w:tr>
       <w:tr>
+        <w:tblPrEx>
+          <w:tblCellMar>
+            <w:top w:w="0" w:type="dxa"/>
+            <w:bottom w:w="0" w:type="dxa"/>
+          </w:tblCellMar>
+        </w:tblPrEx>
         <w:trPr>
           <w:cantSplit/>
         </w:trPr>
@@ -14171,7 +15000,7 @@
                 <w:sz w:val="19"/>
                 <w:szCs w:val="19"/>
               </w:rPr>
-              <w:t>Scan image from clipboard</w:t>
+              <w:t>Scan with camera</w:t>
             </w:r>
           </w:p>
         </w:tc>
@@ -14195,12 +15024,49 @@
                 <w:sz w:val="19"/>
                 <w:szCs w:val="19"/>
               </w:rPr>
-              <w:t>Reads the picture on the clipboard.</w:t>
+              <w:t xml:space="preserve">Same as </w:t>
+            </w:r>
+            <w:r>
+              <w:rPr>
+                <w:b/>
+                <w:bCs/>
+                <w:color w:val="2B3140"/>
+                <w:sz w:val="16"/>
+                <w:szCs w:val="16"/>
+                <w:bdr w:val="single" w:sz="4" w:space="0" w:color="C3C9D4"/>
+                <w:shd w:val="clear" w:color="auto" w:fill="F1F3F7"/>
+              </w:rPr>
+              <w:t> </w:t>
+            </w:r>
+            <w:r>
+              <w:rPr>
+                <w:b/>
+                <w:bCs/>
+                <w:color w:val="2B3140"/>
+                <w:sz w:val="16"/>
+                <w:szCs w:val="16"/>
+                <w:bdr w:val="single" w:sz="4" w:space="0" w:color="C3C9D4"/>
+                <w:shd w:val="clear" w:color="auto" w:fill="F1F3F7"/>
+              </w:rPr>
+              <w:t>Ctrl+Alt+W </w:t>
+            </w:r>
+            <w:r>
+              <w:rPr>
+                <w:sz w:val="19"/>
+                <w:szCs w:val="19"/>
+              </w:rPr>
+              <w:t>. Greyed out when no camera is found.</w:t>
             </w:r>
           </w:p>
         </w:tc>
       </w:tr>
       <w:tr>
+        <w:tblPrEx>
+          <w:tblCellMar>
+            <w:top w:w="0" w:type="dxa"/>
+            <w:bottom w:w="0" w:type="dxa"/>
+          </w:tblCellMar>
+        </w:tblPrEx>
         <w:trPr>
           <w:cantSplit/>
         </w:trPr>
@@ -14224,7 +15090,7 @@
                 <w:sz w:val="19"/>
                 <w:szCs w:val="19"/>
               </w:rPr>
-              <w:t>Open image…</w:t>
+              <w:t>Scan image from clipboard</w:t>
             </w:r>
           </w:p>
         </w:tc>
@@ -14248,12 +15114,18 @@
                 <w:sz w:val="19"/>
                 <w:szCs w:val="19"/>
               </w:rPr>
-              <w:t>Choose an image file and scan it.</w:t>
+              <w:t>Reads the picture on the clipboard.</w:t>
             </w:r>
           </w:p>
         </w:tc>
       </w:tr>
       <w:tr>
+        <w:tblPrEx>
+          <w:tblCellMar>
+            <w:top w:w="0" w:type="dxa"/>
+            <w:bottom w:w="0" w:type="dxa"/>
+          </w:tblCellMar>
+        </w:tblPrEx>
         <w:trPr>
           <w:cantSplit/>
         </w:trPr>
@@ -14277,7 +15149,7 @@
                 <w:sz w:val="19"/>
                 <w:szCs w:val="19"/>
               </w:rPr>
-              <w:t>Create QR code…</w:t>
+              <w:t>Open image…</w:t>
             </w:r>
           </w:p>
         </w:tc>
@@ -14301,12 +15173,18 @@
                 <w:sz w:val="19"/>
                 <w:szCs w:val="19"/>
               </w:rPr>
-              <w:t>Opens the QR code generator.</w:t>
+              <w:t>Choose an image file and scan it.</w:t>
             </w:r>
           </w:p>
         </w:tc>
       </w:tr>
       <w:tr>
+        <w:tblPrEx>
+          <w:tblCellMar>
+            <w:top w:w="0" w:type="dxa"/>
+            <w:bottom w:w="0" w:type="dxa"/>
+          </w:tblCellMar>
+        </w:tblPrEx>
         <w:trPr>
           <w:cantSplit/>
         </w:trPr>
@@ -14330,7 +15208,7 @@
                 <w:sz w:val="19"/>
                 <w:szCs w:val="19"/>
               </w:rPr>
-              <w:t>History</w:t>
+              <w:t>Create QR code…</w:t>
             </w:r>
           </w:p>
         </w:tc>
@@ -14354,28 +15232,18 @@
                 <w:sz w:val="19"/>
                 <w:szCs w:val="19"/>
               </w:rPr>
-              <w:t xml:space="preserve">Opens </w:t>
-            </w:r>
-            <w:r>
-              <w:rPr>
-                <w:b/>
-                <w:bCs/>
-                <w:sz w:val="19"/>
-                <w:szCs w:val="19"/>
-              </w:rPr>
-              <w:t>Settings › Privacy &amp; history</w:t>
-            </w:r>
-            <w:r>
-              <w:rPr>
-                <w:sz w:val="19"/>
-                <w:szCs w:val="19"/>
-              </w:rPr>
-              <w:t>.</w:t>
+              <w:t>Opens the QR code generator.</w:t>
             </w:r>
           </w:p>
         </w:tc>
       </w:tr>
       <w:tr>
+        <w:tblPrEx>
+          <w:tblCellMar>
+            <w:top w:w="0" w:type="dxa"/>
+            <w:bottom w:w="0" w:type="dxa"/>
+          </w:tblCellMar>
+        </w:tblPrEx>
         <w:trPr>
           <w:cantSplit/>
         </w:trPr>
@@ -14399,7 +15267,7 @@
                 <w:sz w:val="19"/>
                 <w:szCs w:val="19"/>
               </w:rPr>
-              <w:t>Settings</w:t>
+              <w:t>History</w:t>
             </w:r>
           </w:p>
         </w:tc>
@@ -14423,12 +15291,34 @@
                 <w:sz w:val="19"/>
                 <w:szCs w:val="19"/>
               </w:rPr>
-              <w:t>Opens Settings.</w:t>
+              <w:t xml:space="preserve">Opens </w:t>
+            </w:r>
+            <w:r>
+              <w:rPr>
+                <w:b/>
+                <w:bCs/>
+                <w:sz w:val="19"/>
+                <w:szCs w:val="19"/>
+              </w:rPr>
+              <w:t>Settings › Privacy &amp; history</w:t>
+            </w:r>
+            <w:r>
+              <w:rPr>
+                <w:sz w:val="19"/>
+                <w:szCs w:val="19"/>
+              </w:rPr>
+              <w:t>.</w:t>
             </w:r>
           </w:p>
         </w:tc>
       </w:tr>
       <w:tr>
+        <w:tblPrEx>
+          <w:tblCellMar>
+            <w:top w:w="0" w:type="dxa"/>
+            <w:bottom w:w="0" w:type="dxa"/>
+          </w:tblCellMar>
+        </w:tblPrEx>
         <w:trPr>
           <w:cantSplit/>
         </w:trPr>
@@ -14452,7 +15342,7 @@
                 <w:sz w:val="19"/>
                 <w:szCs w:val="19"/>
               </w:rPr>
-              <w:t>User manual (“?” button)</w:t>
+              <w:t>Settings</w:t>
             </w:r>
           </w:p>
         </w:tc>
@@ -14476,12 +15366,18 @@
                 <w:sz w:val="19"/>
                 <w:szCs w:val="19"/>
               </w:rPr>
-              <w:t>Opens the PDF user manual on GitHub in a new browser tab: the Traditional Chinese edition when the UI is in Chinese, the English edition otherwise.</w:t>
+              <w:t>Opens Settings.</w:t>
             </w:r>
           </w:p>
         </w:tc>
       </w:tr>
       <w:tr>
+        <w:tblPrEx>
+          <w:tblCellMar>
+            <w:top w:w="0" w:type="dxa"/>
+            <w:bottom w:w="0" w:type="dxa"/>
+          </w:tblCellMar>
+        </w:tblPrEx>
         <w:trPr>
           <w:cantSplit/>
         </w:trPr>
@@ -14505,7 +15401,7 @@
                 <w:sz w:val="19"/>
                 <w:szCs w:val="19"/>
               </w:rPr>
-              <w:t>Collapse to bubble</w:t>
+              <w:t>User manual (“?” button)</w:t>
             </w:r>
           </w:p>
         </w:tc>
@@ -14529,12 +15425,18 @@
                 <w:sz w:val="19"/>
                 <w:szCs w:val="19"/>
               </w:rPr>
-              <w:t>Hides the toolbar and shows the small round bubble instead.</w:t>
+              <w:t>Opens the PDF user manual on GitHub in a new browser tab, in the language of the user interface.</w:t>
             </w:r>
           </w:p>
         </w:tc>
       </w:tr>
       <w:tr>
+        <w:tblPrEx>
+          <w:tblCellMar>
+            <w:top w:w="0" w:type="dxa"/>
+            <w:bottom w:w="0" w:type="dxa"/>
+          </w:tblCellMar>
+        </w:tblPrEx>
         <w:trPr>
           <w:cantSplit/>
         </w:trPr>
@@ -14558,6 +15460,65 @@
                 <w:sz w:val="19"/>
                 <w:szCs w:val="19"/>
               </w:rPr>
+              <w:t>Collapse to bubble</w:t>
+            </w:r>
+          </w:p>
+        </w:tc>
+        <w:tc>
+          <w:tcPr>
+            <w:tcW w:w="6137" w:type="dxa"/>
+            <w:tcMar>
+              <w:top w:w="90" w:type="dxa"/>
+              <w:left w:w="140" w:type="dxa"/>
+              <w:bottom w:w="90" w:type="dxa"/>
+              <w:right w:w="140" w:type="dxa"/>
+            </w:tcMar>
+            <w:vAlign w:val="center"/>
+          </w:tcPr>
+          <w:p>
+            <w:pPr>
+              <w:spacing w:after="0" w:line="300" w:lineRule="auto"/>
+            </w:pPr>
+            <w:r>
+              <w:rPr>
+                <w:sz w:val="19"/>
+                <w:szCs w:val="19"/>
+              </w:rPr>
+              <w:t>Hides the toolbar and shows the small round bubble instead.</w:t>
+            </w:r>
+          </w:p>
+        </w:tc>
+      </w:tr>
+      <w:tr>
+        <w:tblPrEx>
+          <w:tblCellMar>
+            <w:top w:w="0" w:type="dxa"/>
+            <w:bottom w:w="0" w:type="dxa"/>
+          </w:tblCellMar>
+        </w:tblPrEx>
+        <w:trPr>
+          <w:cantSplit/>
+        </w:trPr>
+        <w:tc>
+          <w:tcPr>
+            <w:tcW w:w="3161" w:type="dxa"/>
+            <w:tcMar>
+              <w:top w:w="90" w:type="dxa"/>
+              <w:left w:w="140" w:type="dxa"/>
+              <w:bottom w:w="90" w:type="dxa"/>
+              <w:right w:w="140" w:type="dxa"/>
+            </w:tcMar>
+            <w:vAlign w:val="center"/>
+          </w:tcPr>
+          <w:p>
+            <w:pPr>
+              <w:spacing w:after="0" w:line="300" w:lineRule="auto"/>
+            </w:pPr>
+            <w:r>
+              <w:rPr>
+                <w:sz w:val="19"/>
+                <w:szCs w:val="19"/>
+              </w:rPr>
               <w:lastRenderedPageBreak/>
               <w:t>Close toolbar</w:t>
             </w:r>
@@ -14598,7 +15559,7 @@
       <w:pPr>
         <w:pStyle w:val="2"/>
       </w:pPr>
-      <w:bookmarkStart w:id="38" w:name="_Toc242998962"/>
+      <w:bookmarkStart w:id="38" w:name="_Toc243953741"/>
       <w:r>
         <w:t>7.2 Vertical toolbar (right or left)</w:t>
       </w:r>
@@ -14631,6 +15592,12 @@
         <w:gridCol w:w="4649"/>
       </w:tblGrid>
       <w:tr>
+        <w:tblPrEx>
+          <w:tblCellMar>
+            <w:top w:w="0" w:type="dxa"/>
+            <w:bottom w:w="0" w:type="dxa"/>
+          </w:tblCellMar>
+        </w:tblPrEx>
         <w:trPr>
           <w:cantSplit/>
         </w:trPr>
@@ -14654,10 +15621,10 @@
                 <w:noProof/>
               </w:rPr>
               <w:drawing>
-                <wp:inline distT="0" distB="0" distL="0" distR="0" wp14:anchorId="542A963A" wp14:editId="00D1FFFF">
+                <wp:inline distT="0" distB="0" distL="0" distR="0" wp14:anchorId="00978363" wp14:editId="4F980FF5">
                   <wp:extent cx="2809875" cy="3905250"/>
                   <wp:effectExtent l="0" t="0" r="0" b="0"/>
-                  <wp:docPr id="459889441" name="toolbar-right" descr="toolbar-right" title="toolbar-right"/>
+                  <wp:docPr id="2042352558" name="toolbar-right" descr="toolbar-right" title="toolbar-right"/>
                   <wp:cNvGraphicFramePr>
                     <a:graphicFrameLocks xmlns:a="http://schemas.openxmlformats.org/drawingml/2006/main" noChangeAspect="1"/>
                   </wp:cNvGraphicFramePr>
@@ -14728,10 +15695,10 @@
                 <w:noProof/>
               </w:rPr>
               <w:drawing>
-                <wp:inline distT="0" distB="0" distL="0" distR="0" wp14:anchorId="135693B6" wp14:editId="7B6D57D3">
+                <wp:inline distT="0" distB="0" distL="0" distR="0" wp14:anchorId="17A8FD2E" wp14:editId="49057E1D">
                   <wp:extent cx="2809875" cy="3905250"/>
                   <wp:effectExtent l="0" t="0" r="0" b="0"/>
-                  <wp:docPr id="1318376759" name="toolbar-left" descr="toolbar-left" title="toolbar-left"/>
+                  <wp:docPr id="707516422" name="toolbar-left" descr="toolbar-left" title="toolbar-left"/>
                   <wp:cNvGraphicFramePr>
                     <a:graphicFrameLocks xmlns:a="http://schemas.openxmlformats.org/drawingml/2006/main" noChangeAspect="1"/>
                   </wp:cNvGraphicFramePr>
@@ -14941,7 +15908,7 @@
       <w:pPr>
         <w:pStyle w:val="2"/>
       </w:pPr>
-      <w:bookmarkStart w:id="39" w:name="_Toc242998963"/>
+      <w:bookmarkStart w:id="39" w:name="_Toc243953742"/>
       <w:r>
         <w:t>7.3 Moving the toolbar</w:t>
       </w:r>
@@ -14956,7 +15923,7 @@
       <w:pPr>
         <w:pStyle w:val="2"/>
       </w:pPr>
-      <w:bookmarkStart w:id="40" w:name="_Toc242998964"/>
+      <w:bookmarkStart w:id="40" w:name="_Toc243953743"/>
       <w:r>
         <w:t>7.4 The floating bubble</w:t>
       </w:r>
@@ -14978,10 +15945,10 @@
           <w:noProof/>
         </w:rPr>
         <w:drawing>
-          <wp:inline distT="0" distB="0" distL="0" distR="0" wp14:anchorId="2CCF3386" wp14:editId="23F87346">
+          <wp:inline distT="0" distB="0" distL="0" distR="0" wp14:anchorId="72C40569" wp14:editId="6510760B">
             <wp:extent cx="2876550" cy="1752600"/>
             <wp:effectExtent l="0" t="0" r="0" b="0"/>
-            <wp:docPr id="1514828490" name="bubble" descr="bubble" title="bubble"/>
+            <wp:docPr id="103383975" name="bubble" descr="bubble" title="bubble"/>
             <wp:cNvGraphicFramePr>
               <a:graphicFrameLocks xmlns:a="http://schemas.openxmlformats.org/drawingml/2006/main" noChangeAspect="1"/>
             </wp:cNvGraphicFramePr>
@@ -15065,6 +16032,12 @@
         <w:gridCol w:w="6509"/>
       </w:tblGrid>
       <w:tr>
+        <w:tblPrEx>
+          <w:tblCellMar>
+            <w:top w:w="0" w:type="dxa"/>
+            <w:bottom w:w="0" w:type="dxa"/>
+          </w:tblCellMar>
+        </w:tblPrEx>
         <w:trPr>
           <w:cantSplit/>
           <w:tblHeader/>
@@ -15127,6 +16100,12 @@
         </w:tc>
       </w:tr>
       <w:tr>
+        <w:tblPrEx>
+          <w:tblCellMar>
+            <w:top w:w="0" w:type="dxa"/>
+            <w:bottom w:w="0" w:type="dxa"/>
+          </w:tblCellMar>
+        </w:tblPrEx>
         <w:trPr>
           <w:cantSplit/>
         </w:trPr>
@@ -15180,6 +16159,12 @@
         </w:tc>
       </w:tr>
       <w:tr>
+        <w:tblPrEx>
+          <w:tblCellMar>
+            <w:top w:w="0" w:type="dxa"/>
+            <w:bottom w:w="0" w:type="dxa"/>
+          </w:tblCellMar>
+        </w:tblPrEx>
         <w:trPr>
           <w:cantSplit/>
         </w:trPr>
@@ -15233,6 +16218,12 @@
         </w:tc>
       </w:tr>
       <w:tr>
+        <w:tblPrEx>
+          <w:tblCellMar>
+            <w:top w:w="0" w:type="dxa"/>
+            <w:bottom w:w="0" w:type="dxa"/>
+          </w:tblCellMar>
+        </w:tblPrEx>
         <w:trPr>
           <w:cantSplit/>
         </w:trPr>
@@ -15382,6 +16373,12 @@
         </w:tc>
       </w:tr>
       <w:tr>
+        <w:tblPrEx>
+          <w:tblCellMar>
+            <w:top w:w="0" w:type="dxa"/>
+            <w:bottom w:w="0" w:type="dxa"/>
+          </w:tblCellMar>
+        </w:tblPrEx>
         <w:trPr>
           <w:cantSplit/>
         </w:trPr>
@@ -15459,7 +16456,7 @@
       <w:pPr>
         <w:pStyle w:val="2"/>
       </w:pPr>
-      <w:bookmarkStart w:id="41" w:name="_Toc242998965"/>
+      <w:bookmarkStart w:id="41" w:name="_Toc243953744"/>
       <w:r>
         <w:t>7.5 Hiding during full-screen apps</w:t>
       </w:r>
@@ -15510,7 +16507,7 @@
       <w:pPr>
         <w:pStyle w:val="1"/>
       </w:pPr>
-      <w:bookmarkStart w:id="42" w:name="_Toc242998966"/>
+      <w:bookmarkStart w:id="42" w:name="_Toc243953745"/>
       <w:r>
         <w:t>8 Creating QR codes</w:t>
       </w:r>
@@ -15649,10 +16646,10 @@
           <w:noProof/>
         </w:rPr>
         <w:drawing>
-          <wp:inline distT="0" distB="0" distL="0" distR="0" wp14:anchorId="0D6B04DF" wp14:editId="5DA69A94">
+          <wp:inline distT="0" distB="0" distL="0" distR="0" wp14:anchorId="438D6939" wp14:editId="230A98C2">
             <wp:extent cx="4676775" cy="3314700"/>
             <wp:effectExtent l="0" t="0" r="0" b="0"/>
-            <wp:docPr id="1875866872" name="generator" descr="generator" title="generator"/>
+            <wp:docPr id="217188831" name="generator" descr="generator" title="generator"/>
             <wp:cNvGraphicFramePr>
               <a:graphicFrameLocks xmlns:a="http://schemas.openxmlformats.org/drawingml/2006/main" noChangeAspect="1"/>
             </wp:cNvGraphicFramePr>
@@ -15717,7 +16714,7 @@
       <w:pPr>
         <w:pStyle w:val="2"/>
       </w:pPr>
-      <w:bookmarkStart w:id="43" w:name="_Toc242998967"/>
+      <w:bookmarkStart w:id="43" w:name="_Toc243953746"/>
       <w:r>
         <w:t>8.1 Error correction</w:t>
       </w:r>
@@ -15751,6 +16748,12 @@
         <w:gridCol w:w="5951"/>
       </w:tblGrid>
       <w:tr>
+        <w:tblPrEx>
+          <w:tblCellMar>
+            <w:top w:w="0" w:type="dxa"/>
+            <w:bottom w:w="0" w:type="dxa"/>
+          </w:tblCellMar>
+        </w:tblPrEx>
         <w:trPr>
           <w:cantSplit/>
           <w:tblHeader/>
@@ -15813,6 +16816,12 @@
         </w:tc>
       </w:tr>
       <w:tr>
+        <w:tblPrEx>
+          <w:tblCellMar>
+            <w:top w:w="0" w:type="dxa"/>
+            <w:bottom w:w="0" w:type="dxa"/>
+          </w:tblCellMar>
+        </w:tblPrEx>
         <w:trPr>
           <w:cantSplit/>
         </w:trPr>
@@ -15866,6 +16875,12 @@
         </w:tc>
       </w:tr>
       <w:tr>
+        <w:tblPrEx>
+          <w:tblCellMar>
+            <w:top w:w="0" w:type="dxa"/>
+            <w:bottom w:w="0" w:type="dxa"/>
+          </w:tblCellMar>
+        </w:tblPrEx>
         <w:trPr>
           <w:cantSplit/>
         </w:trPr>
@@ -15920,6 +16935,12 @@
         </w:tc>
       </w:tr>
       <w:tr>
+        <w:tblPrEx>
+          <w:tblCellMar>
+            <w:top w:w="0" w:type="dxa"/>
+            <w:bottom w:w="0" w:type="dxa"/>
+          </w:tblCellMar>
+        </w:tblPrEx>
         <w:trPr>
           <w:cantSplit/>
         </w:trPr>
@@ -15973,6 +16994,12 @@
         </w:tc>
       </w:tr>
       <w:tr>
+        <w:tblPrEx>
+          <w:tblCellMar>
+            <w:top w:w="0" w:type="dxa"/>
+            <w:bottom w:w="0" w:type="dxa"/>
+          </w:tblCellMar>
+        </w:tblPrEx>
         <w:trPr>
           <w:cantSplit/>
         </w:trPr>
@@ -16052,6 +17079,12 @@
         <w:gridCol w:w="9298"/>
       </w:tblGrid>
       <w:tr>
+        <w:tblPrEx>
+          <w:tblCellMar>
+            <w:top w:w="0" w:type="dxa"/>
+            <w:bottom w:w="0" w:type="dxa"/>
+          </w:tblCellMar>
+        </w:tblPrEx>
         <w:trPr>
           <w:cantSplit/>
         </w:trPr>
@@ -16121,7 +17154,19 @@
           <w:bdr w:val="single" w:sz="4" w:space="0" w:color="C3C9D4"/>
           <w:shd w:val="clear" w:color="auto" w:fill="F1F3F7"/>
         </w:rPr>
-        <w:t> Esc </w:t>
+        <w:t> </w:t>
+      </w:r>
+      <w:r>
+        <w:rPr>
+          <w:b/>
+          <w:bCs/>
+          <w:color w:val="2B3140"/>
+          <w:sz w:val="18"/>
+          <w:szCs w:val="18"/>
+          <w:bdr w:val="single" w:sz="4" w:space="0" w:color="C3C9D4"/>
+          <w:shd w:val="clear" w:color="auto" w:fill="F1F3F7"/>
+        </w:rPr>
+        <w:t>Esc </w:t>
       </w:r>
       <w:r>
         <w:t xml:space="preserve"> to close the generator.</w:t>
@@ -16149,7 +17194,7 @@
       <w:pPr>
         <w:pStyle w:val="1"/>
       </w:pPr>
-      <w:bookmarkStart w:id="44" w:name="_Toc242998968"/>
+      <w:bookmarkStart w:id="44" w:name="_Toc243953747"/>
       <w:r>
         <w:t>9 Settings</w:t>
       </w:r>
@@ -16174,7 +17219,7 @@
       <w:pPr>
         <w:pStyle w:val="2"/>
       </w:pPr>
-      <w:bookmarkStart w:id="45" w:name="_Toc242998969"/>
+      <w:bookmarkStart w:id="45" w:name="_Toc243953748"/>
       <w:r>
         <w:t>9.1 General</w:t>
       </w:r>
@@ -16191,10 +17236,10 @@
           <w:noProof/>
         </w:rPr>
         <w:drawing>
-          <wp:inline distT="0" distB="0" distL="0" distR="0" wp14:anchorId="5B85091D" wp14:editId="19BB8636">
+          <wp:inline distT="0" distB="0" distL="0" distR="0" wp14:anchorId="68931747" wp14:editId="6DF0DF99">
             <wp:extent cx="5038725" cy="3714750"/>
             <wp:effectExtent l="0" t="0" r="0" b="0"/>
-            <wp:docPr id="726530007" name="settings-general" descr="settings-general" title="settings-general"/>
+            <wp:docPr id="596497409" name="settings-general" descr="settings-general" title="settings-general"/>
             <wp:cNvGraphicFramePr>
               <a:graphicFrameLocks xmlns:a="http://schemas.openxmlformats.org/drawingml/2006/main" noChangeAspect="1"/>
             </wp:cNvGraphicFramePr>
@@ -16278,6 +17323,12 @@
         <w:gridCol w:w="6137"/>
       </w:tblGrid>
       <w:tr>
+        <w:tblPrEx>
+          <w:tblCellMar>
+            <w:top w:w="0" w:type="dxa"/>
+            <w:bottom w:w="0" w:type="dxa"/>
+          </w:tblCellMar>
+        </w:tblPrEx>
         <w:trPr>
           <w:cantSplit/>
           <w:tblHeader/>
@@ -16340,6 +17391,12 @@
         </w:tc>
       </w:tr>
       <w:tr>
+        <w:tblPrEx>
+          <w:tblCellMar>
+            <w:top w:w="0" w:type="dxa"/>
+            <w:bottom w:w="0" w:type="dxa"/>
+          </w:tblCellMar>
+        </w:tblPrEx>
         <w:trPr>
           <w:cantSplit/>
         </w:trPr>
@@ -16393,6 +17450,12 @@
         </w:tc>
       </w:tr>
       <w:tr>
+        <w:tblPrEx>
+          <w:tblCellMar>
+            <w:top w:w="0" w:type="dxa"/>
+            <w:bottom w:w="0" w:type="dxa"/>
+          </w:tblCellMar>
+        </w:tblPrEx>
         <w:trPr>
           <w:cantSplit/>
         </w:trPr>
@@ -16487,6 +17550,12 @@
         </w:tc>
       </w:tr>
       <w:tr>
+        <w:tblPrEx>
+          <w:tblCellMar>
+            <w:top w:w="0" w:type="dxa"/>
+            <w:bottom w:w="0" w:type="dxa"/>
+          </w:tblCellMar>
+        </w:tblPrEx>
         <w:trPr>
           <w:cantSplit/>
         </w:trPr>
@@ -16540,6 +17609,12 @@
         </w:tc>
       </w:tr>
       <w:tr>
+        <w:tblPrEx>
+          <w:tblCellMar>
+            <w:top w:w="0" w:type="dxa"/>
+            <w:bottom w:w="0" w:type="dxa"/>
+          </w:tblCellMar>
+        </w:tblPrEx>
         <w:trPr>
           <w:cantSplit/>
         </w:trPr>
@@ -16594,6 +17669,12 @@
         </w:tc>
       </w:tr>
       <w:tr>
+        <w:tblPrEx>
+          <w:tblCellMar>
+            <w:top w:w="0" w:type="dxa"/>
+            <w:bottom w:w="0" w:type="dxa"/>
+          </w:tblCellMar>
+        </w:tblPrEx>
         <w:trPr>
           <w:cantSplit/>
         </w:trPr>
@@ -16688,6 +17769,12 @@
         </w:tc>
       </w:tr>
       <w:tr>
+        <w:tblPrEx>
+          <w:tblCellMar>
+            <w:top w:w="0" w:type="dxa"/>
+            <w:bottom w:w="0" w:type="dxa"/>
+          </w:tblCellMar>
+        </w:tblPrEx>
         <w:trPr>
           <w:cantSplit/>
         </w:trPr>
@@ -16741,6 +17828,12 @@
         </w:tc>
       </w:tr>
       <w:tr>
+        <w:tblPrEx>
+          <w:tblCellMar>
+            <w:top w:w="0" w:type="dxa"/>
+            <w:bottom w:w="0" w:type="dxa"/>
+          </w:tblCellMar>
+        </w:tblPrEx>
         <w:trPr>
           <w:cantSplit/>
         </w:trPr>
@@ -16794,6 +17887,12 @@
         </w:tc>
       </w:tr>
       <w:tr>
+        <w:tblPrEx>
+          <w:tblCellMar>
+            <w:top w:w="0" w:type="dxa"/>
+            <w:bottom w:w="0" w:type="dxa"/>
+          </w:tblCellMar>
+        </w:tblPrEx>
         <w:trPr>
           <w:cantSplit/>
         </w:trPr>
@@ -16847,6 +17946,12 @@
         </w:tc>
       </w:tr>
       <w:tr>
+        <w:tblPrEx>
+          <w:tblCellMar>
+            <w:top w:w="0" w:type="dxa"/>
+            <w:bottom w:w="0" w:type="dxa"/>
+          </w:tblCellMar>
+        </w:tblPrEx>
         <w:trPr>
           <w:cantSplit/>
         </w:trPr>
@@ -16909,7 +18014,7 @@
       <w:pPr>
         <w:pStyle w:val="2"/>
       </w:pPr>
-      <w:bookmarkStart w:id="46" w:name="_Toc242998970"/>
+      <w:bookmarkStart w:id="46" w:name="_Toc243953749"/>
       <w:r>
         <w:t>9.2 Scanning</w:t>
       </w:r>
@@ -16926,10 +18031,10 @@
           <w:noProof/>
         </w:rPr>
         <w:drawing>
-          <wp:inline distT="0" distB="0" distL="0" distR="0" wp14:anchorId="4A1895F1" wp14:editId="2C3D0D9A">
+          <wp:inline distT="0" distB="0" distL="0" distR="0" wp14:anchorId="4CBEE47F" wp14:editId="5250B5FA">
             <wp:extent cx="5038725" cy="3714750"/>
             <wp:effectExtent l="0" t="0" r="0" b="0"/>
-            <wp:docPr id="2099231420" name="settings-scanning" descr="settings-scanning" title="settings-scanning"/>
+            <wp:docPr id="1383161743" name="settings-scanning" descr="settings-scanning" title="settings-scanning"/>
             <wp:cNvGraphicFramePr>
               <a:graphicFrameLocks xmlns:a="http://schemas.openxmlformats.org/drawingml/2006/main" noChangeAspect="1"/>
             </wp:cNvGraphicFramePr>
@@ -17013,6 +18118,12 @@
         <w:gridCol w:w="6137"/>
       </w:tblGrid>
       <w:tr>
+        <w:tblPrEx>
+          <w:tblCellMar>
+            <w:top w:w="0" w:type="dxa"/>
+            <w:bottom w:w="0" w:type="dxa"/>
+          </w:tblCellMar>
+        </w:tblPrEx>
         <w:trPr>
           <w:cantSplit/>
           <w:tblHeader/>
@@ -17076,6 +18187,12 @@
         </w:tc>
       </w:tr>
       <w:tr>
+        <w:tblPrEx>
+          <w:tblCellMar>
+            <w:top w:w="0" w:type="dxa"/>
+            <w:bottom w:w="0" w:type="dxa"/>
+          </w:tblCellMar>
+        </w:tblPrEx>
         <w:trPr>
           <w:cantSplit/>
         </w:trPr>
@@ -17129,6 +18246,12 @@
         </w:tc>
       </w:tr>
       <w:tr>
+        <w:tblPrEx>
+          <w:tblCellMar>
+            <w:top w:w="0" w:type="dxa"/>
+            <w:bottom w:w="0" w:type="dxa"/>
+          </w:tblCellMar>
+        </w:tblPrEx>
         <w:trPr>
           <w:cantSplit/>
         </w:trPr>
@@ -17182,6 +18305,12 @@
         </w:tc>
       </w:tr>
       <w:tr>
+        <w:tblPrEx>
+          <w:tblCellMar>
+            <w:top w:w="0" w:type="dxa"/>
+            <w:bottom w:w="0" w:type="dxa"/>
+          </w:tblCellMar>
+        </w:tblPrEx>
         <w:trPr>
           <w:cantSplit/>
         </w:trPr>
@@ -17235,6 +18364,12 @@
         </w:tc>
       </w:tr>
       <w:tr>
+        <w:tblPrEx>
+          <w:tblCellMar>
+            <w:top w:w="0" w:type="dxa"/>
+            <w:bottom w:w="0" w:type="dxa"/>
+          </w:tblCellMar>
+        </w:tblPrEx>
         <w:trPr>
           <w:cantSplit/>
         </w:trPr>
@@ -17288,6 +18423,12 @@
         </w:tc>
       </w:tr>
       <w:tr>
+        <w:tblPrEx>
+          <w:tblCellMar>
+            <w:top w:w="0" w:type="dxa"/>
+            <w:bottom w:w="0" w:type="dxa"/>
+          </w:tblCellMar>
+        </w:tblPrEx>
         <w:trPr>
           <w:cantSplit/>
         </w:trPr>
@@ -17366,7 +18507,7 @@
       <w:pPr>
         <w:pStyle w:val="2"/>
       </w:pPr>
-      <w:bookmarkStart w:id="47" w:name="_Toc242998971"/>
+      <w:bookmarkStart w:id="47" w:name="_Toc243953750"/>
       <w:r>
         <w:t>9.3 Camera</w:t>
       </w:r>
@@ -17383,10 +18524,10 @@
           <w:noProof/>
         </w:rPr>
         <w:drawing>
-          <wp:inline distT="0" distB="0" distL="0" distR="0" wp14:anchorId="3D3F98A0" wp14:editId="4BCEF722">
+          <wp:inline distT="0" distB="0" distL="0" distR="0" wp14:anchorId="7D62097D" wp14:editId="3513002A">
             <wp:extent cx="5038725" cy="3714750"/>
             <wp:effectExtent l="0" t="0" r="0" b="0"/>
-            <wp:docPr id="1645064694" name="settings-camera" descr="settings-camera" title="settings-camera"/>
+            <wp:docPr id="1587485067" name="settings-camera" descr="settings-camera" title="settings-camera"/>
             <wp:cNvGraphicFramePr>
               <a:graphicFrameLocks xmlns:a="http://schemas.openxmlformats.org/drawingml/2006/main" noChangeAspect="1"/>
             </wp:cNvGraphicFramePr>
@@ -17470,6 +18611,12 @@
         <w:gridCol w:w="6137"/>
       </w:tblGrid>
       <w:tr>
+        <w:tblPrEx>
+          <w:tblCellMar>
+            <w:top w:w="0" w:type="dxa"/>
+            <w:bottom w:w="0" w:type="dxa"/>
+          </w:tblCellMar>
+        </w:tblPrEx>
         <w:trPr>
           <w:cantSplit/>
           <w:tblHeader/>
@@ -17532,6 +18679,12 @@
         </w:tc>
       </w:tr>
       <w:tr>
+        <w:tblPrEx>
+          <w:tblCellMar>
+            <w:top w:w="0" w:type="dxa"/>
+            <w:bottom w:w="0" w:type="dxa"/>
+          </w:tblCellMar>
+        </w:tblPrEx>
         <w:trPr>
           <w:cantSplit/>
         </w:trPr>
@@ -17585,6 +18738,12 @@
         </w:tc>
       </w:tr>
       <w:tr>
+        <w:tblPrEx>
+          <w:tblCellMar>
+            <w:top w:w="0" w:type="dxa"/>
+            <w:bottom w:w="0" w:type="dxa"/>
+          </w:tblCellMar>
+        </w:tblPrEx>
         <w:trPr>
           <w:cantSplit/>
         </w:trPr>
@@ -17639,6 +18798,12 @@
         </w:tc>
       </w:tr>
       <w:tr>
+        <w:tblPrEx>
+          <w:tblCellMar>
+            <w:top w:w="0" w:type="dxa"/>
+            <w:bottom w:w="0" w:type="dxa"/>
+          </w:tblCellMar>
+        </w:tblPrEx>
         <w:trPr>
           <w:cantSplit/>
         </w:trPr>
@@ -17692,6 +18857,12 @@
         </w:tc>
       </w:tr>
       <w:tr>
+        <w:tblPrEx>
+          <w:tblCellMar>
+            <w:top w:w="0" w:type="dxa"/>
+            <w:bottom w:w="0" w:type="dxa"/>
+          </w:tblCellMar>
+        </w:tblPrEx>
         <w:trPr>
           <w:cantSplit/>
         </w:trPr>
@@ -17754,7 +18925,7 @@
       <w:pPr>
         <w:pStyle w:val="2"/>
       </w:pPr>
-      <w:bookmarkStart w:id="48" w:name="_Toc242998972"/>
+      <w:bookmarkStart w:id="48" w:name="_Toc243953751"/>
       <w:r>
         <w:t>9.4 Shortcuts</w:t>
       </w:r>
@@ -17771,10 +18942,10 @@
           <w:noProof/>
         </w:rPr>
         <w:drawing>
-          <wp:inline distT="0" distB="0" distL="0" distR="0" wp14:anchorId="5DEBB85A" wp14:editId="370C4F34">
+          <wp:inline distT="0" distB="0" distL="0" distR="0" wp14:anchorId="34FA198F" wp14:editId="79B355AB">
             <wp:extent cx="5038725" cy="3714750"/>
             <wp:effectExtent l="0" t="0" r="0" b="0"/>
-            <wp:docPr id="1782857258" name="settings-shortcuts" descr="settings-shortcuts" title="settings-shortcuts"/>
+            <wp:docPr id="591591560" name="settings-shortcuts" descr="settings-shortcuts" title="settings-shortcuts"/>
             <wp:cNvGraphicFramePr>
               <a:graphicFrameLocks xmlns:a="http://schemas.openxmlformats.org/drawingml/2006/main" noChangeAspect="1"/>
             </wp:cNvGraphicFramePr>
@@ -17859,6 +19030,12 @@
         <w:gridCol w:w="4091"/>
       </w:tblGrid>
       <w:tr>
+        <w:tblPrEx>
+          <w:tblCellMar>
+            <w:top w:w="0" w:type="dxa"/>
+            <w:bottom w:w="0" w:type="dxa"/>
+          </w:tblCellMar>
+        </w:tblPrEx>
         <w:trPr>
           <w:cantSplit/>
           <w:tblHeader/>
@@ -17949,6 +19126,12 @@
         </w:tc>
       </w:tr>
       <w:tr>
+        <w:tblPrEx>
+          <w:tblCellMar>
+            <w:top w:w="0" w:type="dxa"/>
+            <w:bottom w:w="0" w:type="dxa"/>
+          </w:tblCellMar>
+        </w:tblPrEx>
         <w:trPr>
           <w:cantSplit/>
         </w:trPr>
@@ -18001,78 +19184,8 @@
                 <w:bdr w:val="single" w:sz="4" w:space="0" w:color="C3C9D4"/>
                 <w:shd w:val="clear" w:color="auto" w:fill="F1F3F7"/>
               </w:rPr>
-              <w:t> Ctrl+Alt+Q </w:t>
-            </w:r>
-          </w:p>
-        </w:tc>
-        <w:tc>
-          <w:tcPr>
-            <w:tcW w:w="4091" w:type="dxa"/>
-            <w:tcMar>
-              <w:top w:w="90" w:type="dxa"/>
-              <w:left w:w="140" w:type="dxa"/>
-              <w:bottom w:w="90" w:type="dxa"/>
-              <w:right w:w="140" w:type="dxa"/>
-            </w:tcMar>
-            <w:vAlign w:val="center"/>
-          </w:tcPr>
-          <w:p>
-            <w:pPr>
-              <w:spacing w:after="0" w:line="300" w:lineRule="auto"/>
-            </w:pPr>
-            <w:r>
-              <w:rPr>
-                <w:sz w:val="19"/>
-                <w:szCs w:val="19"/>
-              </w:rPr>
-              <w:t>Freezes and scans all monitors.</w:t>
-            </w:r>
-          </w:p>
-        </w:tc>
-      </w:tr>
-      <w:tr>
-        <w:trPr>
-          <w:cantSplit/>
-        </w:trPr>
-        <w:tc>
-          <w:tcPr>
-            <w:tcW w:w="3161" w:type="dxa"/>
-            <w:tcMar>
-              <w:top w:w="90" w:type="dxa"/>
-              <w:left w:w="140" w:type="dxa"/>
-              <w:bottom w:w="90" w:type="dxa"/>
-              <w:right w:w="140" w:type="dxa"/>
-            </w:tcMar>
-            <w:vAlign w:val="center"/>
-          </w:tcPr>
-          <w:p>
-            <w:pPr>
-              <w:spacing w:after="0" w:line="300" w:lineRule="auto"/>
-            </w:pPr>
-            <w:r>
-              <w:rPr>
-                <w:sz w:val="19"/>
-                <w:szCs w:val="19"/>
-              </w:rPr>
-              <w:t>Select area</w:t>
-            </w:r>
-          </w:p>
-        </w:tc>
-        <w:tc>
-          <w:tcPr>
-            <w:tcW w:w="2046" w:type="dxa"/>
-            <w:tcMar>
-              <w:top w:w="90" w:type="dxa"/>
-              <w:left w:w="140" w:type="dxa"/>
-              <w:bottom w:w="90" w:type="dxa"/>
-              <w:right w:w="140" w:type="dxa"/>
-            </w:tcMar>
-            <w:vAlign w:val="center"/>
-          </w:tcPr>
-          <w:p>
-            <w:pPr>
-              <w:spacing w:after="0" w:line="300" w:lineRule="auto"/>
-            </w:pPr>
+              <w:t> </w:t>
+            </w:r>
             <w:r>
               <w:rPr>
                 <w:b/>
@@ -18083,7 +19196,7 @@
                 <w:bdr w:val="single" w:sz="4" w:space="0" w:color="C3C9D4"/>
                 <w:shd w:val="clear" w:color="auto" w:fill="F1F3F7"/>
               </w:rPr>
-              <w:t> Ctrl+Alt+A </w:t>
+              <w:t>Ctrl+Alt+Q </w:t>
             </w:r>
           </w:p>
         </w:tc>
@@ -18107,12 +19220,18 @@
                 <w:sz w:val="19"/>
                 <w:szCs w:val="19"/>
               </w:rPr>
-              <w:t>Freezes the screen so you can drag a box.</w:t>
+              <w:t>Freezes and scans all monitors.</w:t>
             </w:r>
           </w:p>
         </w:tc>
       </w:tr>
       <w:tr>
+        <w:tblPrEx>
+          <w:tblCellMar>
+            <w:top w:w="0" w:type="dxa"/>
+            <w:bottom w:w="0" w:type="dxa"/>
+          </w:tblCellMar>
+        </w:tblPrEx>
         <w:trPr>
           <w:cantSplit/>
         </w:trPr>
@@ -18136,7 +19255,7 @@
                 <w:sz w:val="19"/>
                 <w:szCs w:val="19"/>
               </w:rPr>
-              <w:t>Scan with camera</w:t>
+              <w:t>Select area</w:t>
             </w:r>
           </w:p>
         </w:tc>
@@ -18165,78 +19284,8 @@
                 <w:bdr w:val="single" w:sz="4" w:space="0" w:color="C3C9D4"/>
                 <w:shd w:val="clear" w:color="auto" w:fill="F1F3F7"/>
               </w:rPr>
-              <w:t> Ctrl+Alt+W </w:t>
-            </w:r>
-          </w:p>
-        </w:tc>
-        <w:tc>
-          <w:tcPr>
-            <w:tcW w:w="4091" w:type="dxa"/>
-            <w:tcMar>
-              <w:top w:w="90" w:type="dxa"/>
-              <w:left w:w="140" w:type="dxa"/>
-              <w:bottom w:w="90" w:type="dxa"/>
-              <w:right w:w="140" w:type="dxa"/>
-            </w:tcMar>
-            <w:vAlign w:val="center"/>
-          </w:tcPr>
-          <w:p>
-            <w:pPr>
-              <w:spacing w:after="0" w:line="300" w:lineRule="auto"/>
-            </w:pPr>
-            <w:r>
-              <w:rPr>
-                <w:sz w:val="19"/>
-                <w:szCs w:val="19"/>
-              </w:rPr>
-              <w:t>Opens the webcam window.</w:t>
-            </w:r>
-          </w:p>
-        </w:tc>
-      </w:tr>
-      <w:tr>
-        <w:trPr>
-          <w:cantSplit/>
-        </w:trPr>
-        <w:tc>
-          <w:tcPr>
-            <w:tcW w:w="3161" w:type="dxa"/>
-            <w:tcMar>
-              <w:top w:w="90" w:type="dxa"/>
-              <w:left w:w="140" w:type="dxa"/>
-              <w:bottom w:w="90" w:type="dxa"/>
-              <w:right w:w="140" w:type="dxa"/>
-            </w:tcMar>
-            <w:vAlign w:val="center"/>
-          </w:tcPr>
-          <w:p>
-            <w:pPr>
-              <w:spacing w:after="0" w:line="300" w:lineRule="auto"/>
-            </w:pPr>
-            <w:r>
-              <w:rPr>
-                <w:sz w:val="19"/>
-                <w:szCs w:val="19"/>
-              </w:rPr>
-              <w:t>Show or hide the toolbar</w:t>
-            </w:r>
-          </w:p>
-        </w:tc>
-        <w:tc>
-          <w:tcPr>
-            <w:tcW w:w="2046" w:type="dxa"/>
-            <w:tcMar>
-              <w:top w:w="90" w:type="dxa"/>
-              <w:left w:w="140" w:type="dxa"/>
-              <w:bottom w:w="90" w:type="dxa"/>
-              <w:right w:w="140" w:type="dxa"/>
-            </w:tcMar>
-            <w:vAlign w:val="center"/>
-          </w:tcPr>
-          <w:p>
-            <w:pPr>
-              <w:spacing w:after="0" w:line="300" w:lineRule="auto"/>
-            </w:pPr>
+              <w:t> </w:t>
+            </w:r>
             <w:r>
               <w:rPr>
                 <w:b/>
@@ -18247,7 +19296,207 @@
                 <w:bdr w:val="single" w:sz="4" w:space="0" w:color="C3C9D4"/>
                 <w:shd w:val="clear" w:color="auto" w:fill="F1F3F7"/>
               </w:rPr>
-              <w:t> Ctrl+Alt+E </w:t>
+              <w:t>Ctrl+Alt+A </w:t>
+            </w:r>
+          </w:p>
+        </w:tc>
+        <w:tc>
+          <w:tcPr>
+            <w:tcW w:w="4091" w:type="dxa"/>
+            <w:tcMar>
+              <w:top w:w="90" w:type="dxa"/>
+              <w:left w:w="140" w:type="dxa"/>
+              <w:bottom w:w="90" w:type="dxa"/>
+              <w:right w:w="140" w:type="dxa"/>
+            </w:tcMar>
+            <w:vAlign w:val="center"/>
+          </w:tcPr>
+          <w:p>
+            <w:pPr>
+              <w:spacing w:after="0" w:line="300" w:lineRule="auto"/>
+            </w:pPr>
+            <w:r>
+              <w:rPr>
+                <w:sz w:val="19"/>
+                <w:szCs w:val="19"/>
+              </w:rPr>
+              <w:t>Freezes the screen so you can drag a box.</w:t>
+            </w:r>
+          </w:p>
+        </w:tc>
+      </w:tr>
+      <w:tr>
+        <w:tblPrEx>
+          <w:tblCellMar>
+            <w:top w:w="0" w:type="dxa"/>
+            <w:bottom w:w="0" w:type="dxa"/>
+          </w:tblCellMar>
+        </w:tblPrEx>
+        <w:trPr>
+          <w:cantSplit/>
+        </w:trPr>
+        <w:tc>
+          <w:tcPr>
+            <w:tcW w:w="3161" w:type="dxa"/>
+            <w:tcMar>
+              <w:top w:w="90" w:type="dxa"/>
+              <w:left w:w="140" w:type="dxa"/>
+              <w:bottom w:w="90" w:type="dxa"/>
+              <w:right w:w="140" w:type="dxa"/>
+            </w:tcMar>
+            <w:vAlign w:val="center"/>
+          </w:tcPr>
+          <w:p>
+            <w:pPr>
+              <w:spacing w:after="0" w:line="300" w:lineRule="auto"/>
+            </w:pPr>
+            <w:r>
+              <w:rPr>
+                <w:sz w:val="19"/>
+                <w:szCs w:val="19"/>
+              </w:rPr>
+              <w:t>Scan with camera</w:t>
+            </w:r>
+          </w:p>
+        </w:tc>
+        <w:tc>
+          <w:tcPr>
+            <w:tcW w:w="2046" w:type="dxa"/>
+            <w:tcMar>
+              <w:top w:w="90" w:type="dxa"/>
+              <w:left w:w="140" w:type="dxa"/>
+              <w:bottom w:w="90" w:type="dxa"/>
+              <w:right w:w="140" w:type="dxa"/>
+            </w:tcMar>
+            <w:vAlign w:val="center"/>
+          </w:tcPr>
+          <w:p>
+            <w:pPr>
+              <w:spacing w:after="0" w:line="300" w:lineRule="auto"/>
+            </w:pPr>
+            <w:r>
+              <w:rPr>
+                <w:b/>
+                <w:bCs/>
+                <w:color w:val="2B3140"/>
+                <w:sz w:val="16"/>
+                <w:szCs w:val="16"/>
+                <w:bdr w:val="single" w:sz="4" w:space="0" w:color="C3C9D4"/>
+                <w:shd w:val="clear" w:color="auto" w:fill="F1F3F7"/>
+              </w:rPr>
+              <w:t> </w:t>
+            </w:r>
+            <w:r>
+              <w:rPr>
+                <w:b/>
+                <w:bCs/>
+                <w:color w:val="2B3140"/>
+                <w:sz w:val="16"/>
+                <w:szCs w:val="16"/>
+                <w:bdr w:val="single" w:sz="4" w:space="0" w:color="C3C9D4"/>
+                <w:shd w:val="clear" w:color="auto" w:fill="F1F3F7"/>
+              </w:rPr>
+              <w:t>Ctrl+Alt+W </w:t>
+            </w:r>
+          </w:p>
+        </w:tc>
+        <w:tc>
+          <w:tcPr>
+            <w:tcW w:w="4091" w:type="dxa"/>
+            <w:tcMar>
+              <w:top w:w="90" w:type="dxa"/>
+              <w:left w:w="140" w:type="dxa"/>
+              <w:bottom w:w="90" w:type="dxa"/>
+              <w:right w:w="140" w:type="dxa"/>
+            </w:tcMar>
+            <w:vAlign w:val="center"/>
+          </w:tcPr>
+          <w:p>
+            <w:pPr>
+              <w:spacing w:after="0" w:line="300" w:lineRule="auto"/>
+            </w:pPr>
+            <w:r>
+              <w:rPr>
+                <w:sz w:val="19"/>
+                <w:szCs w:val="19"/>
+              </w:rPr>
+              <w:t>Opens the webcam window.</w:t>
+            </w:r>
+          </w:p>
+        </w:tc>
+      </w:tr>
+      <w:tr>
+        <w:tblPrEx>
+          <w:tblCellMar>
+            <w:top w:w="0" w:type="dxa"/>
+            <w:bottom w:w="0" w:type="dxa"/>
+          </w:tblCellMar>
+        </w:tblPrEx>
+        <w:trPr>
+          <w:cantSplit/>
+        </w:trPr>
+        <w:tc>
+          <w:tcPr>
+            <w:tcW w:w="3161" w:type="dxa"/>
+            <w:tcMar>
+              <w:top w:w="90" w:type="dxa"/>
+              <w:left w:w="140" w:type="dxa"/>
+              <w:bottom w:w="90" w:type="dxa"/>
+              <w:right w:w="140" w:type="dxa"/>
+            </w:tcMar>
+            <w:vAlign w:val="center"/>
+          </w:tcPr>
+          <w:p>
+            <w:pPr>
+              <w:spacing w:after="0" w:line="300" w:lineRule="auto"/>
+            </w:pPr>
+            <w:r>
+              <w:rPr>
+                <w:sz w:val="19"/>
+                <w:szCs w:val="19"/>
+              </w:rPr>
+              <w:t>Show or hide the toolbar</w:t>
+            </w:r>
+          </w:p>
+        </w:tc>
+        <w:tc>
+          <w:tcPr>
+            <w:tcW w:w="2046" w:type="dxa"/>
+            <w:tcMar>
+              <w:top w:w="90" w:type="dxa"/>
+              <w:left w:w="140" w:type="dxa"/>
+              <w:bottom w:w="90" w:type="dxa"/>
+              <w:right w:w="140" w:type="dxa"/>
+            </w:tcMar>
+            <w:vAlign w:val="center"/>
+          </w:tcPr>
+          <w:p>
+            <w:pPr>
+              <w:spacing w:after="0" w:line="300" w:lineRule="auto"/>
+            </w:pPr>
+            <w:r>
+              <w:rPr>
+                <w:b/>
+                <w:bCs/>
+                <w:color w:val="2B3140"/>
+                <w:sz w:val="16"/>
+                <w:szCs w:val="16"/>
+                <w:bdr w:val="single" w:sz="4" w:space="0" w:color="C3C9D4"/>
+                <w:shd w:val="clear" w:color="auto" w:fill="F1F3F7"/>
+              </w:rPr>
+              <w:t> </w:t>
+            </w:r>
+            <w:r>
+              <w:rPr>
+                <w:b/>
+                <w:bCs/>
+                <w:color w:val="2B3140"/>
+                <w:sz w:val="16"/>
+                <w:szCs w:val="16"/>
+                <w:bdr w:val="single" w:sz="4" w:space="0" w:color="C3C9D4"/>
+                <w:shd w:val="clear" w:color="auto" w:fill="F1F3F7"/>
+              </w:rPr>
+              <w:t>Ctrl+Alt+E </w:t>
             </w:r>
           </w:p>
         </w:tc>
@@ -18333,10 +19582,7 @@
           <w:bdr w:val="single" w:sz="4" w:space="0" w:color="C3C9D4"/>
           <w:shd w:val="clear" w:color="auto" w:fill="F1F3F7"/>
         </w:rPr>
-        <w:t> Ctrl </w:t>
-      </w:r>
-      <w:r>
-        <w:t xml:space="preserve">, </w:t>
+        <w:t> </w:t>
       </w:r>
       <w:r>
         <w:rPr>
@@ -18348,7 +19594,7 @@
           <w:bdr w:val="single" w:sz="4" w:space="0" w:color="C3C9D4"/>
           <w:shd w:val="clear" w:color="auto" w:fill="F1F3F7"/>
         </w:rPr>
-        <w:t> Alt </w:t>
+        <w:t>Ctrl </w:t>
       </w:r>
       <w:r>
         <w:t xml:space="preserve">, </w:t>
@@ -18363,10 +19609,7 @@
           <w:bdr w:val="single" w:sz="4" w:space="0" w:color="C3C9D4"/>
           <w:shd w:val="clear" w:color="auto" w:fill="F1F3F7"/>
         </w:rPr>
-        <w:t> Shift </w:t>
-      </w:r>
-      <w:r>
-        <w:t xml:space="preserve"> or </w:t>
+        <w:t> </w:t>
       </w:r>
       <w:r>
         <w:rPr>
@@ -18378,10 +19621,10 @@
           <w:bdr w:val="single" w:sz="4" w:space="0" w:color="C3C9D4"/>
           <w:shd w:val="clear" w:color="auto" w:fill="F1F3F7"/>
         </w:rPr>
-        <w:t> Win </w:t>
-      </w:r>
-      <w:r>
-        <w:t xml:space="preserve"> (on a Mac, </w:t>
+        <w:t>Alt </w:t>
+      </w:r>
+      <w:r>
+        <w:t xml:space="preserve">, </w:t>
       </w:r>
       <w:r>
         <w:rPr>
@@ -18393,7 +19636,73 @@
           <w:bdr w:val="single" w:sz="4" w:space="0" w:color="C3C9D4"/>
           <w:shd w:val="clear" w:color="auto" w:fill="F1F3F7"/>
         </w:rPr>
-        <w:t> Cmd </w:t>
+        <w:t> </w:t>
+      </w:r>
+      <w:r>
+        <w:rPr>
+          <w:b/>
+          <w:bCs/>
+          <w:color w:val="2B3140"/>
+          <w:sz w:val="18"/>
+          <w:szCs w:val="18"/>
+          <w:bdr w:val="single" w:sz="4" w:space="0" w:color="C3C9D4"/>
+          <w:shd w:val="clear" w:color="auto" w:fill="F1F3F7"/>
+        </w:rPr>
+        <w:t>Shift </w:t>
+      </w:r>
+      <w:r>
+        <w:t xml:space="preserve"> or </w:t>
+      </w:r>
+      <w:r>
+        <w:rPr>
+          <w:b/>
+          <w:bCs/>
+          <w:color w:val="2B3140"/>
+          <w:sz w:val="18"/>
+          <w:szCs w:val="18"/>
+          <w:bdr w:val="single" w:sz="4" w:space="0" w:color="C3C9D4"/>
+          <w:shd w:val="clear" w:color="auto" w:fill="F1F3F7"/>
+        </w:rPr>
+        <w:t> </w:t>
+      </w:r>
+      <w:r>
+        <w:rPr>
+          <w:b/>
+          <w:bCs/>
+          <w:color w:val="2B3140"/>
+          <w:sz w:val="18"/>
+          <w:szCs w:val="18"/>
+          <w:bdr w:val="single" w:sz="4" w:space="0" w:color="C3C9D4"/>
+          <w:shd w:val="clear" w:color="auto" w:fill="F1F3F7"/>
+        </w:rPr>
+        <w:t>Win </w:t>
+      </w:r>
+      <w:r>
+        <w:t xml:space="preserve"> (on a Mac, </w:t>
+      </w:r>
+      <w:r>
+        <w:rPr>
+          <w:b/>
+          <w:bCs/>
+          <w:color w:val="2B3140"/>
+          <w:sz w:val="18"/>
+          <w:szCs w:val="18"/>
+          <w:bdr w:val="single" w:sz="4" w:space="0" w:color="C3C9D4"/>
+          <w:shd w:val="clear" w:color="auto" w:fill="F1F3F7"/>
+        </w:rPr>
+        <w:t> </w:t>
+      </w:r>
+      <w:r>
+        <w:rPr>
+          <w:b/>
+          <w:bCs/>
+          <w:color w:val="2B3140"/>
+          <w:sz w:val="18"/>
+          <w:szCs w:val="18"/>
+          <w:bdr w:val="single" w:sz="4" w:space="0" w:color="C3C9D4"/>
+          <w:shd w:val="clear" w:color="auto" w:fill="F1F3F7"/>
+        </w:rPr>
+        <w:t>Cmd </w:t>
       </w:r>
       <w:r>
         <w:t>).</w:t>
@@ -18446,7 +19755,7 @@
       <w:pPr>
         <w:pStyle w:val="2"/>
       </w:pPr>
-      <w:bookmarkStart w:id="49" w:name="_Toc242998973"/>
+      <w:bookmarkStart w:id="49" w:name="_Toc243953752"/>
       <w:r>
         <w:t>9.5 Privacy &amp; history</w:t>
       </w:r>
@@ -18463,10 +19772,10 @@
           <w:noProof/>
         </w:rPr>
         <w:drawing>
-          <wp:inline distT="0" distB="0" distL="0" distR="0" wp14:anchorId="6E47570E" wp14:editId="41E393C5">
+          <wp:inline distT="0" distB="0" distL="0" distR="0" wp14:anchorId="6FEA6F57" wp14:editId="0FBE3DF1">
             <wp:extent cx="5038725" cy="3714750"/>
             <wp:effectExtent l="0" t="0" r="0" b="0"/>
-            <wp:docPr id="1948495070" name="settings-privacy" descr="settings-privacy" title="settings-privacy"/>
+            <wp:docPr id="674946942" name="settings-privacy" descr="settings-privacy" title="settings-privacy"/>
             <wp:cNvGraphicFramePr>
               <a:graphicFrameLocks xmlns:a="http://schemas.openxmlformats.org/drawingml/2006/main" noChangeAspect="1"/>
             </wp:cNvGraphicFramePr>
@@ -18550,6 +19859,12 @@
         <w:gridCol w:w="6137"/>
       </w:tblGrid>
       <w:tr>
+        <w:tblPrEx>
+          <w:tblCellMar>
+            <w:top w:w="0" w:type="dxa"/>
+            <w:bottom w:w="0" w:type="dxa"/>
+          </w:tblCellMar>
+        </w:tblPrEx>
         <w:trPr>
           <w:cantSplit/>
           <w:tblHeader/>
@@ -18612,6 +19927,12 @@
         </w:tc>
       </w:tr>
       <w:tr>
+        <w:tblPrEx>
+          <w:tblCellMar>
+            <w:top w:w="0" w:type="dxa"/>
+            <w:bottom w:w="0" w:type="dxa"/>
+          </w:tblCellMar>
+        </w:tblPrEx>
         <w:trPr>
           <w:cantSplit/>
         </w:trPr>
@@ -18665,6 +19986,12 @@
         </w:tc>
       </w:tr>
       <w:tr>
+        <w:tblPrEx>
+          <w:tblCellMar>
+            <w:top w:w="0" w:type="dxa"/>
+            <w:bottom w:w="0" w:type="dxa"/>
+          </w:tblCellMar>
+        </w:tblPrEx>
         <w:trPr>
           <w:cantSplit/>
         </w:trPr>
@@ -18718,6 +20045,12 @@
         </w:tc>
       </w:tr>
       <w:tr>
+        <w:tblPrEx>
+          <w:tblCellMar>
+            <w:top w:w="0" w:type="dxa"/>
+            <w:bottom w:w="0" w:type="dxa"/>
+          </w:tblCellMar>
+        </w:tblPrEx>
         <w:trPr>
           <w:cantSplit/>
         </w:trPr>
@@ -18803,6 +20136,12 @@
         </w:tc>
       </w:tr>
       <w:tr>
+        <w:tblPrEx>
+          <w:tblCellMar>
+            <w:top w:w="0" w:type="dxa"/>
+            <w:bottom w:w="0" w:type="dxa"/>
+          </w:tblCellMar>
+        </w:tblPrEx>
         <w:trPr>
           <w:cantSplit/>
         </w:trPr>
@@ -18865,7 +20204,7 @@
       <w:pPr>
         <w:pStyle w:val="2"/>
       </w:pPr>
-      <w:bookmarkStart w:id="50" w:name="_Toc242998974"/>
+      <w:bookmarkStart w:id="50" w:name="_Toc243953753"/>
       <w:r>
         <w:t>9.6 About</w:t>
       </w:r>
@@ -18882,10 +20221,10 @@
           <w:noProof/>
         </w:rPr>
         <w:drawing>
-          <wp:inline distT="0" distB="0" distL="0" distR="0" wp14:anchorId="52A8C4C2" wp14:editId="2F91184D">
+          <wp:inline distT="0" distB="0" distL="0" distR="0" wp14:anchorId="105AF83B" wp14:editId="0CF1B352">
             <wp:extent cx="5038725" cy="3714750"/>
             <wp:effectExtent l="0" t="0" r="0" b="0"/>
-            <wp:docPr id="261275140" name="settings-about" descr="settings-about" title="settings-about"/>
+            <wp:docPr id="1469720962" name="settings-about" descr="settings-about" title="settings-about"/>
             <wp:cNvGraphicFramePr>
               <a:graphicFrameLocks xmlns:a="http://schemas.openxmlformats.org/drawingml/2006/main" noChangeAspect="1"/>
             </wp:cNvGraphicFramePr>
@@ -19034,7 +20373,7 @@
       <w:pPr>
         <w:pStyle w:val="1"/>
       </w:pPr>
-      <w:bookmarkStart w:id="51" w:name="_Toc242998975"/>
+      <w:bookmarkStart w:id="51" w:name="_Toc243953754"/>
       <w:r>
         <w:t>10 Updating and uninstalling</w:t>
       </w:r>
@@ -19044,7 +20383,7 @@
       <w:pPr>
         <w:pStyle w:val="2"/>
       </w:pPr>
-      <w:bookmarkStart w:id="52" w:name="_Toc242998976"/>
+      <w:bookmarkStart w:id="52" w:name="_Toc243953755"/>
       <w:r>
         <w:t>10.1 Checking for and installing updates</w:t>
       </w:r>
@@ -19096,10 +20435,10 @@
           <w:noProof/>
         </w:rPr>
         <w:drawing>
-          <wp:inline distT="0" distB="0" distL="0" distR="0" wp14:anchorId="6C5E02EF" wp14:editId="6DA3772B">
+          <wp:inline distT="0" distB="0" distL="0" distR="0" wp14:anchorId="2F7919FF" wp14:editId="53E710DF">
             <wp:extent cx="3600450" cy="1743075"/>
             <wp:effectExtent l="0" t="0" r="0" b="0"/>
-            <wp:docPr id="1934793800" name="message-update" descr="message-update" title="message-update"/>
+            <wp:docPr id="941211290" name="message-update" descr="message-update" title="message-update"/>
             <wp:cNvGraphicFramePr>
               <a:graphicFrameLocks xmlns:a="http://schemas.openxmlformats.org/drawingml/2006/main" noChangeAspect="1"/>
             </wp:cNvGraphicFramePr>
@@ -19253,7 +20592,7 @@
       <w:pPr>
         <w:pStyle w:val="2"/>
       </w:pPr>
-      <w:bookmarkStart w:id="53" w:name="_Toc242998977"/>
+      <w:bookmarkStart w:id="53" w:name="_Toc243953756"/>
       <w:r>
         <w:t>10.2 Portable version</w:t>
       </w:r>
@@ -19281,7 +20620,7 @@
       <w:pPr>
         <w:pStyle w:val="2"/>
       </w:pPr>
-      <w:bookmarkStart w:id="54" w:name="_Toc242998978"/>
+      <w:bookmarkStart w:id="54" w:name="_Toc243953757"/>
       <w:r>
         <w:t>10.3 Uninstalling</w:t>
       </w:r>
@@ -19380,7 +20719,7 @@
       <w:pPr>
         <w:pStyle w:val="2"/>
       </w:pPr>
-      <w:bookmarkStart w:id="55" w:name="_Toc242998979"/>
+      <w:bookmarkStart w:id="55" w:name="_Toc243953758"/>
       <w:r>
         <w:t>10.4 Where settings and logs are stored</w:t>
       </w:r>
@@ -19409,6 +20748,12 @@
         <w:gridCol w:w="7624"/>
       </w:tblGrid>
       <w:tr>
+        <w:tblPrEx>
+          <w:tblCellMar>
+            <w:top w:w="0" w:type="dxa"/>
+            <w:bottom w:w="0" w:type="dxa"/>
+          </w:tblCellMar>
+        </w:tblPrEx>
         <w:trPr>
           <w:cantSplit/>
           <w:tblHeader/>
@@ -19471,6 +20816,12 @@
         </w:tc>
       </w:tr>
       <w:tr>
+        <w:tblPrEx>
+          <w:tblCellMar>
+            <w:top w:w="0" w:type="dxa"/>
+            <w:bottom w:w="0" w:type="dxa"/>
+          </w:tblCellMar>
+        </w:tblPrEx>
         <w:trPr>
           <w:cantSplit/>
         </w:trPr>
@@ -19556,6 +20907,12 @@
         </w:tc>
       </w:tr>
       <w:tr>
+        <w:tblPrEx>
+          <w:tblCellMar>
+            <w:top w:w="0" w:type="dxa"/>
+            <w:bottom w:w="0" w:type="dxa"/>
+          </w:tblCellMar>
+        </w:tblPrEx>
         <w:trPr>
           <w:cantSplit/>
         </w:trPr>
@@ -19612,6 +20969,12 @@
         </w:tc>
       </w:tr>
       <w:tr>
+        <w:tblPrEx>
+          <w:tblCellMar>
+            <w:top w:w="0" w:type="dxa"/>
+            <w:bottom w:w="0" w:type="dxa"/>
+          </w:tblCellMar>
+        </w:tblPrEx>
         <w:trPr>
           <w:cantSplit/>
         </w:trPr>
@@ -19742,7 +21105,7 @@
       <w:pPr>
         <w:pStyle w:val="1"/>
       </w:pPr>
-      <w:bookmarkStart w:id="56" w:name="_Toc242998980"/>
+      <w:bookmarkStart w:id="56" w:name="_Toc243953759"/>
       <w:r>
         <w:t>11 Troubleshooting</w:t>
       </w:r>
@@ -19977,50 +21340,7 @@
           <w:bdr w:val="single" w:sz="4" w:space="0" w:color="C3C9D4"/>
           <w:shd w:val="clear" w:color="auto" w:fill="F1F3F7"/>
         </w:rPr>
-        <w:t> Shift </w:t>
-      </w:r>
-      <w:r>
-        <w:t xml:space="preserve"> while you right-click). </w:t>
-      </w:r>
-      <w:r>
-        <w:rPr>
-          <w:b/>
-          <w:bCs/>
-        </w:rPr>
-        <w:t>QRcode tool Open image</w:t>
-      </w:r>
-      <w:r>
-        <w:t xml:space="preserve"> appears only when one picture is selected. If you just installed QRcode tool or moved the portable version, start it once.</w:t>
-      </w:r>
-    </w:p>
-    <w:p>
-      <w:pPr>
-        <w:keepNext/>
-        <w:spacing w:before="200" w:after="60"/>
-      </w:pPr>
-      <w:r>
-        <w:rPr>
-          <w:b/>
-          <w:bCs/>
-          <w:color w:val="1D4FFF"/>
-        </w:rPr>
-        <w:t>Q </w:t>
-      </w:r>
-      <w:r>
-        <w:rPr>
-          <w:b/>
-          <w:bCs/>
-        </w:rPr>
-        <w:t>The toolbar has disappeared.</w:t>
-      </w:r>
-    </w:p>
-    <w:p>
-      <w:pPr>
-        <w:spacing w:after="120"/>
-        <w:ind w:left="440"/>
-      </w:pPr>
-      <w:r>
-        <w:t xml:space="preserve">Press </w:t>
+        <w:t> </w:t>
       </w:r>
       <w:r>
         <w:rPr>
@@ -20032,7 +21352,74 @@
           <w:bdr w:val="single" w:sz="4" w:space="0" w:color="C3C9D4"/>
           <w:shd w:val="clear" w:color="auto" w:fill="F1F3F7"/>
         </w:rPr>
-        <w:t> Ctrl+Alt+E </w:t>
+        <w:t>Shift </w:t>
+      </w:r>
+      <w:r>
+        <w:t xml:space="preserve"> while you right-click). </w:t>
+      </w:r>
+      <w:r>
+        <w:rPr>
+          <w:b/>
+          <w:bCs/>
+        </w:rPr>
+        <w:t>QRcode tool Open image</w:t>
+      </w:r>
+      <w:r>
+        <w:t xml:space="preserve"> appears only when one picture is selected. If you just installed QRcode tool or moved the portable version, start it once.</w:t>
+      </w:r>
+    </w:p>
+    <w:p>
+      <w:pPr>
+        <w:keepNext/>
+        <w:spacing w:before="200" w:after="60"/>
+      </w:pPr>
+      <w:r>
+        <w:rPr>
+          <w:b/>
+          <w:bCs/>
+          <w:color w:val="1D4FFF"/>
+        </w:rPr>
+        <w:t>Q </w:t>
+      </w:r>
+      <w:r>
+        <w:rPr>
+          <w:b/>
+          <w:bCs/>
+        </w:rPr>
+        <w:t>The toolbar has disappeared.</w:t>
+      </w:r>
+    </w:p>
+    <w:p>
+      <w:pPr>
+        <w:spacing w:after="120"/>
+        <w:ind w:left="440"/>
+      </w:pPr>
+      <w:r>
+        <w:t xml:space="preserve">Press </w:t>
+      </w:r>
+      <w:r>
+        <w:rPr>
+          <w:b/>
+          <w:bCs/>
+          <w:color w:val="2B3140"/>
+          <w:sz w:val="18"/>
+          <w:szCs w:val="18"/>
+          <w:bdr w:val="single" w:sz="4" w:space="0" w:color="C3C9D4"/>
+          <w:shd w:val="clear" w:color="auto" w:fill="F1F3F7"/>
+        </w:rPr>
+        <w:t> </w:t>
+      </w:r>
+      <w:r>
+        <w:rPr>
+          <w:b/>
+          <w:bCs/>
+          <w:color w:val="2B3140"/>
+          <w:sz w:val="18"/>
+          <w:szCs w:val="18"/>
+          <w:bdr w:val="single" w:sz="4" w:space="0" w:color="C3C9D4"/>
+          <w:shd w:val="clear" w:color="auto" w:fill="F1F3F7"/>
+        </w:rPr>
+        <w:t>Ctrl+Alt+E </w:t>
       </w:r>
       <w:r>
         <w:t xml:space="preserve"> or tick </w:t>
@@ -20374,7 +21761,7 @@
       <w:pPr>
         <w:pStyle w:val="1"/>
       </w:pPr>
-      <w:bookmarkStart w:id="57" w:name="_Toc242998981"/>
+      <w:bookmarkStart w:id="57" w:name="_Toc243953760"/>
       <w:r>
         <w:t>A Shortcuts and keys at a glance</w:t>
       </w:r>
@@ -20404,6 +21791,12 @@
         <w:gridCol w:w="4091"/>
       </w:tblGrid>
       <w:tr>
+        <w:tblPrEx>
+          <w:tblCellMar>
+            <w:top w:w="0" w:type="dxa"/>
+            <w:bottom w:w="0" w:type="dxa"/>
+          </w:tblCellMar>
+        </w:tblPrEx>
         <w:trPr>
           <w:cantSplit/>
           <w:tblHeader/>
@@ -20494,6 +21887,12 @@
         </w:tc>
       </w:tr>
       <w:tr>
+        <w:tblPrEx>
+          <w:tblCellMar>
+            <w:top w:w="0" w:type="dxa"/>
+            <w:bottom w:w="0" w:type="dxa"/>
+          </w:tblCellMar>
+        </w:tblPrEx>
         <w:trPr>
           <w:cantSplit/>
         </w:trPr>
@@ -20546,78 +21945,8 @@
                 <w:bdr w:val="single" w:sz="4" w:space="0" w:color="C3C9D4"/>
                 <w:shd w:val="clear" w:color="auto" w:fill="F1F3F7"/>
               </w:rPr>
-              <w:t> Ctrl+Alt+Q </w:t>
-            </w:r>
-          </w:p>
-        </w:tc>
-        <w:tc>
-          <w:tcPr>
-            <w:tcW w:w="4091" w:type="dxa"/>
-            <w:tcMar>
-              <w:top w:w="90" w:type="dxa"/>
-              <w:left w:w="140" w:type="dxa"/>
-              <w:bottom w:w="90" w:type="dxa"/>
-              <w:right w:w="140" w:type="dxa"/>
-            </w:tcMar>
-            <w:vAlign w:val="center"/>
-          </w:tcPr>
-          <w:p>
-            <w:pPr>
-              <w:spacing w:after="0" w:line="300" w:lineRule="auto"/>
-            </w:pPr>
-            <w:r>
-              <w:rPr>
-                <w:sz w:val="19"/>
-                <w:szCs w:val="19"/>
-              </w:rPr>
-              <w:t>Scan whole screen</w:t>
-            </w:r>
-          </w:p>
-        </w:tc>
-      </w:tr>
-      <w:tr>
-        <w:trPr>
-          <w:cantSplit/>
-        </w:trPr>
-        <w:tc>
-          <w:tcPr>
-            <w:tcW w:w="2789" w:type="dxa"/>
-            <w:tcMar>
-              <w:top w:w="90" w:type="dxa"/>
-              <w:left w:w="140" w:type="dxa"/>
-              <w:bottom w:w="90" w:type="dxa"/>
-              <w:right w:w="140" w:type="dxa"/>
-            </w:tcMar>
-            <w:vAlign w:val="center"/>
-          </w:tcPr>
-          <w:p>
-            <w:pPr>
-              <w:spacing w:after="0" w:line="300" w:lineRule="auto"/>
-            </w:pPr>
-            <w:r>
-              <w:rPr>
-                <w:sz w:val="19"/>
-                <w:szCs w:val="19"/>
-              </w:rPr>
-              <w:t>Anywhere</w:t>
-            </w:r>
-          </w:p>
-        </w:tc>
-        <w:tc>
-          <w:tcPr>
-            <w:tcW w:w="2417" w:type="dxa"/>
-            <w:tcMar>
-              <w:top w:w="90" w:type="dxa"/>
-              <w:left w:w="140" w:type="dxa"/>
-              <w:bottom w:w="90" w:type="dxa"/>
-              <w:right w:w="140" w:type="dxa"/>
-            </w:tcMar>
-            <w:vAlign w:val="center"/>
-          </w:tcPr>
-          <w:p>
-            <w:pPr>
-              <w:spacing w:after="0" w:line="300" w:lineRule="auto"/>
-            </w:pPr>
+              <w:t> </w:t>
+            </w:r>
             <w:r>
               <w:rPr>
                 <w:b/>
@@ -20628,7 +21957,7 @@
                 <w:bdr w:val="single" w:sz="4" w:space="0" w:color="C3C9D4"/>
                 <w:shd w:val="clear" w:color="auto" w:fill="F1F3F7"/>
               </w:rPr>
-              <w:t> Ctrl+Alt+A </w:t>
+              <w:t>Ctrl+Alt+Q </w:t>
             </w:r>
           </w:p>
         </w:tc>
@@ -20652,12 +21981,18 @@
                 <w:sz w:val="19"/>
                 <w:szCs w:val="19"/>
               </w:rPr>
-              <w:t>Select area</w:t>
+              <w:t>Scan whole screen</w:t>
             </w:r>
           </w:p>
         </w:tc>
       </w:tr>
       <w:tr>
+        <w:tblPrEx>
+          <w:tblCellMar>
+            <w:top w:w="0" w:type="dxa"/>
+            <w:bottom w:w="0" w:type="dxa"/>
+          </w:tblCellMar>
+        </w:tblPrEx>
         <w:trPr>
           <w:cantSplit/>
         </w:trPr>
@@ -20710,78 +22045,8 @@
                 <w:bdr w:val="single" w:sz="4" w:space="0" w:color="C3C9D4"/>
                 <w:shd w:val="clear" w:color="auto" w:fill="F1F3F7"/>
               </w:rPr>
-              <w:t> Ctrl+Alt+W </w:t>
-            </w:r>
-          </w:p>
-        </w:tc>
-        <w:tc>
-          <w:tcPr>
-            <w:tcW w:w="4091" w:type="dxa"/>
-            <w:tcMar>
-              <w:top w:w="90" w:type="dxa"/>
-              <w:left w:w="140" w:type="dxa"/>
-              <w:bottom w:w="90" w:type="dxa"/>
-              <w:right w:w="140" w:type="dxa"/>
-            </w:tcMar>
-            <w:vAlign w:val="center"/>
-          </w:tcPr>
-          <w:p>
-            <w:pPr>
-              <w:spacing w:after="0" w:line="300" w:lineRule="auto"/>
-            </w:pPr>
-            <w:r>
-              <w:rPr>
-                <w:sz w:val="19"/>
-                <w:szCs w:val="19"/>
-              </w:rPr>
-              <w:t>Scan with camera</w:t>
-            </w:r>
-          </w:p>
-        </w:tc>
-      </w:tr>
-      <w:tr>
-        <w:trPr>
-          <w:cantSplit/>
-        </w:trPr>
-        <w:tc>
-          <w:tcPr>
-            <w:tcW w:w="2789" w:type="dxa"/>
-            <w:tcMar>
-              <w:top w:w="90" w:type="dxa"/>
-              <w:left w:w="140" w:type="dxa"/>
-              <w:bottom w:w="90" w:type="dxa"/>
-              <w:right w:w="140" w:type="dxa"/>
-            </w:tcMar>
-            <w:vAlign w:val="center"/>
-          </w:tcPr>
-          <w:p>
-            <w:pPr>
-              <w:spacing w:after="0" w:line="300" w:lineRule="auto"/>
-            </w:pPr>
-            <w:r>
-              <w:rPr>
-                <w:sz w:val="19"/>
-                <w:szCs w:val="19"/>
-              </w:rPr>
-              <w:t>Anywhere</w:t>
-            </w:r>
-          </w:p>
-        </w:tc>
-        <w:tc>
-          <w:tcPr>
-            <w:tcW w:w="2417" w:type="dxa"/>
-            <w:tcMar>
-              <w:top w:w="90" w:type="dxa"/>
-              <w:left w:w="140" w:type="dxa"/>
-              <w:bottom w:w="90" w:type="dxa"/>
-              <w:right w:w="140" w:type="dxa"/>
-            </w:tcMar>
-            <w:vAlign w:val="center"/>
-          </w:tcPr>
-          <w:p>
-            <w:pPr>
-              <w:spacing w:after="0" w:line="300" w:lineRule="auto"/>
-            </w:pPr>
+              <w:t> </w:t>
+            </w:r>
             <w:r>
               <w:rPr>
                 <w:b/>
@@ -20792,7 +22057,7 @@
                 <w:bdr w:val="single" w:sz="4" w:space="0" w:color="C3C9D4"/>
                 <w:shd w:val="clear" w:color="auto" w:fill="F1F3F7"/>
               </w:rPr>
-              <w:t> Ctrl+Alt+E </w:t>
+              <w:t>Ctrl+Alt+A </w:t>
             </w:r>
           </w:p>
         </w:tc>
@@ -20816,12 +22081,18 @@
                 <w:sz w:val="19"/>
                 <w:szCs w:val="19"/>
               </w:rPr>
-              <w:t>Show or hide the floating toolbar</w:t>
+              <w:t>Select area</w:t>
             </w:r>
           </w:p>
         </w:tc>
       </w:tr>
       <w:tr>
+        <w:tblPrEx>
+          <w:tblCellMar>
+            <w:top w:w="0" w:type="dxa"/>
+            <w:bottom w:w="0" w:type="dxa"/>
+          </w:tblCellMar>
+        </w:tblPrEx>
         <w:trPr>
           <w:cantSplit/>
         </w:trPr>
@@ -20845,7 +22116,7 @@
                 <w:sz w:val="19"/>
                 <w:szCs w:val="19"/>
               </w:rPr>
-              <w:t>Scan screen, preview</w:t>
+              <w:t>Anywhere</w:t>
             </w:r>
           </w:p>
         </w:tc>
@@ -20874,78 +22145,8 @@
                 <w:bdr w:val="single" w:sz="4" w:space="0" w:color="C3C9D4"/>
                 <w:shd w:val="clear" w:color="auto" w:fill="F1F3F7"/>
               </w:rPr>
-              <w:t> Enter </w:t>
-            </w:r>
-          </w:p>
-        </w:tc>
-        <w:tc>
-          <w:tcPr>
-            <w:tcW w:w="4091" w:type="dxa"/>
-            <w:tcMar>
-              <w:top w:w="90" w:type="dxa"/>
-              <w:left w:w="140" w:type="dxa"/>
-              <w:bottom w:w="90" w:type="dxa"/>
-              <w:right w:w="140" w:type="dxa"/>
-            </w:tcMar>
-            <w:vAlign w:val="center"/>
-          </w:tcPr>
-          <w:p>
-            <w:pPr>
-              <w:spacing w:after="0" w:line="300" w:lineRule="auto"/>
-            </w:pPr>
-            <w:r>
-              <w:rPr>
-                <w:sz w:val="19"/>
-                <w:szCs w:val="19"/>
-              </w:rPr>
-              <w:t>Open the selected code</w:t>
-            </w:r>
-          </w:p>
-        </w:tc>
-      </w:tr>
-      <w:tr>
-        <w:trPr>
-          <w:cantSplit/>
-        </w:trPr>
-        <w:tc>
-          <w:tcPr>
-            <w:tcW w:w="2789" w:type="dxa"/>
-            <w:tcMar>
-              <w:top w:w="90" w:type="dxa"/>
-              <w:left w:w="140" w:type="dxa"/>
-              <w:bottom w:w="90" w:type="dxa"/>
-              <w:right w:w="140" w:type="dxa"/>
-            </w:tcMar>
-            <w:vAlign w:val="center"/>
-          </w:tcPr>
-          <w:p>
-            <w:pPr>
-              <w:spacing w:after="0" w:line="300" w:lineRule="auto"/>
-            </w:pPr>
-            <w:r>
-              <w:rPr>
-                <w:sz w:val="19"/>
-                <w:szCs w:val="19"/>
-              </w:rPr>
-              <w:t>Scan screen, preview</w:t>
-            </w:r>
-          </w:p>
-        </w:tc>
-        <w:tc>
-          <w:tcPr>
-            <w:tcW w:w="2417" w:type="dxa"/>
-            <w:tcMar>
-              <w:top w:w="90" w:type="dxa"/>
-              <w:left w:w="140" w:type="dxa"/>
-              <w:bottom w:w="90" w:type="dxa"/>
-              <w:right w:w="140" w:type="dxa"/>
-            </w:tcMar>
-            <w:vAlign w:val="center"/>
-          </w:tcPr>
-          <w:p>
-            <w:pPr>
-              <w:spacing w:after="0" w:line="300" w:lineRule="auto"/>
-            </w:pPr>
+              <w:t> </w:t>
+            </w:r>
             <w:r>
               <w:rPr>
                 <w:b/>
@@ -20956,15 +22157,84 @@
                 <w:bdr w:val="single" w:sz="4" w:space="0" w:color="C3C9D4"/>
                 <w:shd w:val="clear" w:color="auto" w:fill="F1F3F7"/>
               </w:rPr>
-              <w:t> Tab </w:t>
-            </w:r>
-            <w:r>
-              <w:rPr>
-                <w:sz w:val="19"/>
-                <w:szCs w:val="19"/>
-              </w:rPr>
-              <w:t xml:space="preserve"> / </w:t>
-            </w:r>
+              <w:t>Ctrl+Alt+W </w:t>
+            </w:r>
+          </w:p>
+        </w:tc>
+        <w:tc>
+          <w:tcPr>
+            <w:tcW w:w="4091" w:type="dxa"/>
+            <w:tcMar>
+              <w:top w:w="90" w:type="dxa"/>
+              <w:left w:w="140" w:type="dxa"/>
+              <w:bottom w:w="90" w:type="dxa"/>
+              <w:right w:w="140" w:type="dxa"/>
+            </w:tcMar>
+            <w:vAlign w:val="center"/>
+          </w:tcPr>
+          <w:p>
+            <w:pPr>
+              <w:spacing w:after="0" w:line="300" w:lineRule="auto"/>
+            </w:pPr>
+            <w:r>
+              <w:rPr>
+                <w:sz w:val="19"/>
+                <w:szCs w:val="19"/>
+              </w:rPr>
+              <w:t>Scan with camera</w:t>
+            </w:r>
+          </w:p>
+        </w:tc>
+      </w:tr>
+      <w:tr>
+        <w:tblPrEx>
+          <w:tblCellMar>
+            <w:top w:w="0" w:type="dxa"/>
+            <w:bottom w:w="0" w:type="dxa"/>
+          </w:tblCellMar>
+        </w:tblPrEx>
+        <w:trPr>
+          <w:cantSplit/>
+        </w:trPr>
+        <w:tc>
+          <w:tcPr>
+            <w:tcW w:w="2789" w:type="dxa"/>
+            <w:tcMar>
+              <w:top w:w="90" w:type="dxa"/>
+              <w:left w:w="140" w:type="dxa"/>
+              <w:bottom w:w="90" w:type="dxa"/>
+              <w:right w:w="140" w:type="dxa"/>
+            </w:tcMar>
+            <w:vAlign w:val="center"/>
+          </w:tcPr>
+          <w:p>
+            <w:pPr>
+              <w:spacing w:after="0" w:line="300" w:lineRule="auto"/>
+            </w:pPr>
+            <w:r>
+              <w:rPr>
+                <w:sz w:val="19"/>
+                <w:szCs w:val="19"/>
+              </w:rPr>
+              <w:t>Anywhere</w:t>
+            </w:r>
+          </w:p>
+        </w:tc>
+        <w:tc>
+          <w:tcPr>
+            <w:tcW w:w="2417" w:type="dxa"/>
+            <w:tcMar>
+              <w:top w:w="90" w:type="dxa"/>
+              <w:left w:w="140" w:type="dxa"/>
+              <w:bottom w:w="90" w:type="dxa"/>
+              <w:right w:w="140" w:type="dxa"/>
+            </w:tcMar>
+            <w:vAlign w:val="center"/>
+          </w:tcPr>
+          <w:p>
+            <w:pPr>
+              <w:spacing w:after="0" w:line="300" w:lineRule="auto"/>
+            </w:pPr>
             <w:r>
               <w:rPr>
                 <w:b/>
@@ -20975,78 +22245,8 @@
                 <w:bdr w:val="single" w:sz="4" w:space="0" w:color="C3C9D4"/>
                 <w:shd w:val="clear" w:color="auto" w:fill="F1F3F7"/>
               </w:rPr>
-              <w:t> Shift+Tab </w:t>
-            </w:r>
-          </w:p>
-        </w:tc>
-        <w:tc>
-          <w:tcPr>
-            <w:tcW w:w="4091" w:type="dxa"/>
-            <w:tcMar>
-              <w:top w:w="90" w:type="dxa"/>
-              <w:left w:w="140" w:type="dxa"/>
-              <w:bottom w:w="90" w:type="dxa"/>
-              <w:right w:w="140" w:type="dxa"/>
-            </w:tcMar>
-            <w:vAlign w:val="center"/>
-          </w:tcPr>
-          <w:p>
-            <w:pPr>
-              <w:spacing w:after="0" w:line="300" w:lineRule="auto"/>
-            </w:pPr>
-            <w:r>
-              <w:rPr>
-                <w:sz w:val="19"/>
-                <w:szCs w:val="19"/>
-              </w:rPr>
-              <w:t>Select the next / previous code</w:t>
-            </w:r>
-          </w:p>
-        </w:tc>
-      </w:tr>
-      <w:tr>
-        <w:trPr>
-          <w:cantSplit/>
-        </w:trPr>
-        <w:tc>
-          <w:tcPr>
-            <w:tcW w:w="2789" w:type="dxa"/>
-            <w:tcMar>
-              <w:top w:w="90" w:type="dxa"/>
-              <w:left w:w="140" w:type="dxa"/>
-              <w:bottom w:w="90" w:type="dxa"/>
-              <w:right w:w="140" w:type="dxa"/>
-            </w:tcMar>
-            <w:vAlign w:val="center"/>
-          </w:tcPr>
-          <w:p>
-            <w:pPr>
-              <w:spacing w:after="0" w:line="300" w:lineRule="auto"/>
-            </w:pPr>
-            <w:r>
-              <w:rPr>
-                <w:sz w:val="19"/>
-                <w:szCs w:val="19"/>
-              </w:rPr>
-              <w:t>Scan screen, preview</w:t>
-            </w:r>
-          </w:p>
-        </w:tc>
-        <w:tc>
-          <w:tcPr>
-            <w:tcW w:w="2417" w:type="dxa"/>
-            <w:tcMar>
-              <w:top w:w="90" w:type="dxa"/>
-              <w:left w:w="140" w:type="dxa"/>
-              <w:bottom w:w="90" w:type="dxa"/>
-              <w:right w:w="140" w:type="dxa"/>
-            </w:tcMar>
-            <w:vAlign w:val="center"/>
-          </w:tcPr>
-          <w:p>
-            <w:pPr>
-              <w:spacing w:after="0" w:line="300" w:lineRule="auto"/>
-            </w:pPr>
+              <w:t> </w:t>
+            </w:r>
             <w:r>
               <w:rPr>
                 <w:b/>
@@ -21057,7 +22257,7 @@
                 <w:bdr w:val="single" w:sz="4" w:space="0" w:color="C3C9D4"/>
                 <w:shd w:val="clear" w:color="auto" w:fill="F1F3F7"/>
               </w:rPr>
-              <w:t> C </w:t>
+              <w:t>Ctrl+Alt+E </w:t>
             </w:r>
           </w:p>
         </w:tc>
@@ -21081,12 +22281,18 @@
                 <w:sz w:val="19"/>
                 <w:szCs w:val="19"/>
               </w:rPr>
-              <w:t>Copy the selected code</w:t>
+              <w:t>Show or hide the floating toolbar</w:t>
             </w:r>
           </w:p>
         </w:tc>
       </w:tr>
       <w:tr>
+        <w:tblPrEx>
+          <w:tblCellMar>
+            <w:top w:w="0" w:type="dxa"/>
+            <w:bottom w:w="0" w:type="dxa"/>
+          </w:tblCellMar>
+        </w:tblPrEx>
         <w:trPr>
           <w:cantSplit/>
         </w:trPr>
@@ -21110,7 +22316,7 @@
                 <w:sz w:val="19"/>
                 <w:szCs w:val="19"/>
               </w:rPr>
-              <w:t>Scan screen</w:t>
+              <w:t>Scan screen, preview</w:t>
             </w:r>
           </w:p>
         </w:tc>
@@ -21139,14 +22345,7 @@
                 <w:bdr w:val="single" w:sz="4" w:space="0" w:color="C3C9D4"/>
                 <w:shd w:val="clear" w:color="auto" w:fill="F1F3F7"/>
               </w:rPr>
-              <w:t> F </w:t>
-            </w:r>
-            <w:r>
-              <w:rPr>
-                <w:sz w:val="19"/>
-                <w:szCs w:val="19"/>
-              </w:rPr>
-              <w:t xml:space="preserve"> or </w:t>
+              <w:t> </w:t>
             </w:r>
             <w:r>
               <w:rPr>
@@ -21158,7 +22357,7 @@
                 <w:bdr w:val="single" w:sz="4" w:space="0" w:color="C3C9D4"/>
                 <w:shd w:val="clear" w:color="auto" w:fill="F1F3F7"/>
               </w:rPr>
-              <w:t> F5 </w:t>
+              <w:t>Enter </w:t>
             </w:r>
           </w:p>
         </w:tc>
@@ -21182,12 +22381,18 @@
                 <w:sz w:val="19"/>
                 <w:szCs w:val="19"/>
               </w:rPr>
-              <w:t>Search the whole screen again</w:t>
+              <w:t>Open the selected code</w:t>
             </w:r>
           </w:p>
         </w:tc>
       </w:tr>
       <w:tr>
+        <w:tblPrEx>
+          <w:tblCellMar>
+            <w:top w:w="0" w:type="dxa"/>
+            <w:bottom w:w="0" w:type="dxa"/>
+          </w:tblCellMar>
+        </w:tblPrEx>
         <w:trPr>
           <w:cantSplit/>
         </w:trPr>
@@ -21211,7 +22416,7 @@
                 <w:sz w:val="19"/>
                 <w:szCs w:val="19"/>
               </w:rPr>
-              <w:t>Scan screen, preview, generator</w:t>
+              <w:t>Scan screen, preview</w:t>
             </w:r>
           </w:p>
         </w:tc>
@@ -21240,7 +22445,381 @@
                 <w:bdr w:val="single" w:sz="4" w:space="0" w:color="C3C9D4"/>
                 <w:shd w:val="clear" w:color="auto" w:fill="F1F3F7"/>
               </w:rPr>
-              <w:t> Esc </w:t>
+              <w:t> </w:t>
+            </w:r>
+            <w:r>
+              <w:rPr>
+                <w:b/>
+                <w:bCs/>
+                <w:color w:val="2B3140"/>
+                <w:sz w:val="16"/>
+                <w:szCs w:val="16"/>
+                <w:bdr w:val="single" w:sz="4" w:space="0" w:color="C3C9D4"/>
+                <w:shd w:val="clear" w:color="auto" w:fill="F1F3F7"/>
+              </w:rPr>
+              <w:t>Tab </w:t>
+            </w:r>
+            <w:r>
+              <w:rPr>
+                <w:sz w:val="19"/>
+                <w:szCs w:val="19"/>
+              </w:rPr>
+              <w:t xml:space="preserve"> / </w:t>
+            </w:r>
+            <w:r>
+              <w:rPr>
+                <w:b/>
+                <w:bCs/>
+                <w:color w:val="2B3140"/>
+                <w:sz w:val="16"/>
+                <w:szCs w:val="16"/>
+                <w:bdr w:val="single" w:sz="4" w:space="0" w:color="C3C9D4"/>
+                <w:shd w:val="clear" w:color="auto" w:fill="F1F3F7"/>
+              </w:rPr>
+              <w:t> </w:t>
+            </w:r>
+            <w:r>
+              <w:rPr>
+                <w:b/>
+                <w:bCs/>
+                <w:color w:val="2B3140"/>
+                <w:sz w:val="16"/>
+                <w:szCs w:val="16"/>
+                <w:bdr w:val="single" w:sz="4" w:space="0" w:color="C3C9D4"/>
+                <w:shd w:val="clear" w:color="auto" w:fill="F1F3F7"/>
+              </w:rPr>
+              <w:t>Shift+Tab </w:t>
+            </w:r>
+          </w:p>
+        </w:tc>
+        <w:tc>
+          <w:tcPr>
+            <w:tcW w:w="4091" w:type="dxa"/>
+            <w:tcMar>
+              <w:top w:w="90" w:type="dxa"/>
+              <w:left w:w="140" w:type="dxa"/>
+              <w:bottom w:w="90" w:type="dxa"/>
+              <w:right w:w="140" w:type="dxa"/>
+            </w:tcMar>
+            <w:vAlign w:val="center"/>
+          </w:tcPr>
+          <w:p>
+            <w:pPr>
+              <w:spacing w:after="0" w:line="300" w:lineRule="auto"/>
+            </w:pPr>
+            <w:r>
+              <w:rPr>
+                <w:sz w:val="19"/>
+                <w:szCs w:val="19"/>
+              </w:rPr>
+              <w:t>Select the next / previous code</w:t>
+            </w:r>
+          </w:p>
+        </w:tc>
+      </w:tr>
+      <w:tr>
+        <w:tblPrEx>
+          <w:tblCellMar>
+            <w:top w:w="0" w:type="dxa"/>
+            <w:bottom w:w="0" w:type="dxa"/>
+          </w:tblCellMar>
+        </w:tblPrEx>
+        <w:trPr>
+          <w:cantSplit/>
+        </w:trPr>
+        <w:tc>
+          <w:tcPr>
+            <w:tcW w:w="2789" w:type="dxa"/>
+            <w:tcMar>
+              <w:top w:w="90" w:type="dxa"/>
+              <w:left w:w="140" w:type="dxa"/>
+              <w:bottom w:w="90" w:type="dxa"/>
+              <w:right w:w="140" w:type="dxa"/>
+            </w:tcMar>
+            <w:vAlign w:val="center"/>
+          </w:tcPr>
+          <w:p>
+            <w:pPr>
+              <w:spacing w:after="0" w:line="300" w:lineRule="auto"/>
+            </w:pPr>
+            <w:r>
+              <w:rPr>
+                <w:sz w:val="19"/>
+                <w:szCs w:val="19"/>
+              </w:rPr>
+              <w:t>Scan screen, preview</w:t>
+            </w:r>
+          </w:p>
+        </w:tc>
+        <w:tc>
+          <w:tcPr>
+            <w:tcW w:w="2417" w:type="dxa"/>
+            <w:tcMar>
+              <w:top w:w="90" w:type="dxa"/>
+              <w:left w:w="140" w:type="dxa"/>
+              <w:bottom w:w="90" w:type="dxa"/>
+              <w:right w:w="140" w:type="dxa"/>
+            </w:tcMar>
+            <w:vAlign w:val="center"/>
+          </w:tcPr>
+          <w:p>
+            <w:pPr>
+              <w:spacing w:after="0" w:line="300" w:lineRule="auto"/>
+            </w:pPr>
+            <w:r>
+              <w:rPr>
+                <w:b/>
+                <w:bCs/>
+                <w:color w:val="2B3140"/>
+                <w:sz w:val="16"/>
+                <w:szCs w:val="16"/>
+                <w:bdr w:val="single" w:sz="4" w:space="0" w:color="C3C9D4"/>
+                <w:shd w:val="clear" w:color="auto" w:fill="F1F3F7"/>
+              </w:rPr>
+              <w:t> </w:t>
+            </w:r>
+            <w:r>
+              <w:rPr>
+                <w:b/>
+                <w:bCs/>
+                <w:color w:val="2B3140"/>
+                <w:sz w:val="16"/>
+                <w:szCs w:val="16"/>
+                <w:bdr w:val="single" w:sz="4" w:space="0" w:color="C3C9D4"/>
+                <w:shd w:val="clear" w:color="auto" w:fill="F1F3F7"/>
+              </w:rPr>
+              <w:t>C </w:t>
+            </w:r>
+          </w:p>
+        </w:tc>
+        <w:tc>
+          <w:tcPr>
+            <w:tcW w:w="4091" w:type="dxa"/>
+            <w:tcMar>
+              <w:top w:w="90" w:type="dxa"/>
+              <w:left w:w="140" w:type="dxa"/>
+              <w:bottom w:w="90" w:type="dxa"/>
+              <w:right w:w="140" w:type="dxa"/>
+            </w:tcMar>
+            <w:vAlign w:val="center"/>
+          </w:tcPr>
+          <w:p>
+            <w:pPr>
+              <w:spacing w:after="0" w:line="300" w:lineRule="auto"/>
+            </w:pPr>
+            <w:r>
+              <w:rPr>
+                <w:sz w:val="19"/>
+                <w:szCs w:val="19"/>
+              </w:rPr>
+              <w:t>Copy the selected code</w:t>
+            </w:r>
+          </w:p>
+        </w:tc>
+      </w:tr>
+      <w:tr>
+        <w:tblPrEx>
+          <w:tblCellMar>
+            <w:top w:w="0" w:type="dxa"/>
+            <w:bottom w:w="0" w:type="dxa"/>
+          </w:tblCellMar>
+        </w:tblPrEx>
+        <w:trPr>
+          <w:cantSplit/>
+        </w:trPr>
+        <w:tc>
+          <w:tcPr>
+            <w:tcW w:w="2789" w:type="dxa"/>
+            <w:tcMar>
+              <w:top w:w="90" w:type="dxa"/>
+              <w:left w:w="140" w:type="dxa"/>
+              <w:bottom w:w="90" w:type="dxa"/>
+              <w:right w:w="140" w:type="dxa"/>
+            </w:tcMar>
+            <w:vAlign w:val="center"/>
+          </w:tcPr>
+          <w:p>
+            <w:pPr>
+              <w:spacing w:after="0" w:line="300" w:lineRule="auto"/>
+            </w:pPr>
+            <w:r>
+              <w:rPr>
+                <w:sz w:val="19"/>
+                <w:szCs w:val="19"/>
+              </w:rPr>
+              <w:t>Scan screen</w:t>
+            </w:r>
+          </w:p>
+        </w:tc>
+        <w:tc>
+          <w:tcPr>
+            <w:tcW w:w="2417" w:type="dxa"/>
+            <w:tcMar>
+              <w:top w:w="90" w:type="dxa"/>
+              <w:left w:w="140" w:type="dxa"/>
+              <w:bottom w:w="90" w:type="dxa"/>
+              <w:right w:w="140" w:type="dxa"/>
+            </w:tcMar>
+            <w:vAlign w:val="center"/>
+          </w:tcPr>
+          <w:p>
+            <w:pPr>
+              <w:spacing w:after="0" w:line="300" w:lineRule="auto"/>
+            </w:pPr>
+            <w:r>
+              <w:rPr>
+                <w:b/>
+                <w:bCs/>
+                <w:color w:val="2B3140"/>
+                <w:sz w:val="16"/>
+                <w:szCs w:val="16"/>
+                <w:bdr w:val="single" w:sz="4" w:space="0" w:color="C3C9D4"/>
+                <w:shd w:val="clear" w:color="auto" w:fill="F1F3F7"/>
+              </w:rPr>
+              <w:t> </w:t>
+            </w:r>
+            <w:r>
+              <w:rPr>
+                <w:b/>
+                <w:bCs/>
+                <w:color w:val="2B3140"/>
+                <w:sz w:val="16"/>
+                <w:szCs w:val="16"/>
+                <w:bdr w:val="single" w:sz="4" w:space="0" w:color="C3C9D4"/>
+                <w:shd w:val="clear" w:color="auto" w:fill="F1F3F7"/>
+              </w:rPr>
+              <w:t>F </w:t>
+            </w:r>
+            <w:r>
+              <w:rPr>
+                <w:sz w:val="19"/>
+                <w:szCs w:val="19"/>
+              </w:rPr>
+              <w:t xml:space="preserve"> or </w:t>
+            </w:r>
+            <w:r>
+              <w:rPr>
+                <w:b/>
+                <w:bCs/>
+                <w:color w:val="2B3140"/>
+                <w:sz w:val="16"/>
+                <w:szCs w:val="16"/>
+                <w:bdr w:val="single" w:sz="4" w:space="0" w:color="C3C9D4"/>
+                <w:shd w:val="clear" w:color="auto" w:fill="F1F3F7"/>
+              </w:rPr>
+              <w:t> </w:t>
+            </w:r>
+            <w:r>
+              <w:rPr>
+                <w:b/>
+                <w:bCs/>
+                <w:color w:val="2B3140"/>
+                <w:sz w:val="16"/>
+                <w:szCs w:val="16"/>
+                <w:bdr w:val="single" w:sz="4" w:space="0" w:color="C3C9D4"/>
+                <w:shd w:val="clear" w:color="auto" w:fill="F1F3F7"/>
+              </w:rPr>
+              <w:t>F5 </w:t>
+            </w:r>
+          </w:p>
+        </w:tc>
+        <w:tc>
+          <w:tcPr>
+            <w:tcW w:w="4091" w:type="dxa"/>
+            <w:tcMar>
+              <w:top w:w="90" w:type="dxa"/>
+              <w:left w:w="140" w:type="dxa"/>
+              <w:bottom w:w="90" w:type="dxa"/>
+              <w:right w:w="140" w:type="dxa"/>
+            </w:tcMar>
+            <w:vAlign w:val="center"/>
+          </w:tcPr>
+          <w:p>
+            <w:pPr>
+              <w:spacing w:after="0" w:line="300" w:lineRule="auto"/>
+            </w:pPr>
+            <w:r>
+              <w:rPr>
+                <w:sz w:val="19"/>
+                <w:szCs w:val="19"/>
+              </w:rPr>
+              <w:t>Search the whole screen again</w:t>
+            </w:r>
+          </w:p>
+        </w:tc>
+      </w:tr>
+      <w:tr>
+        <w:tblPrEx>
+          <w:tblCellMar>
+            <w:top w:w="0" w:type="dxa"/>
+            <w:bottom w:w="0" w:type="dxa"/>
+          </w:tblCellMar>
+        </w:tblPrEx>
+        <w:trPr>
+          <w:cantSplit/>
+        </w:trPr>
+        <w:tc>
+          <w:tcPr>
+            <w:tcW w:w="2789" w:type="dxa"/>
+            <w:tcMar>
+              <w:top w:w="90" w:type="dxa"/>
+              <w:left w:w="140" w:type="dxa"/>
+              <w:bottom w:w="90" w:type="dxa"/>
+              <w:right w:w="140" w:type="dxa"/>
+            </w:tcMar>
+            <w:vAlign w:val="center"/>
+          </w:tcPr>
+          <w:p>
+            <w:pPr>
+              <w:spacing w:after="0" w:line="300" w:lineRule="auto"/>
+            </w:pPr>
+            <w:r>
+              <w:rPr>
+                <w:sz w:val="19"/>
+                <w:szCs w:val="19"/>
+              </w:rPr>
+              <w:t>Scan screen, preview, generator</w:t>
+            </w:r>
+          </w:p>
+        </w:tc>
+        <w:tc>
+          <w:tcPr>
+            <w:tcW w:w="2417" w:type="dxa"/>
+            <w:tcMar>
+              <w:top w:w="90" w:type="dxa"/>
+              <w:left w:w="140" w:type="dxa"/>
+              <w:bottom w:w="90" w:type="dxa"/>
+              <w:right w:w="140" w:type="dxa"/>
+            </w:tcMar>
+            <w:vAlign w:val="center"/>
+          </w:tcPr>
+          <w:p>
+            <w:pPr>
+              <w:spacing w:after="0" w:line="300" w:lineRule="auto"/>
+            </w:pPr>
+            <w:r>
+              <w:rPr>
+                <w:b/>
+                <w:bCs/>
+                <w:color w:val="2B3140"/>
+                <w:sz w:val="16"/>
+                <w:szCs w:val="16"/>
+                <w:bdr w:val="single" w:sz="4" w:space="0" w:color="C3C9D4"/>
+                <w:shd w:val="clear" w:color="auto" w:fill="F1F3F7"/>
+              </w:rPr>
+              <w:t> </w:t>
+            </w:r>
+            <w:r>
+              <w:rPr>
+                <w:b/>
+                <w:bCs/>
+                <w:color w:val="2B3140"/>
+                <w:sz w:val="16"/>
+                <w:szCs w:val="16"/>
+                <w:bdr w:val="single" w:sz="4" w:space="0" w:color="C3C9D4"/>
+                <w:shd w:val="clear" w:color="auto" w:fill="F1F3F7"/>
+              </w:rPr>
+              <w:t>Esc </w:t>
             </w:r>
           </w:p>
         </w:tc>
@@ -21312,7 +22891,7 @@
       <w:pPr>
         <w:pStyle w:val="1"/>
       </w:pPr>
-      <w:bookmarkStart w:id="58" w:name="_Toc242998982"/>
+      <w:bookmarkStart w:id="58" w:name="_Toc243953761"/>
       <w:r>
         <w:t>B Supported codes</w:t>
       </w:r>
@@ -21341,6 +22920,12 @@
         <w:gridCol w:w="6509"/>
       </w:tblGrid>
       <w:tr>
+        <w:tblPrEx>
+          <w:tblCellMar>
+            <w:top w:w="0" w:type="dxa"/>
+            <w:bottom w:w="0" w:type="dxa"/>
+          </w:tblCellMar>
+        </w:tblPrEx>
         <w:trPr>
           <w:cantSplit/>
           <w:tblHeader/>
@@ -21403,6 +22988,12 @@
         </w:tc>
       </w:tr>
       <w:tr>
+        <w:tblPrEx>
+          <w:tblCellMar>
+            <w:top w:w="0" w:type="dxa"/>
+            <w:bottom w:w="0" w:type="dxa"/>
+          </w:tblCellMar>
+        </w:tblPrEx>
         <w:trPr>
           <w:cantSplit/>
         </w:trPr>
@@ -21456,6 +23047,12 @@
         </w:tc>
       </w:tr>
       <w:tr>
+        <w:tblPrEx>
+          <w:tblCellMar>
+            <w:top w:w="0" w:type="dxa"/>
+            <w:bottom w:w="0" w:type="dxa"/>
+          </w:tblCellMar>
+        </w:tblPrEx>
         <w:trPr>
           <w:cantSplit/>
         </w:trPr>
@@ -21537,6 +23134,12 @@
         <w:gridCol w:w="6509"/>
       </w:tblGrid>
       <w:tr>
+        <w:tblPrEx>
+          <w:tblCellMar>
+            <w:top w:w="0" w:type="dxa"/>
+            <w:bottom w:w="0" w:type="dxa"/>
+          </w:tblCellMar>
+        </w:tblPrEx>
         <w:trPr>
           <w:cantSplit/>
           <w:tblHeader/>
@@ -21599,6 +23202,12 @@
         </w:tc>
       </w:tr>
       <w:tr>
+        <w:tblPrEx>
+          <w:tblCellMar>
+            <w:top w:w="0" w:type="dxa"/>
+            <w:bottom w:w="0" w:type="dxa"/>
+          </w:tblCellMar>
+        </w:tblPrEx>
         <w:trPr>
           <w:cantSplit/>
         </w:trPr>
@@ -21655,6 +23264,12 @@
         </w:tc>
       </w:tr>
       <w:tr>
+        <w:tblPrEx>
+          <w:tblCellMar>
+            <w:top w:w="0" w:type="dxa"/>
+            <w:bottom w:w="0" w:type="dxa"/>
+          </w:tblCellMar>
+        </w:tblPrEx>
         <w:trPr>
           <w:cantSplit/>
         </w:trPr>
@@ -21711,6 +23326,12 @@
         </w:tc>
       </w:tr>
       <w:tr>
+        <w:tblPrEx>
+          <w:tblCellMar>
+            <w:top w:w="0" w:type="dxa"/>
+            <w:bottom w:w="0" w:type="dxa"/>
+          </w:tblCellMar>
+        </w:tblPrEx>
         <w:trPr>
           <w:cantSplit/>
         </w:trPr>
@@ -21798,6 +23419,12 @@
         </w:tc>
       </w:tr>
       <w:tr>
+        <w:tblPrEx>
+          <w:tblCellMar>
+            <w:top w:w="0" w:type="dxa"/>
+            <w:bottom w:w="0" w:type="dxa"/>
+          </w:tblCellMar>
+        </w:tblPrEx>
         <w:trPr>
           <w:cantSplit/>
         </w:trPr>
@@ -21871,6 +23498,12 @@
         </w:tc>
       </w:tr>
       <w:tr>
+        <w:tblPrEx>
+          <w:tblCellMar>
+            <w:top w:w="0" w:type="dxa"/>
+            <w:bottom w:w="0" w:type="dxa"/>
+          </w:tblCellMar>
+        </w:tblPrEx>
         <w:trPr>
           <w:cantSplit/>
         </w:trPr>
@@ -21961,6 +23594,12 @@
         </w:tc>
       </w:tr>
       <w:tr>
+        <w:tblPrEx>
+          <w:tblCellMar>
+            <w:top w:w="0" w:type="dxa"/>
+            <w:bottom w:w="0" w:type="dxa"/>
+          </w:tblCellMar>
+        </w:tblPrEx>
         <w:trPr>
           <w:cantSplit/>
         </w:trPr>
@@ -22017,6 +23656,12 @@
         </w:tc>
       </w:tr>
       <w:tr>
+        <w:tblPrEx>
+          <w:tblCellMar>
+            <w:top w:w="0" w:type="dxa"/>
+            <w:bottom w:w="0" w:type="dxa"/>
+          </w:tblCellMar>
+        </w:tblPrEx>
         <w:trPr>
           <w:cantSplit/>
         </w:trPr>
@@ -22073,6 +23718,12 @@
         </w:tc>
       </w:tr>
       <w:tr>
+        <w:tblPrEx>
+          <w:tblCellMar>
+            <w:top w:w="0" w:type="dxa"/>
+            <w:bottom w:w="0" w:type="dxa"/>
+          </w:tblCellMar>
+        </w:tblPrEx>
         <w:trPr>
           <w:cantSplit/>
         </w:trPr>
@@ -22153,6 +23804,12 @@
         </w:tc>
       </w:tr>
       <w:tr>
+        <w:tblPrEx>
+          <w:tblCellMar>
+            <w:top w:w="0" w:type="dxa"/>
+            <w:bottom w:w="0" w:type="dxa"/>
+          </w:tblCellMar>
+        </w:tblPrEx>
         <w:trPr>
           <w:cantSplit/>
         </w:trPr>
@@ -22231,7 +23888,7 @@
         </w:rPr>
         <w:lastRenderedPageBreak/>
         <w:drawing>
-          <wp:anchor distT="0" distB="0" distL="0" distR="0" simplePos="0" relativeHeight="251658240" behindDoc="1" locked="0" layoutInCell="1" allowOverlap="1" wp14:anchorId="331F9FA3" wp14:editId="5F3C0329">
+          <wp:anchor distT="0" distB="0" distL="0" distR="0" simplePos="0" relativeHeight="251658240" behindDoc="1" locked="0" layoutInCell="1" allowOverlap="1" wp14:anchorId="627F0E8E" wp14:editId="3F5E4BBB">
             <wp:simplePos x="0" y="0"/>
             <wp:positionH relativeFrom="page">
               <wp:posOffset>0</wp:posOffset>
@@ -22242,7 +23899,7 @@
             <wp:extent cx="7562850" cy="10696575"/>
             <wp:effectExtent l="0" t="0" r="0" b="0"/>
             <wp:wrapNone/>
-            <wp:docPr id="554807022" name="back" descr="QRcode tool User Manual" title="back"/>
+            <wp:docPr id="2074859102" name="back" descr="QRcode tool User Manual" title="back"/>
             <wp:cNvGraphicFramePr>
               <a:graphicFrameLocks xmlns:a="http://schemas.openxmlformats.org/drawingml/2006/main" noChangeAspect="1"/>
             </wp:cNvGraphicFramePr>
@@ -22440,7 +24097,7 @@
           <w:sz w:val="20"/>
           <w:szCs w:val="20"/>
         </w:rPr>
-        <w:t>QRcode tool 1.0.0</w:t>
+        <w:t>QRcode tool 1.0.1</w:t>
       </w:r>
     </w:p>
     <w:sectPr>
@@ -22664,10 +24321,10 @@
 <file path=word/numbering.xml><?xml version="1.0" encoding="utf-8"?>
 <w:numbering xmlns:wpc="http://schemas.microsoft.com/office/word/2010/wordprocessingCanvas" xmlns:cx="http://schemas.microsoft.com/office/drawing/2014/chartex" xmlns:cx1="http://schemas.microsoft.com/office/drawing/2015/9/8/chartex" xmlns:cx2="http://schemas.microsoft.com/office/drawing/2015/10/21/chartex" xmlns:cx3="http://schemas.microsoft.com/office/drawing/2016/5/9/chartex" xmlns:cx4="http://schemas.microsoft.com/office/drawing/2016/5/10/chartex" xmlns:cx5="http://schemas.microsoft.com/office/drawing/2016/5/11/chartex" xmlns:cx6="http://schemas.microsoft.com/office/drawing/2016/5/12/chartex" xmlns:cx7="http://schemas.microsoft.com/office/drawing/2016/5/13/chartex" xmlns:cx8="http://schemas.microsoft.com/office/drawing/2016/5/14/chartex" xmlns:mc="http://schemas.openxmlformats.org/markup-compatibility/2006" xmlns:aink="http://schemas.microsoft.com/office/drawing/2016/ink" xmlns:am3d="http://schemas.microsoft.com/office/drawing/2017/model3d" xmlns:o="urn:schemas-microsoft-com:office:office" xmlns:oel="http://schemas.microsoft.com/office/2019/extlst" xmlns:r="http://schemas.openxmlformats.org/officeDocument/2006/relationships" xmlns:m="http://schemas.openxmlformats.org/officeDocument/2006/math" xmlns:v="urn:schemas-microsoft-com:vml" xmlns:wp14="http://schemas.microsoft.com/office/word/2010/wordprocessingDrawing" xmlns:wp="http://schemas.openxmlformats.org/drawingml/2006/wordprocessingDrawing" xmlns:w10="urn:schemas-microsoft-com:office:word" xmlns:w="http://schemas.openxmlformats.org/wordprocessingml/2006/main" xmlns:w14="http://schemas.microsoft.com/office/word/2010/wordml" xmlns:w15="http://schemas.microsoft.com/office/word/2012/wordml" xmlns:w16cex="http://schemas.microsoft.com/office/word/2018/wordml/cex" xmlns:w16cid="http://schemas.microsoft.com/office/word/2016/wordml/cid" xmlns:w16="http://schemas.microsoft.com/office/word/2018/wordml" xmlns:w16du="http://schemas.microsoft.com/office/word/2023/wordml/word16du" xmlns:w16sdtdh="http://schemas.microsoft.com/office/word/2020/wordml/sdtdatahash" xmlns:w16sdtfl="http://schemas.microsoft.com/office/word/2024/wordml/sdtformatlock" xmlns:w16se="http://schemas.microsoft.com/office/word/2015/wordml/symex" xmlns:wpg="http://schemas.microsoft.com/office/word/2010/wordprocessingGroup" xmlns:wpi="http://schemas.microsoft.com/office/word/2010/wordprocessingInk" xmlns:wne="http://schemas.microsoft.com/office/word/2006/wordml" xmlns:wps="http://schemas.microsoft.com/office/word/2010/wordprocessingShape" mc:Ignorable="w14 w15 w16se w16cid w16 w16cex w16sdtdh w16sdtfl w16du wp14">
   <w:abstractNum w:abstractNumId="0" w15:restartNumberingAfterBreak="0">
-    <w:nsid w:val="2EBB72A7"/>
+    <w:nsid w:val="0E6A22BA"/>
     <w:multiLevelType w:val="hybridMultilevel"/>
-    <w:tmpl w:val="66D80A44"/>
-    <w:lvl w:ilvl="0" w:tplc="39CE0D0A">
+    <w:tmpl w:val="DE223836"/>
+    <w:lvl w:ilvl="0" w:tplc="B700F770">
       <w:start w:val="1"/>
       <w:numFmt w:val="bullet"/>
       <w:lvlText w:val="•"/>
@@ -22679,52 +24336,52 @@
         <w:color w:val="1D4FFF"/>
       </w:rPr>
     </w:lvl>
-    <w:lvl w:ilvl="1" w:tplc="AB02E968">
+    <w:lvl w:ilvl="1" w:tplc="49EE9450">
       <w:numFmt w:val="decimal"/>
       <w:lvlText w:val=""/>
       <w:lvlJc w:val="left"/>
     </w:lvl>
-    <w:lvl w:ilvl="2" w:tplc="FCC84C42">
+    <w:lvl w:ilvl="2" w:tplc="663C7C10">
       <w:numFmt w:val="decimal"/>
       <w:lvlText w:val=""/>
       <w:lvlJc w:val="left"/>
     </w:lvl>
-    <w:lvl w:ilvl="3" w:tplc="E196C976">
+    <w:lvl w:ilvl="3" w:tplc="1774320A">
       <w:numFmt w:val="decimal"/>
       <w:lvlText w:val=""/>
       <w:lvlJc w:val="left"/>
     </w:lvl>
-    <w:lvl w:ilvl="4" w:tplc="5B60DE50">
+    <w:lvl w:ilvl="4" w:tplc="092AF6B8">
       <w:numFmt w:val="decimal"/>
       <w:lvlText w:val=""/>
       <w:lvlJc w:val="left"/>
     </w:lvl>
-    <w:lvl w:ilvl="5" w:tplc="40267E1C">
+    <w:lvl w:ilvl="5" w:tplc="A91C1BCE">
       <w:numFmt w:val="decimal"/>
       <w:lvlText w:val=""/>
       <w:lvlJc w:val="left"/>
     </w:lvl>
-    <w:lvl w:ilvl="6" w:tplc="6FC2FC08">
+    <w:lvl w:ilvl="6" w:tplc="2A00918E">
       <w:numFmt w:val="decimal"/>
       <w:lvlText w:val=""/>
       <w:lvlJc w:val="left"/>
     </w:lvl>
-    <w:lvl w:ilvl="7" w:tplc="6A04B88A">
+    <w:lvl w:ilvl="7" w:tplc="72BE3B96">
       <w:numFmt w:val="decimal"/>
       <w:lvlText w:val=""/>
       <w:lvlJc w:val="left"/>
     </w:lvl>
-    <w:lvl w:ilvl="8" w:tplc="17847E94">
+    <w:lvl w:ilvl="8" w:tplc="3B0A7B6C">
       <w:numFmt w:val="decimal"/>
       <w:lvlText w:val=""/>
       <w:lvlJc w:val="left"/>
     </w:lvl>
   </w:abstractNum>
   <w:abstractNum w:abstractNumId="1" w15:restartNumberingAfterBreak="0">
-    <w:nsid w:val="32366C89"/>
+    <w:nsid w:val="15062C31"/>
     <w:multiLevelType w:val="hybridMultilevel"/>
-    <w:tmpl w:val="1332E3C6"/>
-    <w:lvl w:ilvl="0" w:tplc="CAB87EC8">
+    <w:tmpl w:val="2064FE80"/>
+    <w:lvl w:ilvl="0" w:tplc="3C64244C">
       <w:start w:val="1"/>
       <w:numFmt w:val="decimal"/>
       <w:lvlText w:val="%1."/>
@@ -22738,52 +24395,52 @@
         <w:color w:val="1D4FFF"/>
       </w:rPr>
     </w:lvl>
-    <w:lvl w:ilvl="1" w:tplc="280EEE70">
+    <w:lvl w:ilvl="1" w:tplc="012C6B38">
       <w:numFmt w:val="decimal"/>
       <w:lvlText w:val=""/>
       <w:lvlJc w:val="left"/>
     </w:lvl>
-    <w:lvl w:ilvl="2" w:tplc="DAC8ADF6">
+    <w:lvl w:ilvl="2" w:tplc="C52CA904">
       <w:numFmt w:val="decimal"/>
       <w:lvlText w:val=""/>
       <w:lvlJc w:val="left"/>
     </w:lvl>
-    <w:lvl w:ilvl="3" w:tplc="302695A6">
+    <w:lvl w:ilvl="3" w:tplc="980C6CCA">
       <w:numFmt w:val="decimal"/>
       <w:lvlText w:val=""/>
       <w:lvlJc w:val="left"/>
     </w:lvl>
-    <w:lvl w:ilvl="4" w:tplc="A4D6143E">
+    <w:lvl w:ilvl="4" w:tplc="D87EE6D2">
       <w:numFmt w:val="decimal"/>
       <w:lvlText w:val=""/>
       <w:lvlJc w:val="left"/>
     </w:lvl>
-    <w:lvl w:ilvl="5" w:tplc="F0F0D2B8">
+    <w:lvl w:ilvl="5" w:tplc="B5588072">
       <w:numFmt w:val="decimal"/>
       <w:lvlText w:val=""/>
       <w:lvlJc w:val="left"/>
     </w:lvl>
-    <w:lvl w:ilvl="6" w:tplc="694E4D6C">
+    <w:lvl w:ilvl="6" w:tplc="0486E0D6">
       <w:numFmt w:val="decimal"/>
       <w:lvlText w:val=""/>
       <w:lvlJc w:val="left"/>
     </w:lvl>
-    <w:lvl w:ilvl="7" w:tplc="82DE0DB6">
+    <w:lvl w:ilvl="7" w:tplc="12024EE2">
       <w:numFmt w:val="decimal"/>
       <w:lvlText w:val=""/>
       <w:lvlJc w:val="left"/>
     </w:lvl>
-    <w:lvl w:ilvl="8" w:tplc="3D7878E2">
+    <w:lvl w:ilvl="8" w:tplc="93C2F3AA">
       <w:numFmt w:val="decimal"/>
       <w:lvlText w:val=""/>
       <w:lvlJc w:val="left"/>
     </w:lvl>
   </w:abstractNum>
   <w:abstractNum w:abstractNumId="2" w15:restartNumberingAfterBreak="0">
-    <w:nsid w:val="7CB16361"/>
+    <w:nsid w:val="68571B66"/>
     <w:multiLevelType w:val="hybridMultilevel"/>
-    <w:tmpl w:val="41188BF4"/>
-    <w:lvl w:ilvl="0" w:tplc="9F9812A0">
+    <w:tmpl w:val="A10CF4FC"/>
+    <w:lvl w:ilvl="0" w:tplc="09A8BE0A">
       <w:start w:val="1"/>
       <w:numFmt w:val="bullet"/>
       <w:lvlText w:val="●"/>
@@ -22792,7 +24449,7 @@
         <w:ind w:left="720" w:hanging="360"/>
       </w:pPr>
     </w:lvl>
-    <w:lvl w:ilvl="1" w:tplc="CAA81C04">
+    <w:lvl w:ilvl="1" w:tplc="10DE97FC">
       <w:start w:val="1"/>
       <w:numFmt w:val="bullet"/>
       <w:lvlText w:val="○"/>
@@ -22801,7 +24458,7 @@
         <w:ind w:left="1440" w:hanging="360"/>
       </w:pPr>
     </w:lvl>
-    <w:lvl w:ilvl="2" w:tplc="3642DE4E">
+    <w:lvl w:ilvl="2" w:tplc="3AA2D260">
       <w:start w:val="1"/>
       <w:numFmt w:val="bullet"/>
       <w:lvlText w:val="■"/>
@@ -22810,7 +24467,7 @@
         <w:ind w:left="2160" w:hanging="360"/>
       </w:pPr>
     </w:lvl>
-    <w:lvl w:ilvl="3" w:tplc="EC401C0E">
+    <w:lvl w:ilvl="3" w:tplc="48E01460">
       <w:start w:val="1"/>
       <w:numFmt w:val="bullet"/>
       <w:lvlText w:val="●"/>
@@ -22819,7 +24476,7 @@
         <w:ind w:left="2880" w:hanging="360"/>
       </w:pPr>
     </w:lvl>
-    <w:lvl w:ilvl="4" w:tplc="CE1EFEA4">
+    <w:lvl w:ilvl="4" w:tplc="169496E2">
       <w:start w:val="1"/>
       <w:numFmt w:val="bullet"/>
       <w:lvlText w:val="○"/>
@@ -22828,7 +24485,7 @@
         <w:ind w:left="3600" w:hanging="360"/>
       </w:pPr>
     </w:lvl>
-    <w:lvl w:ilvl="5" w:tplc="8834D016">
+    <w:lvl w:ilvl="5" w:tplc="07B6233C">
       <w:start w:val="1"/>
       <w:numFmt w:val="bullet"/>
       <w:lvlText w:val="■"/>
@@ -22837,7 +24494,7 @@
         <w:ind w:left="4320" w:hanging="360"/>
       </w:pPr>
     </w:lvl>
-    <w:lvl w:ilvl="6" w:tplc="6792B848">
+    <w:lvl w:ilvl="6" w:tplc="30DE071C">
       <w:start w:val="1"/>
       <w:numFmt w:val="bullet"/>
       <w:lvlText w:val="●"/>
@@ -22846,7 +24503,7 @@
         <w:ind w:left="5040" w:hanging="360"/>
       </w:pPr>
     </w:lvl>
-    <w:lvl w:ilvl="7" w:tplc="30E05BAC">
+    <w:lvl w:ilvl="7" w:tplc="0D0A7BCA">
       <w:start w:val="1"/>
       <w:numFmt w:val="bullet"/>
       <w:lvlText w:val="●"/>
@@ -22855,7 +24512,7 @@
         <w:ind w:left="5760" w:hanging="360"/>
       </w:pPr>
     </w:lvl>
-    <w:lvl w:ilvl="8" w:tplc="2EC6E76C">
+    <w:lvl w:ilvl="8" w:tplc="7FC2A970">
       <w:start w:val="1"/>
       <w:numFmt w:val="bullet"/>
       <w:lvlText w:val="●"/>
@@ -22865,91 +24522,91 @@
       </w:pPr>
     </w:lvl>
   </w:abstractNum>
-  <w:num w:numId="1" w16cid:durableId="1984889173">
+  <w:num w:numId="1" w16cid:durableId="1619221719">
     <w:abstractNumId w:val="2"/>
     <w:lvlOverride w:ilvl="0">
       <w:startOverride w:val="1"/>
     </w:lvlOverride>
   </w:num>
-  <w:num w:numId="2" w16cid:durableId="1858157174">
+  <w:num w:numId="2" w16cid:durableId="1143233914">
     <w:abstractNumId w:val="0"/>
     <w:lvlOverride w:ilvl="0">
       <w:startOverride w:val="1"/>
     </w:lvlOverride>
   </w:num>
-  <w:num w:numId="3" w16cid:durableId="1010572311">
+  <w:num w:numId="3" w16cid:durableId="293415713">
     <w:abstractNumId w:val="1"/>
     <w:lvlOverride w:ilvl="0">
       <w:startOverride w:val="1"/>
     </w:lvlOverride>
   </w:num>
-  <w:num w:numId="4" w16cid:durableId="790827701">
+  <w:num w:numId="4" w16cid:durableId="1966230988">
     <w:abstractNumId w:val="1"/>
     <w:lvlOverride w:ilvl="0">
       <w:startOverride w:val="1"/>
     </w:lvlOverride>
   </w:num>
-  <w:num w:numId="5" w16cid:durableId="1880628822">
+  <w:num w:numId="5" w16cid:durableId="1288586438">
     <w:abstractNumId w:val="1"/>
     <w:lvlOverride w:ilvl="0">
       <w:startOverride w:val="1"/>
     </w:lvlOverride>
   </w:num>
-  <w:num w:numId="6" w16cid:durableId="1418480955">
+  <w:num w:numId="6" w16cid:durableId="1419987705">
     <w:abstractNumId w:val="1"/>
     <w:lvlOverride w:ilvl="0">
       <w:startOverride w:val="1"/>
     </w:lvlOverride>
   </w:num>
-  <w:num w:numId="7" w16cid:durableId="1008020888">
+  <w:num w:numId="7" w16cid:durableId="1543008430">
     <w:abstractNumId w:val="1"/>
     <w:lvlOverride w:ilvl="0">
       <w:startOverride w:val="1"/>
     </w:lvlOverride>
   </w:num>
-  <w:num w:numId="8" w16cid:durableId="1047291068">
+  <w:num w:numId="8" w16cid:durableId="1829518257">
     <w:abstractNumId w:val="1"/>
     <w:lvlOverride w:ilvl="0">
       <w:startOverride w:val="1"/>
     </w:lvlOverride>
   </w:num>
-  <w:num w:numId="9" w16cid:durableId="2147313859">
+  <w:num w:numId="9" w16cid:durableId="452095216">
     <w:abstractNumId w:val="1"/>
     <w:lvlOverride w:ilvl="0">
       <w:startOverride w:val="1"/>
     </w:lvlOverride>
   </w:num>
-  <w:num w:numId="10" w16cid:durableId="694771400">
+  <w:num w:numId="10" w16cid:durableId="1950623361">
     <w:abstractNumId w:val="1"/>
     <w:lvlOverride w:ilvl="0">
       <w:startOverride w:val="1"/>
     </w:lvlOverride>
   </w:num>
-  <w:num w:numId="11" w16cid:durableId="405617439">
+  <w:num w:numId="11" w16cid:durableId="1020358785">
     <w:abstractNumId w:val="1"/>
     <w:lvlOverride w:ilvl="0">
       <w:startOverride w:val="1"/>
     </w:lvlOverride>
   </w:num>
-  <w:num w:numId="12" w16cid:durableId="596136606">
+  <w:num w:numId="12" w16cid:durableId="2073699791">
     <w:abstractNumId w:val="1"/>
     <w:lvlOverride w:ilvl="0">
       <w:startOverride w:val="1"/>
     </w:lvlOverride>
   </w:num>
-  <w:num w:numId="13" w16cid:durableId="1822892213">
+  <w:num w:numId="13" w16cid:durableId="1140995350">
     <w:abstractNumId w:val="1"/>
     <w:lvlOverride w:ilvl="0">
       <w:startOverride w:val="1"/>
     </w:lvlOverride>
   </w:num>
-  <w:num w:numId="14" w16cid:durableId="148794761">
+  <w:num w:numId="14" w16cid:durableId="501163986">
     <w:abstractNumId w:val="1"/>
     <w:lvlOverride w:ilvl="0">
       <w:startOverride w:val="1"/>
     </w:lvlOverride>
   </w:num>
-  <w:num w:numId="15" w16cid:durableId="1426070349">
+  <w:num w:numId="15" w16cid:durableId="1956861952">
     <w:abstractNumId w:val="1"/>
     <w:lvlOverride w:ilvl="0">
       <w:startOverride w:val="1"/>
@@ -23580,7 +25237,7 @@
     <w:link w:val="aa"/>
     <w:uiPriority w:val="99"/>
     <w:unhideWhenUsed/>
-    <w:rsid w:val="00ED56BC"/>
+    <w:rsid w:val="00776FA6"/>
     <w:pPr>
       <w:tabs>
         <w:tab w:val="center" w:pos="4153"/>
@@ -23598,7 +25255,7 @@
     <w:basedOn w:val="a0"/>
     <w:link w:val="a9"/>
     <w:uiPriority w:val="99"/>
-    <w:rsid w:val="00ED56BC"/>
+    <w:rsid w:val="00776FA6"/>
     <w:rPr>
       <w:sz w:val="20"/>
       <w:szCs w:val="20"/>
@@ -23610,7 +25267,7 @@
     <w:link w:val="ac"/>
     <w:uiPriority w:val="99"/>
     <w:unhideWhenUsed/>
-    <w:rsid w:val="00ED56BC"/>
+    <w:rsid w:val="00776FA6"/>
     <w:pPr>
       <w:tabs>
         <w:tab w:val="center" w:pos="4153"/>
@@ -23628,7 +25285,7 @@
     <w:basedOn w:val="a0"/>
     <w:link w:val="ab"/>
     <w:uiPriority w:val="99"/>
-    <w:rsid w:val="00ED56BC"/>
+    <w:rsid w:val="00776FA6"/>
     <w:rPr>
       <w:sz w:val="20"/>
       <w:szCs w:val="20"/>
